--- a/whitepaper/ChronX_Whitepaper_v2.0.docx
+++ b/whitepaper/ChronX_Whitepaper_v2.0.docx
@@ -12,7 +12,7 @@
           <w:noProof/>
         </w:rPr>
         <w:drawing>
-          <wp:inline distT="0" distB="0" distL="0" distR="0" wp14:anchorId="4354E985" wp14:editId="2B8F6F8E">
+          <wp:inline distT="0" distB="0" distL="0" distR="0" wp14:anchorId="2FECAAD4" wp14:editId="25624D9A">
             <wp:extent cx="2667000" cy="447675"/>
             <wp:effectExtent l="0" t="0" r="0" b="0"/>
             <wp:docPr id="1" name="ChronX Logo" descr="ChronX Logo" title="ChronX"/>
@@ -5283,6 +5283,15 @@
     </w:p>
     <w:p>
       <w:pPr>
+        <w:spacing w:before="80" w:after="120"/>
+        <w:jc w:val="both"/>
+      </w:pPr>
+      <w:r>
+        <w:t>For transparency: the founding developer holds 100,000,000 KX (approximately 1.21% of total supply), drawn from the public sale allocation and disclosed at genesis. These funds are designated for seeding ecosystem interest, funding early development, and supporting protocol testing. No additional founder allocation exists beyond this disclosed amount.</w:t>
+      </w:r>
+    </w:p>
+    <w:p>
+      <w:pPr>
         <w:pStyle w:val="Heading2"/>
       </w:pPr>
       <w:r>
@@ -5929,6 +5938,7 @@
         <w:jc w:val="both"/>
       </w:pPr>
       <w:r>
+        <w:lastRenderedPageBreak/>
         <w:t>Its on-chain memo reads: “The humanity stake — 1,000,000 KX — locked until Jan 1 2127 00:00:00 UTC. The largest single promise in the ledger.”</w:t>
       </w:r>
     </w:p>
@@ -5993,7 +6003,6 @@
                 <w:sz w:val="23"/>
                 <w:szCs w:val="23"/>
               </w:rPr>
-              <w:lastRenderedPageBreak/>
               <w:t>The Humanity Stake</w:t>
             </w:r>
           </w:p>
@@ -6173,6 +6182,7 @@
         <w:pStyle w:val="Heading2"/>
       </w:pPr>
       <w:r>
+        <w:lastRenderedPageBreak/>
         <w:t>5.1 One Coin Per Person</w:t>
       </w:r>
     </w:p>
@@ -6182,7 +6192,6 @@
         <w:jc w:val="both"/>
       </w:pPr>
       <w:r>
-        <w:lastRenderedPageBreak/>
         <w:t xml:space="preserve">The total supply of 8,270,000,000 KX was chosen to match the world population on January 1, 2026. This is a statement of intent: </w:t>
       </w:r>
       <w:proofErr w:type="spellStart"/>
@@ -6392,6 +6401,7 @@
         <w:spacing w:before="60" w:after="60"/>
       </w:pPr>
       <w:r>
+        <w:lastRenderedPageBreak/>
         <w:t>Lock records carry versioned schemas — old locks remain valid as new lock versions are introduced</w:t>
       </w:r>
     </w:p>
@@ -6405,7 +6415,6 @@
         <w:spacing w:before="60" w:after="60"/>
       </w:pPr>
       <w:r>
-        <w:lastRenderedPageBreak/>
         <w:t xml:space="preserve">Certificate types are registered on-chain via governance, not hard-coded as </w:t>
       </w:r>
       <w:proofErr w:type="spellStart"/>
@@ -17319,10 +17328,10 @@
           <w:noProof/>
         </w:rPr>
         <w:drawing>
-          <wp:inline distT="0" distB="0" distL="0" distR="0" wp14:anchorId="38B76511" wp14:editId="6EAD05C7">
+          <wp:inline distT="0" distB="0" distL="0" distR="0" wp14:anchorId="4747C478" wp14:editId="2748F9ED">
             <wp:extent cx="1333500" cy="219075"/>
             <wp:effectExtent l="0" t="0" r="0" b="0"/>
-            <wp:docPr id="1766534284" name="ChronX Logo" descr="ChronX Logo" title="ChronX"/>
+            <wp:docPr id="980285674" name="ChronX Logo" descr="ChronX Logo" title="ChronX"/>
             <wp:cNvGraphicFramePr>
               <a:graphicFrameLocks xmlns:a="http://schemas.openxmlformats.org/drawingml/2006/main" noChangeAspect="1"/>
             </wp:cNvGraphicFramePr>
@@ -17639,64 +17648,150 @@
 <file path=word/numbering.xml><?xml version="1.0" encoding="utf-8"?>
 <w:numbering xmlns:wpc="http://schemas.microsoft.com/office/word/2010/wordprocessingCanvas" xmlns:cx="http://schemas.microsoft.com/office/drawing/2014/chartex" xmlns:cx1="http://schemas.microsoft.com/office/drawing/2015/9/8/chartex" xmlns:cx2="http://schemas.microsoft.com/office/drawing/2015/10/21/chartex" xmlns:cx3="http://schemas.microsoft.com/office/drawing/2016/5/9/chartex" xmlns:cx4="http://schemas.microsoft.com/office/drawing/2016/5/10/chartex" xmlns:cx5="http://schemas.microsoft.com/office/drawing/2016/5/11/chartex" xmlns:cx6="http://schemas.microsoft.com/office/drawing/2016/5/12/chartex" xmlns:cx7="http://schemas.microsoft.com/office/drawing/2016/5/13/chartex" xmlns:cx8="http://schemas.microsoft.com/office/drawing/2016/5/14/chartex" xmlns:mc="http://schemas.openxmlformats.org/markup-compatibility/2006" xmlns:aink="http://schemas.microsoft.com/office/drawing/2016/ink" xmlns:am3d="http://schemas.microsoft.com/office/drawing/2017/model3d" xmlns:o="urn:schemas-microsoft-com:office:office" xmlns:oel="http://schemas.microsoft.com/office/2019/extlst" xmlns:r="http://schemas.openxmlformats.org/officeDocument/2006/relationships" xmlns:m="http://schemas.openxmlformats.org/officeDocument/2006/math" xmlns:v="urn:schemas-microsoft-com:vml" xmlns:wp14="http://schemas.microsoft.com/office/word/2010/wordprocessingDrawing" xmlns:wp="http://schemas.openxmlformats.org/drawingml/2006/wordprocessingDrawing" xmlns:w10="urn:schemas-microsoft-com:office:word" xmlns:w="http://schemas.openxmlformats.org/wordprocessingml/2006/main" xmlns:w14="http://schemas.microsoft.com/office/word/2010/wordml" xmlns:w15="http://schemas.microsoft.com/office/word/2012/wordml" xmlns:w16cex="http://schemas.microsoft.com/office/word/2018/wordml/cex" xmlns:w16cid="http://schemas.microsoft.com/office/word/2016/wordml/cid" xmlns:w16="http://schemas.microsoft.com/office/word/2018/wordml" xmlns:w16du="http://schemas.microsoft.com/office/word/2023/wordml/word16du" xmlns:w16sdtdh="http://schemas.microsoft.com/office/word/2020/wordml/sdtdatahash" xmlns:w16sdtfl="http://schemas.microsoft.com/office/word/2024/wordml/sdtformatlock" xmlns:w16se="http://schemas.microsoft.com/office/word/2015/wordml/symex" xmlns:wpg="http://schemas.microsoft.com/office/word/2010/wordprocessingGroup" xmlns:wpi="http://schemas.microsoft.com/office/word/2010/wordprocessingInk" xmlns:wne="http://schemas.microsoft.com/office/word/2006/wordml" xmlns:wps="http://schemas.microsoft.com/office/word/2010/wordprocessingShape" mc:Ignorable="w14 w15 w16se w16cid w16 w16cex w16sdtdh w16sdtfl w16du wp14">
   <w:abstractNum w:abstractNumId="0" w15:restartNumberingAfterBreak="0">
-    <w:nsid w:val="124A446B"/>
+    <w:nsid w:val="068834FB"/>
     <w:multiLevelType w:val="hybridMultilevel"/>
-    <w:tmpl w:val="E54651C6"/>
-    <w:lvl w:ilvl="0" w:tplc="A16052DA">
+    <w:tmpl w:val="9E60679C"/>
+    <w:lvl w:ilvl="0" w:tplc="6B5873B0">
       <w:start w:val="1"/>
-      <w:numFmt w:val="bullet"/>
-      <w:lvlText w:val="✓"/>
+      <w:numFmt w:val="decimal"/>
+      <w:lvlText w:val="%1."/>
       <w:lvlJc w:val="left"/>
       <w:pPr>
         <w:ind w:left="720" w:hanging="360"/>
       </w:pPr>
     </w:lvl>
-    <w:lvl w:ilvl="1" w:tplc="E50A5888">
+    <w:lvl w:ilvl="1" w:tplc="A51A7450">
       <w:numFmt w:val="decimal"/>
       <w:lvlText w:val=""/>
       <w:lvlJc w:val="left"/>
     </w:lvl>
-    <w:lvl w:ilvl="2" w:tplc="B3AE8FB4">
+    <w:lvl w:ilvl="2" w:tplc="B30C5642">
       <w:numFmt w:val="decimal"/>
       <w:lvlText w:val=""/>
       <w:lvlJc w:val="left"/>
     </w:lvl>
-    <w:lvl w:ilvl="3" w:tplc="620CEF78">
+    <w:lvl w:ilvl="3" w:tplc="8E1C36EC">
       <w:numFmt w:val="decimal"/>
       <w:lvlText w:val=""/>
       <w:lvlJc w:val="left"/>
     </w:lvl>
-    <w:lvl w:ilvl="4" w:tplc="79948B5C">
+    <w:lvl w:ilvl="4" w:tplc="4D10B626">
       <w:numFmt w:val="decimal"/>
       <w:lvlText w:val=""/>
       <w:lvlJc w:val="left"/>
     </w:lvl>
-    <w:lvl w:ilvl="5" w:tplc="E6F4AD6A">
+    <w:lvl w:ilvl="5" w:tplc="7AA0CD42">
       <w:numFmt w:val="decimal"/>
       <w:lvlText w:val=""/>
       <w:lvlJc w:val="left"/>
     </w:lvl>
-    <w:lvl w:ilvl="6" w:tplc="33DE411A">
+    <w:lvl w:ilvl="6" w:tplc="E40079FC">
       <w:numFmt w:val="decimal"/>
       <w:lvlText w:val=""/>
       <w:lvlJc w:val="left"/>
     </w:lvl>
-    <w:lvl w:ilvl="7" w:tplc="CD5E0C18">
+    <w:lvl w:ilvl="7" w:tplc="13F87A8A">
       <w:numFmt w:val="decimal"/>
       <w:lvlText w:val=""/>
       <w:lvlJc w:val="left"/>
     </w:lvl>
-    <w:lvl w:ilvl="8" w:tplc="3D5C4E84">
+    <w:lvl w:ilvl="8" w:tplc="9FF405E6">
       <w:numFmt w:val="decimal"/>
       <w:lvlText w:val=""/>
       <w:lvlJc w:val="left"/>
     </w:lvl>
   </w:abstractNum>
   <w:abstractNum w:abstractNumId="1" w15:restartNumberingAfterBreak="0">
-    <w:nsid w:val="2221038A"/>
+    <w:nsid w:val="0A65747B"/>
     <w:multiLevelType w:val="hybridMultilevel"/>
-    <w:tmpl w:val="C7D48608"/>
-    <w:lvl w:ilvl="0" w:tplc="4E9652EA">
+    <w:tmpl w:val="E2F42DE8"/>
+    <w:lvl w:ilvl="0" w:tplc="A34283C0">
+      <w:start w:val="1"/>
+      <w:numFmt w:val="bullet"/>
+      <w:lvlText w:val="●"/>
+      <w:lvlJc w:val="left"/>
+      <w:pPr>
+        <w:ind w:left="720" w:hanging="360"/>
+      </w:pPr>
+    </w:lvl>
+    <w:lvl w:ilvl="1" w:tplc="D7A67544">
+      <w:start w:val="1"/>
+      <w:numFmt w:val="bullet"/>
+      <w:lvlText w:val="○"/>
+      <w:lvlJc w:val="left"/>
+      <w:pPr>
+        <w:ind w:left="1440" w:hanging="360"/>
+      </w:pPr>
+    </w:lvl>
+    <w:lvl w:ilvl="2" w:tplc="1F28B0F6">
+      <w:start w:val="1"/>
+      <w:numFmt w:val="bullet"/>
+      <w:lvlText w:val="■"/>
+      <w:lvlJc w:val="left"/>
+      <w:pPr>
+        <w:ind w:left="2160" w:hanging="360"/>
+      </w:pPr>
+    </w:lvl>
+    <w:lvl w:ilvl="3" w:tplc="5B6A46BE">
+      <w:start w:val="1"/>
+      <w:numFmt w:val="bullet"/>
+      <w:lvlText w:val="●"/>
+      <w:lvlJc w:val="left"/>
+      <w:pPr>
+        <w:ind w:left="2880" w:hanging="360"/>
+      </w:pPr>
+    </w:lvl>
+    <w:lvl w:ilvl="4" w:tplc="4DB43FCA">
+      <w:start w:val="1"/>
+      <w:numFmt w:val="bullet"/>
+      <w:lvlText w:val="○"/>
+      <w:lvlJc w:val="left"/>
+      <w:pPr>
+        <w:ind w:left="3600" w:hanging="360"/>
+      </w:pPr>
+    </w:lvl>
+    <w:lvl w:ilvl="5" w:tplc="9FAE4DC4">
+      <w:start w:val="1"/>
+      <w:numFmt w:val="bullet"/>
+      <w:lvlText w:val="■"/>
+      <w:lvlJc w:val="left"/>
+      <w:pPr>
+        <w:ind w:left="4320" w:hanging="360"/>
+      </w:pPr>
+    </w:lvl>
+    <w:lvl w:ilvl="6" w:tplc="B18E0886">
+      <w:start w:val="1"/>
+      <w:numFmt w:val="bullet"/>
+      <w:lvlText w:val="●"/>
+      <w:lvlJc w:val="left"/>
+      <w:pPr>
+        <w:ind w:left="5040" w:hanging="360"/>
+      </w:pPr>
+    </w:lvl>
+    <w:lvl w:ilvl="7" w:tplc="81DE8DE4">
+      <w:start w:val="1"/>
+      <w:numFmt w:val="bullet"/>
+      <w:lvlText w:val="●"/>
+      <w:lvlJc w:val="left"/>
+      <w:pPr>
+        <w:ind w:left="5760" w:hanging="360"/>
+      </w:pPr>
+    </w:lvl>
+    <w:lvl w:ilvl="8" w:tplc="04E41C98">
+      <w:start w:val="1"/>
+      <w:numFmt w:val="bullet"/>
+      <w:lvlText w:val="●"/>
+      <w:lvlJc w:val="left"/>
+      <w:pPr>
+        <w:ind w:left="6480" w:hanging="360"/>
+      </w:pPr>
+    </w:lvl>
+  </w:abstractNum>
+  <w:abstractNum w:abstractNumId="2" w15:restartNumberingAfterBreak="0">
+    <w:nsid w:val="15476A1C"/>
+    <w:multiLevelType w:val="hybridMultilevel"/>
+    <w:tmpl w:val="0A4C8A08"/>
+    <w:lvl w:ilvl="0" w:tplc="CD060A40">
       <w:start w:val="1"/>
       <w:numFmt w:val="bullet"/>
       <w:lvlText w:val="•"/>
@@ -17705,201 +17800,115 @@
         <w:ind w:left="720" w:hanging="360"/>
       </w:pPr>
     </w:lvl>
-    <w:lvl w:ilvl="1" w:tplc="4DBC94FE">
+    <w:lvl w:ilvl="1" w:tplc="91923688">
       <w:numFmt w:val="decimal"/>
       <w:lvlText w:val=""/>
       <w:lvlJc w:val="left"/>
     </w:lvl>
-    <w:lvl w:ilvl="2" w:tplc="54AEEC4A">
+    <w:lvl w:ilvl="2" w:tplc="8672347C">
       <w:numFmt w:val="decimal"/>
       <w:lvlText w:val=""/>
       <w:lvlJc w:val="left"/>
     </w:lvl>
-    <w:lvl w:ilvl="3" w:tplc="5D560090">
+    <w:lvl w:ilvl="3" w:tplc="DD28F1DE">
       <w:numFmt w:val="decimal"/>
       <w:lvlText w:val=""/>
       <w:lvlJc w:val="left"/>
     </w:lvl>
-    <w:lvl w:ilvl="4" w:tplc="DC900752">
+    <w:lvl w:ilvl="4" w:tplc="53707680">
       <w:numFmt w:val="decimal"/>
       <w:lvlText w:val=""/>
       <w:lvlJc w:val="left"/>
     </w:lvl>
-    <w:lvl w:ilvl="5" w:tplc="524A361C">
+    <w:lvl w:ilvl="5" w:tplc="AA88CDE6">
       <w:numFmt w:val="decimal"/>
       <w:lvlText w:val=""/>
       <w:lvlJc w:val="left"/>
     </w:lvl>
-    <w:lvl w:ilvl="6" w:tplc="1CA2D878">
+    <w:lvl w:ilvl="6" w:tplc="83025F6A">
       <w:numFmt w:val="decimal"/>
       <w:lvlText w:val=""/>
       <w:lvlJc w:val="left"/>
     </w:lvl>
-    <w:lvl w:ilvl="7" w:tplc="2F96FB02">
+    <w:lvl w:ilvl="7" w:tplc="E316711E">
       <w:numFmt w:val="decimal"/>
       <w:lvlText w:val=""/>
       <w:lvlJc w:val="left"/>
     </w:lvl>
-    <w:lvl w:ilvl="8" w:tplc="FF366E52">
+    <w:lvl w:ilvl="8" w:tplc="2DEAC420">
       <w:numFmt w:val="decimal"/>
       <w:lvlText w:val=""/>
       <w:lvlJc w:val="left"/>
     </w:lvl>
   </w:abstractNum>
-  <w:abstractNum w:abstractNumId="2" w15:restartNumberingAfterBreak="0">
-    <w:nsid w:val="34CA6483"/>
+  <w:abstractNum w:abstractNumId="3" w15:restartNumberingAfterBreak="0">
+    <w:nsid w:val="48827250"/>
     <w:multiLevelType w:val="hybridMultilevel"/>
-    <w:tmpl w:val="7542BF88"/>
-    <w:lvl w:ilvl="0" w:tplc="39586DEE">
+    <w:tmpl w:val="62F4A3BC"/>
+    <w:lvl w:ilvl="0" w:tplc="DF6CE534">
       <w:start w:val="1"/>
       <w:numFmt w:val="bullet"/>
-      <w:lvlText w:val="●"/>
+      <w:lvlText w:val="✓"/>
       <w:lvlJc w:val="left"/>
       <w:pPr>
         <w:ind w:left="720" w:hanging="360"/>
       </w:pPr>
     </w:lvl>
-    <w:lvl w:ilvl="1" w:tplc="CB88A244">
-      <w:start w:val="1"/>
-      <w:numFmt w:val="bullet"/>
-      <w:lvlText w:val="○"/>
-      <w:lvlJc w:val="left"/>
-      <w:pPr>
-        <w:ind w:left="1440" w:hanging="360"/>
-      </w:pPr>
-    </w:lvl>
-    <w:lvl w:ilvl="2" w:tplc="8EBAE5D8">
-      <w:start w:val="1"/>
-      <w:numFmt w:val="bullet"/>
-      <w:lvlText w:val="■"/>
-      <w:lvlJc w:val="left"/>
-      <w:pPr>
-        <w:ind w:left="2160" w:hanging="360"/>
-      </w:pPr>
-    </w:lvl>
-    <w:lvl w:ilvl="3" w:tplc="23B2B554">
-      <w:start w:val="1"/>
-      <w:numFmt w:val="bullet"/>
-      <w:lvlText w:val="●"/>
-      <w:lvlJc w:val="left"/>
-      <w:pPr>
-        <w:ind w:left="2880" w:hanging="360"/>
-      </w:pPr>
-    </w:lvl>
-    <w:lvl w:ilvl="4" w:tplc="D69C9A88">
-      <w:start w:val="1"/>
-      <w:numFmt w:val="bullet"/>
-      <w:lvlText w:val="○"/>
-      <w:lvlJc w:val="left"/>
-      <w:pPr>
-        <w:ind w:left="3600" w:hanging="360"/>
-      </w:pPr>
-    </w:lvl>
-    <w:lvl w:ilvl="5" w:tplc="D1F2DF90">
-      <w:start w:val="1"/>
-      <w:numFmt w:val="bullet"/>
-      <w:lvlText w:val="■"/>
-      <w:lvlJc w:val="left"/>
-      <w:pPr>
-        <w:ind w:left="4320" w:hanging="360"/>
-      </w:pPr>
-    </w:lvl>
-    <w:lvl w:ilvl="6" w:tplc="1804D092">
-      <w:start w:val="1"/>
-      <w:numFmt w:val="bullet"/>
-      <w:lvlText w:val="●"/>
-      <w:lvlJc w:val="left"/>
-      <w:pPr>
-        <w:ind w:left="5040" w:hanging="360"/>
-      </w:pPr>
-    </w:lvl>
-    <w:lvl w:ilvl="7" w:tplc="28E4FF50">
-      <w:start w:val="1"/>
-      <w:numFmt w:val="bullet"/>
-      <w:lvlText w:val="●"/>
-      <w:lvlJc w:val="left"/>
-      <w:pPr>
-        <w:ind w:left="5760" w:hanging="360"/>
-      </w:pPr>
-    </w:lvl>
-    <w:lvl w:ilvl="8" w:tplc="2EB2F092">
-      <w:start w:val="1"/>
-      <w:numFmt w:val="bullet"/>
-      <w:lvlText w:val="●"/>
-      <w:lvlJc w:val="left"/>
-      <w:pPr>
-        <w:ind w:left="6480" w:hanging="360"/>
-      </w:pPr>
-    </w:lvl>
-  </w:abstractNum>
-  <w:abstractNum w:abstractNumId="3" w15:restartNumberingAfterBreak="0">
-    <w:nsid w:val="4D2C4BF6"/>
-    <w:multiLevelType w:val="hybridMultilevel"/>
-    <w:tmpl w:val="AD5E99F6"/>
-    <w:lvl w:ilvl="0" w:tplc="FE7210D6">
-      <w:start w:val="1"/>
-      <w:numFmt w:val="decimal"/>
-      <w:lvlText w:val="%1."/>
-      <w:lvlJc w:val="left"/>
-      <w:pPr>
-        <w:ind w:left="720" w:hanging="360"/>
-      </w:pPr>
-    </w:lvl>
-    <w:lvl w:ilvl="1" w:tplc="5E706650">
+    <w:lvl w:ilvl="1" w:tplc="983CDD6E">
       <w:numFmt w:val="decimal"/>
       <w:lvlText w:val=""/>
       <w:lvlJc w:val="left"/>
     </w:lvl>
-    <w:lvl w:ilvl="2" w:tplc="6AFCBEB8">
+    <w:lvl w:ilvl="2" w:tplc="57C485B8">
       <w:numFmt w:val="decimal"/>
       <w:lvlText w:val=""/>
       <w:lvlJc w:val="left"/>
     </w:lvl>
-    <w:lvl w:ilvl="3" w:tplc="236A1606">
+    <w:lvl w:ilvl="3" w:tplc="85CC8310">
       <w:numFmt w:val="decimal"/>
       <w:lvlText w:val=""/>
       <w:lvlJc w:val="left"/>
     </w:lvl>
-    <w:lvl w:ilvl="4" w:tplc="45D0B4D8">
+    <w:lvl w:ilvl="4" w:tplc="7EF60AB0">
       <w:numFmt w:val="decimal"/>
       <w:lvlText w:val=""/>
       <w:lvlJc w:val="left"/>
     </w:lvl>
-    <w:lvl w:ilvl="5" w:tplc="75781444">
+    <w:lvl w:ilvl="5" w:tplc="61A2FF80">
       <w:numFmt w:val="decimal"/>
       <w:lvlText w:val=""/>
       <w:lvlJc w:val="left"/>
     </w:lvl>
-    <w:lvl w:ilvl="6" w:tplc="CBDAEFFE">
+    <w:lvl w:ilvl="6" w:tplc="78B2C81E">
       <w:numFmt w:val="decimal"/>
       <w:lvlText w:val=""/>
       <w:lvlJc w:val="left"/>
     </w:lvl>
-    <w:lvl w:ilvl="7" w:tplc="6E842952">
+    <w:lvl w:ilvl="7" w:tplc="E272B4A0">
       <w:numFmt w:val="decimal"/>
       <w:lvlText w:val=""/>
       <w:lvlJc w:val="left"/>
     </w:lvl>
-    <w:lvl w:ilvl="8" w:tplc="8C9E299A">
+    <w:lvl w:ilvl="8" w:tplc="F2C04A34">
       <w:numFmt w:val="decimal"/>
       <w:lvlText w:val=""/>
       <w:lvlJc w:val="left"/>
     </w:lvl>
   </w:abstractNum>
-  <w:num w:numId="1" w16cid:durableId="1670982294">
+  <w:num w:numId="1" w16cid:durableId="727611742">
+    <w:abstractNumId w:val="1"/>
+    <w:lvlOverride w:ilvl="0">
+      <w:startOverride w:val="1"/>
+    </w:lvlOverride>
+  </w:num>
+  <w:num w:numId="2" w16cid:durableId="1241865489">
     <w:abstractNumId w:val="2"/>
     <w:lvlOverride w:ilvl="0">
       <w:startOverride w:val="1"/>
     </w:lvlOverride>
   </w:num>
-  <w:num w:numId="2" w16cid:durableId="2133593966">
-    <w:abstractNumId w:val="1"/>
-    <w:lvlOverride w:ilvl="0">
-      <w:startOverride w:val="1"/>
-    </w:lvlOverride>
-  </w:num>
-  <w:num w:numId="3" w16cid:durableId="1099259564">
-    <w:abstractNumId w:val="0"/>
+  <w:num w:numId="3" w16cid:durableId="856430610">
+    <w:abstractNumId w:val="3"/>
     <w:lvlOverride w:ilvl="0">
       <w:startOverride w:val="1"/>
     </w:lvlOverride>

--- a/whitepaper/ChronX_Whitepaper_v2.0.docx
+++ b/whitepaper/ChronX_Whitepaper_v2.0.docx
@@ -12,7 +12,7 @@
           <w:noProof/>
         </w:rPr>
         <w:drawing>
-          <wp:inline distT="0" distB="0" distL="0" distR="0" wp14:anchorId="2FECAAD4" wp14:editId="25624D9A">
+          <wp:inline distT="0" distB="0" distL="0" distR="0" wp14:anchorId="7A65AC4C" wp14:editId="298FD087">
             <wp:extent cx="2667000" cy="447675"/>
             <wp:effectExtent l="0" t="0" r="0" b="0"/>
             <wp:docPr id="1" name="ChronX Logo" descr="ChronX Logo" title="ChronX"/>
@@ -224,13 +224,8 @@
         <w:spacing w:before="80" w:after="120"/>
         <w:jc w:val="both"/>
       </w:pPr>
-      <w:proofErr w:type="spellStart"/>
-      <w:r>
-        <w:t>ChronX</w:t>
-      </w:r>
-      <w:proofErr w:type="spellEnd"/>
-      <w:r>
-        <w:t xml:space="preserve"> is a purpose-built blockchain protocol for future payments — the first chain where time-locked value transfer is a first-class primitive, not an afterthought. Its central innovation is the native time-lock: an on-chain promise to deliver funds at a future date, enforced by the protocol itself, requiring no custodian, no lawyer, and no trust in any third party.</w:t>
+      <w:r>
+        <w:t>ChronX is a purpose-built blockchain protocol for future payments — the first chain where time-locked value transfer is a first-class primitive, not an afterthought. Its central innovation is the native time-lock: an on-chain promise to deliver funds at a future date, enforced by the protocol itself, requiring no custodian, no lawyer, and no trust in any third party.</w:t>
       </w:r>
     </w:p>
     <w:p>
@@ -239,15 +234,7 @@
         <w:jc w:val="both"/>
       </w:pPr>
       <w:r>
-        <w:t xml:space="preserve">Built on post-quantum cryptography (CRYSTALS-Dilithium2) and powered by proof-of-work consensus over a directed acyclic graph (DAG), </w:t>
-      </w:r>
-      <w:proofErr w:type="spellStart"/>
-      <w:r>
-        <w:t>ChronX</w:t>
-      </w:r>
-      <w:proofErr w:type="spellEnd"/>
-      <w:r>
-        <w:t xml:space="preserve"> enables anyone to lock funds for themselves or a named recipient, with a guaranteed automatic release at a user-specified date. No bank. No committee. No willpower required.</w:t>
+        <w:t>Built on post-quantum cryptography (CRYSTALS-Dilithium2) and powered by proof-of-work consensus over a directed acyclic graph (DAG), ChronX enables anyone to lock funds for themselves or a named recipient, with a guaranteed automatic release at a user-specified date. No bank. No committee. No willpower required.</w:t>
       </w:r>
     </w:p>
     <w:p>
@@ -255,21 +242,8 @@
         <w:spacing w:before="80" w:after="120"/>
         <w:jc w:val="both"/>
       </w:pPr>
-      <w:proofErr w:type="spellStart"/>
-      <w:r>
-        <w:t>ChronX</w:t>
-      </w:r>
-      <w:proofErr w:type="spellEnd"/>
-      <w:r>
-        <w:t xml:space="preserve"> is also the first blockchain designed from genesis to solve the hardest problem in long-horizon value transfer: what happens when a recipient cannot claim directly? Through a native, versioned claims resolution framework — built into the protocol at genesis, not bolted on later — </w:t>
-      </w:r>
-      <w:proofErr w:type="spellStart"/>
-      <w:r>
-        <w:t>ChronX</w:t>
-      </w:r>
-      <w:proofErr w:type="spellEnd"/>
-      <w:r>
-        <w:t xml:space="preserve"> handles lost keys, changed identities, deceased recipients, and ambiguous beneficiary specifications through an incentivized system of bonded third-party agents, without ever requiring a hard fork.</w:t>
+      <w:r>
+        <w:t>ChronX is also the first blockchain designed from genesis to solve the hardest problem in long-horizon value transfer: what happens when a recipient cannot claim directly? Through a native, versioned claims resolution framework — built into the protocol at genesis, not bolted on later — ChronX handles lost keys, changed identities, deceased recipients, and ambiguous beneficiary specifications through an incentivized system of bonded third-party agents, without ever requiring a hard fork.</w:t>
       </w:r>
     </w:p>
     <w:p>
@@ -278,23 +252,7 @@
         <w:jc w:val="both"/>
       </w:pPr>
       <w:r>
-        <w:t xml:space="preserve">This whitepaper describes the protocol design, cryptographic foundations, </w:t>
-      </w:r>
-      <w:proofErr w:type="spellStart"/>
-      <w:r>
-        <w:t>tokenomics</w:t>
-      </w:r>
-      <w:proofErr w:type="spellEnd"/>
-      <w:r>
-        <w:t xml:space="preserve">, economic incentives, claims resolution architecture, and long-term vision for </w:t>
-      </w:r>
-      <w:proofErr w:type="spellStart"/>
-      <w:r>
-        <w:t>ChronX</w:t>
-      </w:r>
-      <w:proofErr w:type="spellEnd"/>
-      <w:r>
-        <w:t xml:space="preserve"> — including its complete technical specification and roadmap. It is written to be fully understandable by general readers, technical developers, institutional investors, and AI agents alike.</w:t>
+        <w:t>This whitepaper describes the protocol design, cryptographic foundations, tokenomics, economic incentives, claims resolution architecture, and long-term vision for ChronX — including its complete technical specification and roadmap. It is written to be fully understandable by general readers, technical developers, institutional investors, and AI agents alike.</w:t>
       </w:r>
     </w:p>
     <w:p>
@@ -401,23 +359,7 @@
                 <w:sz w:val="21"/>
                 <w:szCs w:val="21"/>
               </w:rPr>
-              <w:t xml:space="preserve">Imagine you want to give your newborn child 10,000 KX to be available on their 18th birthday in 2044. Your child doesn’t have a wallet. They don’t have a private key. They don’t even have a name registered on any blockchain. And in 18 years, the private key you create today may be lost, stolen, or forgotten. The wallet software may no longer exist. You may not be alive to help them claim it.  This is not a hypothetical edge case. This is the reality of every long-horizon value commitment ever attempted on a blockchain — and no existing protocol has a native answer to it.  </w:t>
-            </w:r>
-            <w:proofErr w:type="spellStart"/>
-            <w:r>
-              <w:rPr>
-                <w:sz w:val="21"/>
-                <w:szCs w:val="21"/>
-              </w:rPr>
-              <w:t>ChronX</w:t>
-            </w:r>
-            <w:proofErr w:type="spellEnd"/>
-            <w:r>
-              <w:rPr>
-                <w:sz w:val="21"/>
-                <w:szCs w:val="21"/>
-              </w:rPr>
-              <w:t xml:space="preserve"> does.</w:t>
+              <w:t>Imagine you want to give your newborn child 10,000 KX to be available on their 18th birthday in 2044. Your child doesn’t have a wallet. They don’t have a private key. They don’t even have a name registered on any blockchain. And in 18 years, the private key you create today may be lost, stolen, or forgotten. The wallet software may no longer exist. You may not be alive to help them claim it.  This is not a hypothetical edge case. This is the reality of every long-horizon value commitment ever attempted on a blockchain — and no existing protocol has a native answer to it.  ChronX does.</w:t>
             </w:r>
           </w:p>
         </w:tc>
@@ -434,15 +376,7 @@
         <w:jc w:val="both"/>
       </w:pPr>
       <w:r>
-        <w:t xml:space="preserve">This scenario — the newborn child, the 18-year lock, the absent private key — is the design test that </w:t>
-      </w:r>
-      <w:proofErr w:type="spellStart"/>
-      <w:r>
-        <w:t>ChronX</w:t>
-      </w:r>
-      <w:proofErr w:type="spellEnd"/>
-      <w:r>
-        <w:t xml:space="preserve"> was built to pass. Every architectural decision, from the cryptographic scheme to the claims resolution framework, flows from this single question: what does it take to send value forward in time, reliably, for anyone, across any horizon?</w:t>
+        <w:t>This scenario — the newborn child, the 18-year lock, the absent private key — is the design test that ChronX was built to pass. Every architectural decision, from the cryptographic scheme to the claims resolution framework, flows from this single question: what does it take to send value forward in time, reliably, for anyone, across any horizon?</w:t>
       </w:r>
     </w:p>
     <w:p>
@@ -582,23 +516,7 @@
         <w:jc w:val="both"/>
       </w:pPr>
       <w:r>
-        <w:t xml:space="preserve">Existing blockchain solutions treat </w:t>
-      </w:r>
-      <w:proofErr w:type="spellStart"/>
-      <w:r>
-        <w:t>timelocks</w:t>
-      </w:r>
-      <w:proofErr w:type="spellEnd"/>
-      <w:r>
-        <w:t xml:space="preserve"> as a bolt-on feature — a scripting primitive layered onto a general-purpose chain. Bitcoin’s CLTV and Ethereum’s smart contract </w:t>
-      </w:r>
-      <w:proofErr w:type="spellStart"/>
-      <w:r>
-        <w:t>timelocks</w:t>
-      </w:r>
-      <w:proofErr w:type="spellEnd"/>
-      <w:r>
-        <w:t xml:space="preserve"> are capable in the hands of developers, but they expose ordinary users to complexity, gas fee unpredictability, smart contract risk, and critically — no solution whatsoever for the scenario every non-technical user will eventually face: “I specified a recipient, and now they can’t claim it.”</w:t>
+        <w:t>Existing blockchain solutions treat timelocks as a bolt-on feature — a scripting primitive layered onto a general-purpose chain. Bitcoin’s CLTV and Ethereum’s smart contract timelocks are capable in the hands of developers, but they expose ordinary users to complexity, gas fee unpredictability, smart contract risk, and critically — no solution whatsoever for the scenario every non-technical user will eventually face: “I specified a recipient, and now they can’t claim it.”</w:t>
       </w:r>
     </w:p>
     <w:p>
@@ -606,13 +524,8 @@
         <w:spacing w:before="80" w:after="120"/>
         <w:jc w:val="both"/>
       </w:pPr>
-      <w:proofErr w:type="spellStart"/>
-      <w:r>
-        <w:t>ChronX</w:t>
-      </w:r>
-      <w:proofErr w:type="spellEnd"/>
-      <w:r>
-        <w:t xml:space="preserve"> is built differently. Future payment is not a feature — it is the protocol’s core identity. The claims resolution framework that handles lost keys, changed identities, and absent recipients is not a roadmap item. It is designed into the protocol at genesis, with all necessary data structures in place from block zero.</w:t>
+      <w:r>
+        <w:t>ChronX is built differently. Future payment is not a feature — it is the protocol’s core identity. The claims resolution framework that handles lost keys, changed identities, and absent recipients is not a roadmap item. It is designed into the protocol at genesis, with all necessary data structures in place from block zero.</w:t>
       </w:r>
     </w:p>
     <w:p>
@@ -625,15 +538,7 @@
         <w:pStyle w:val="Heading1"/>
       </w:pPr>
       <w:r>
-        <w:t xml:space="preserve">2. The Solution: </w:t>
-      </w:r>
-      <w:proofErr w:type="spellStart"/>
-      <w:r>
-        <w:t>ChronX</w:t>
-      </w:r>
-      <w:proofErr w:type="spellEnd"/>
-      <w:r>
-        <w:t xml:space="preserve"> Protocol</w:t>
+        <w:t>2. The Solution: ChronX Protocol</w:t>
       </w:r>
     </w:p>
     <w:p>
@@ -641,13 +546,8 @@
         <w:spacing w:before="80" w:after="120"/>
         <w:jc w:val="both"/>
       </w:pPr>
-      <w:proofErr w:type="spellStart"/>
-      <w:r>
-        <w:t>ChronX</w:t>
-      </w:r>
-      <w:proofErr w:type="spellEnd"/>
-      <w:r>
-        <w:t xml:space="preserve"> introduces a dedicated blockchain where time-locked value transfer is the primary use case. The protocol provides atomic, tamper-proof time-locks with guaranteed release, post-quantum security for longevity across decades, and a native claims resolution system designed to handle the full complexity of real-world future payments — including every scenario where a direct claim is impossible.</w:t>
+      <w:r>
+        <w:t>ChronX introduces a dedicated blockchain where time-locked value transfer is the primary use case. The protocol provides atomic, tamper-proof time-locks with guaranteed release, post-quantum security for longevity across decades, and a native claims resolution system designed to handle the full complexity of real-world future payments — including every scenario where a direct claim is impossible.</w:t>
       </w:r>
     </w:p>
     <w:p>
@@ -719,29 +619,7 @@
                 <w:sz w:val="23"/>
                 <w:szCs w:val="23"/>
               </w:rPr>
-              <w:t xml:space="preserve">The </w:t>
-            </w:r>
-            <w:proofErr w:type="spellStart"/>
-            <w:r>
-              <w:rPr>
-                <w:b/>
-                <w:bCs/>
-                <w:color w:val="1B2A4A"/>
-                <w:sz w:val="23"/>
-                <w:szCs w:val="23"/>
-              </w:rPr>
-              <w:t>ChronX</w:t>
-            </w:r>
-            <w:proofErr w:type="spellEnd"/>
-            <w:r>
-              <w:rPr>
-                <w:b/>
-                <w:bCs/>
-                <w:color w:val="1B2A4A"/>
-                <w:sz w:val="23"/>
-                <w:szCs w:val="23"/>
-              </w:rPr>
-              <w:t xml:space="preserve"> Promise</w:t>
+              <w:t>The ChronX Promise</w:t>
             </w:r>
           </w:p>
           <w:p>
@@ -762,23 +640,7 @@
                 <w:szCs w:val="21"/>
               </w:rPr>
               <w:lastRenderedPageBreak/>
-              <w:t xml:space="preserve">the funds unlock. Full stop. And if the recipient can’t claim directly — </w:t>
-            </w:r>
-            <w:proofErr w:type="spellStart"/>
-            <w:r>
-              <w:rPr>
-                <w:sz w:val="21"/>
-                <w:szCs w:val="21"/>
-              </w:rPr>
-              <w:t>ChronX</w:t>
-            </w:r>
-            <w:proofErr w:type="spellEnd"/>
-            <w:r>
-              <w:rPr>
-                <w:sz w:val="21"/>
-                <w:szCs w:val="21"/>
-              </w:rPr>
-              <w:t xml:space="preserve"> has a native answer for that too.</w:t>
+              <w:t>the funds unlock. Full stop. And if the recipient can’t claim directly — ChronX has a native answer for that too.</w:t>
             </w:r>
           </w:p>
         </w:tc>
@@ -795,15 +657,7 @@
         <w:jc w:val="both"/>
       </w:pPr>
       <w:r>
-        <w:t xml:space="preserve">This makes </w:t>
-      </w:r>
-      <w:proofErr w:type="spellStart"/>
-      <w:r>
-        <w:t>ChronX</w:t>
-      </w:r>
-      <w:proofErr w:type="spellEnd"/>
-      <w:r>
-        <w:t xml:space="preserve"> immediately useful for:</w:t>
+        <w:t>This makes ChronX immediately useful for:</w:t>
       </w:r>
     </w:p>
     <w:p>
@@ -916,15 +770,7 @@
         <w:jc w:val="both"/>
       </w:pPr>
       <w:r>
-        <w:t xml:space="preserve">A </w:t>
-      </w:r>
-      <w:proofErr w:type="spellStart"/>
-      <w:r>
-        <w:t>ChronX</w:t>
-      </w:r>
-      <w:proofErr w:type="spellEnd"/>
-      <w:r>
-        <w:t xml:space="preserve"> time-lock is an on-chain record containing the sender’s account, the recipient’s public key (or email hash for email-based locks), the KX amount, and the unlock timestamp in UTC. Once created, the lock is immutable. The underlying funds cannot be moved until the blockchain’s internal clock passes the unlock date, at which point the recipient may claim the funds by providing a valid post-quantum signature.</w:t>
+        <w:t>A ChronX time-lock is an on-chain record containing the sender’s account, the recipient’s public key (or email hash for email-based locks), the KX amount, and the unlock timestamp in UTC. Once created, the lock is immutable. The underlying funds cannot be moved until the blockchain’s internal clock passes the unlock date, at which point the recipient may claim the funds by providing a valid post-quantum signature.</w:t>
       </w:r>
     </w:p>
     <w:p>
@@ -933,23 +779,7 @@
         <w:jc w:val="both"/>
       </w:pPr>
       <w:r>
-        <w:t xml:space="preserve">All timestamps in </w:t>
-      </w:r>
-      <w:proofErr w:type="spellStart"/>
-      <w:r>
-        <w:t>ChronX</w:t>
-      </w:r>
-      <w:proofErr w:type="spellEnd"/>
-      <w:r>
-        <w:t xml:space="preserve"> are UTC (Coordinated Universal Time) — baked into the protocol at the most fundamental level. Every lock, every transaction, every genesis allocation uses UTC Unix timestamps. There is no </w:t>
-      </w:r>
-      <w:proofErr w:type="spellStart"/>
-      <w:r>
-        <w:t>timezone</w:t>
-      </w:r>
-      <w:proofErr w:type="spellEnd"/>
-      <w:r>
-        <w:t xml:space="preserve"> ambiguity possible at the protocol level, which is critical for legal precision in multi-jurisdiction long-horizon commitments.</w:t>
+        <w:t>All timestamps in ChronX are UTC (Coordinated Universal Time) — baked into the protocol at the most fundamental level. Every lock, every transaction, every genesis allocation uses UTC Unix timestamps. There is no timezone ambiguity possible at the protocol level, which is critical for legal precision in multi-jurisdiction long-horizon commitments.</w:t>
       </w:r>
     </w:p>
     <w:p>
@@ -958,15 +788,7 @@
         <w:jc w:val="both"/>
       </w:pPr>
       <w:r>
-        <w:t xml:space="preserve">The </w:t>
-      </w:r>
-      <w:proofErr w:type="spellStart"/>
-      <w:r>
-        <w:t>ChronX</w:t>
-      </w:r>
-      <w:proofErr w:type="spellEnd"/>
-      <w:r>
-        <w:t xml:space="preserve"> wallet highlights incoming pending time-locks in gold, displaying the sender, amount, and exact UTC unlock date. For users receiving many future payments, the wallet provides a paginated summary view — ensuring the interface remains responsive regardless of how many incoming locks a recipient has accumulated.</w:t>
+        <w:t>The ChronX wallet highlights incoming pending time-locks in gold, displaying the sender, amount, and exact UTC unlock date. For users receiving many future payments, the wallet provides a paginated summary view — ensuring the interface remains responsive regardless of how many incoming locks a recipient has accumulated.</w:t>
       </w:r>
     </w:p>
     <w:p>
@@ -974,15 +796,7 @@
         <w:pStyle w:val="Heading2"/>
       </w:pPr>
       <w:r>
-        <w:t xml:space="preserve">2.3 What Makes </w:t>
-      </w:r>
-      <w:proofErr w:type="spellStart"/>
-      <w:r>
-        <w:t>ChronX</w:t>
-      </w:r>
-      <w:proofErr w:type="spellEnd"/>
-      <w:r>
-        <w:t xml:space="preserve"> Different</w:t>
+        <w:t>2.3 What Makes ChronX Different</w:t>
       </w:r>
     </w:p>
     <w:p>
@@ -1103,7 +917,6 @@
             <w:vAlign w:val="center"/>
           </w:tcPr>
           <w:p>
-            <w:proofErr w:type="spellStart"/>
             <w:r>
               <w:rPr>
                 <w:b/>
@@ -1114,7 +927,6 @@
               </w:rPr>
               <w:t>ChronX</w:t>
             </w:r>
-            <w:proofErr w:type="spellEnd"/>
           </w:p>
         </w:tc>
       </w:tr>
@@ -2028,13 +1840,8 @@
         <w:spacing w:before="80" w:after="120"/>
         <w:jc w:val="both"/>
       </w:pPr>
-      <w:proofErr w:type="spellStart"/>
-      <w:r>
-        <w:t>ChronX</w:t>
-      </w:r>
-      <w:proofErr w:type="spellEnd"/>
-      <w:r>
-        <w:t xml:space="preserve"> is implemented entirely in Rust — chosen for its memory safety guarantees, deterministic performance, and suitability for long-running infrastructure. The protocol is minimal and purpose-built: no extraneous features that expand the attack surface beyond what future payments require.</w:t>
+      <w:r>
+        <w:t>ChronX is implemented entirely in Rust — chosen for its memory safety guarantees, deterministic performance, and suitability for long-running infrastructure. The protocol is minimal and purpose-built: no extraneous features that expand the attack surface beyond what future payments require.</w:t>
       </w:r>
     </w:p>
     <w:p>
@@ -2051,23 +1858,7 @@
         <w:jc w:val="both"/>
       </w:pPr>
       <w:r>
-        <w:t xml:space="preserve">Every account on </w:t>
-      </w:r>
-      <w:proofErr w:type="spellStart"/>
-      <w:r>
-        <w:t>ChronX</w:t>
-      </w:r>
-      <w:proofErr w:type="spellEnd"/>
-      <w:r>
-        <w:t xml:space="preserve"> is secured by CRYSTALS-Dilithium2, a lattice-based digital signature scheme selected by NIST as a post-quantum cryptography standard. Classical blockchain signatures (ECDSA, </w:t>
-      </w:r>
-      <w:proofErr w:type="spellStart"/>
-      <w:r>
-        <w:t>EdDSA</w:t>
-      </w:r>
-      <w:proofErr w:type="spellEnd"/>
-      <w:r>
-        <w:t>) are vulnerable to a sufficiently powerful quantum computer running Shor’s algorithm. For a protocol designed to hold value for decades, this is not a theoretical risk — it is a planning requirement.</w:t>
+        <w:t>Every account on ChronX is secured by CRYSTALS-Dilithium2, a lattice-based digital signature scheme selected by NIST as a post-quantum cryptography standard. Classical blockchain signatures (ECDSA, EdDSA) are vulnerable to a sufficiently powerful quantum computer running Shor’s algorithm. For a protocol designed to hold value for decades, this is not a theoretical risk — it is a planning requirement.</w:t>
       </w:r>
     </w:p>
     <w:p>
@@ -2076,15 +1867,7 @@
         <w:jc w:val="both"/>
       </w:pPr>
       <w:r>
-        <w:t xml:space="preserve">Dilithium2 provides 128-bit post-quantum security with public keys of 1,312 bytes and signatures of 2,420 bytes. The larger key sizes are a deliberate tradeoff: </w:t>
-      </w:r>
-      <w:proofErr w:type="spellStart"/>
-      <w:r>
-        <w:t>ChronX</w:t>
-      </w:r>
-      <w:proofErr w:type="spellEnd"/>
-      <w:r>
-        <w:t xml:space="preserve"> accepts greater on-chain storage in exchange for cryptographic durability measured not in years but in generations.</w:t>
+        <w:t>Dilithium2 provides 128-bit post-quantum security with public keys of 1,312 bytes and signatures of 2,420 bytes. The larger key sizes are a deliberate tradeoff: ChronX accepts greater on-chain storage in exchange for cryptographic durability measured not in years but in generations.</w:t>
       </w:r>
     </w:p>
     <w:p>
@@ -2161,39 +1944,7 @@
                 <w:sz w:val="21"/>
                 <w:szCs w:val="21"/>
               </w:rPr>
-              <w:t xml:space="preserve">A 30-year time-lock created today must still be secure in 2056. Cryptographers broadly expect quantum computers capable of breaking classical signatures to exist within that timeframe. A lock created on </w:t>
-            </w:r>
-            <w:proofErr w:type="spellStart"/>
-            <w:r>
-              <w:rPr>
-                <w:sz w:val="21"/>
-                <w:szCs w:val="21"/>
-              </w:rPr>
-              <w:t>ChronX</w:t>
-            </w:r>
-            <w:proofErr w:type="spellEnd"/>
-            <w:r>
-              <w:rPr>
-                <w:sz w:val="21"/>
-                <w:szCs w:val="21"/>
-              </w:rPr>
-              <w:t xml:space="preserve"> in 2026 and unlocking in 2056 is protected by a cryptographic standard specifically designed to survive that transition. </w:t>
-            </w:r>
-            <w:proofErr w:type="spellStart"/>
-            <w:r>
-              <w:rPr>
-                <w:sz w:val="21"/>
-                <w:szCs w:val="21"/>
-              </w:rPr>
-              <w:t>ChronX</w:t>
-            </w:r>
-            <w:proofErr w:type="spellEnd"/>
-            <w:r>
-              <w:rPr>
-                <w:sz w:val="21"/>
-                <w:szCs w:val="21"/>
-              </w:rPr>
-              <w:t xml:space="preserve"> is the only chain designed from the ground up with this reality in mind.</w:t>
+              <w:t>A 30-year time-lock created today must still be secure in 2056. Cryptographers broadly expect quantum computers capable of breaking classical signatures to exist within that timeframe. A lock created on ChronX in 2026 and unlocking in 2056 is protected by a cryptographic standard specifically designed to survive that transition. ChronX is the only chain designed from the ground up with this reality in mind.</w:t>
             </w:r>
           </w:p>
         </w:tc>
@@ -2217,13 +1968,8 @@
         <w:spacing w:before="80" w:after="120"/>
         <w:jc w:val="both"/>
       </w:pPr>
-      <w:proofErr w:type="spellStart"/>
-      <w:r>
-        <w:t>ChronX</w:t>
-      </w:r>
-      <w:proofErr w:type="spellEnd"/>
-      <w:r>
-        <w:t xml:space="preserve"> uses a directed acyclic graph (DAG) structure with proof-of-work per vertex at a difficulty of 20 leading zero bits in SHA3-256. Rather than a single linear chain, each transaction vertex references prior vertices, enabling parallel transaction processing while maintaining a fully auditable, append-only history.</w:t>
+      <w:r>
+        <w:t>ChronX uses a directed acyclic graph (DAG) structure with proof-of-work per vertex at a difficulty of 20 leading zero bits in SHA3-256. Rather than a single linear chain, each transaction vertex references prior vertices, enabling parallel transaction processing while maintaining a fully auditable, append-only history.</w:t>
       </w:r>
     </w:p>
     <w:p>
@@ -2253,15 +1999,7 @@
         <w:jc w:val="both"/>
       </w:pPr>
       <w:r>
-        <w:t xml:space="preserve">The </w:t>
-      </w:r>
-      <w:proofErr w:type="spellStart"/>
-      <w:r>
-        <w:t>ChronX</w:t>
-      </w:r>
-      <w:proofErr w:type="spellEnd"/>
-      <w:r>
-        <w:t xml:space="preserve"> protocol is organized as a Rust workspace with the following crates:</w:t>
+        <w:t>The ChronX protocol is organized as a Rust workspace with the following crates:</w:t>
       </w:r>
     </w:p>
     <w:p>
@@ -2388,21 +2126,12 @@
             </w:tcMar>
           </w:tcPr>
           <w:p>
-            <w:proofErr w:type="spellStart"/>
-            <w:r>
-              <w:rPr>
-                <w:sz w:val="20"/>
-                <w:szCs w:val="20"/>
-              </w:rPr>
-              <w:t>chronx</w:t>
-            </w:r>
-            <w:proofErr w:type="spellEnd"/>
-            <w:r>
-              <w:rPr>
-                <w:sz w:val="20"/>
-                <w:szCs w:val="20"/>
-              </w:rPr>
-              <w:t>-core</w:t>
+            <w:r>
+              <w:rPr>
+                <w:sz w:val="20"/>
+                <w:szCs w:val="20"/>
+              </w:rPr>
+              <w:t>chronx-core</w:t>
             </w:r>
           </w:p>
         </w:tc>
@@ -2429,23 +2158,7 @@
                 <w:sz w:val="20"/>
                 <w:szCs w:val="20"/>
               </w:rPr>
-              <w:t xml:space="preserve">Core types: Account, Transaction, Action, </w:t>
-            </w:r>
-            <w:proofErr w:type="spellStart"/>
-            <w:r>
-              <w:rPr>
-                <w:sz w:val="20"/>
-                <w:szCs w:val="20"/>
-              </w:rPr>
-              <w:t>TimeLockContract</w:t>
-            </w:r>
-            <w:proofErr w:type="spellEnd"/>
-            <w:r>
-              <w:rPr>
-                <w:sz w:val="20"/>
-                <w:szCs w:val="20"/>
-              </w:rPr>
-              <w:t>, constants</w:t>
+              <w:t>Core types: Account, Transaction, Action, TimeLockContract, constants</w:t>
             </w:r>
           </w:p>
         </w:tc>
@@ -2475,21 +2188,12 @@
             </w:tcMar>
           </w:tcPr>
           <w:p>
-            <w:proofErr w:type="spellStart"/>
-            <w:r>
-              <w:rPr>
-                <w:sz w:val="20"/>
-                <w:szCs w:val="20"/>
-              </w:rPr>
-              <w:t>chronx</w:t>
-            </w:r>
-            <w:proofErr w:type="spellEnd"/>
-            <w:r>
-              <w:rPr>
-                <w:sz w:val="20"/>
-                <w:szCs w:val="20"/>
-              </w:rPr>
-              <w:t>-crypto</w:t>
+            <w:r>
+              <w:rPr>
+                <w:sz w:val="20"/>
+                <w:szCs w:val="20"/>
+              </w:rPr>
+              <w:t>chronx-crypto</w:t>
             </w:r>
           </w:p>
         </w:tc>
@@ -2516,23 +2220,7 @@
                 <w:sz w:val="20"/>
                 <w:szCs w:val="20"/>
               </w:rPr>
-              <w:t xml:space="preserve">Dilithium2 </w:t>
-            </w:r>
-            <w:proofErr w:type="spellStart"/>
-            <w:r>
-              <w:rPr>
-                <w:sz w:val="20"/>
-                <w:szCs w:val="20"/>
-              </w:rPr>
-              <w:t>KeyPair</w:t>
-            </w:r>
-            <w:proofErr w:type="spellEnd"/>
-            <w:r>
-              <w:rPr>
-                <w:sz w:val="20"/>
-                <w:szCs w:val="20"/>
-              </w:rPr>
-              <w:t>, PoW mining, hashing utilities</w:t>
+              <w:t>Dilithium2 KeyPair, PoW mining, hashing utilities</w:t>
             </w:r>
           </w:p>
         </w:tc>
@@ -2562,7 +2250,6 @@
             </w:tcMar>
           </w:tcPr>
           <w:p>
-            <w:proofErr w:type="spellStart"/>
             <w:r>
               <w:rPr>
                 <w:sz w:val="20"/>
@@ -2570,7 +2257,6 @@
               </w:rPr>
               <w:t>chronx-dag</w:t>
             </w:r>
-            <w:proofErr w:type="spellEnd"/>
           </w:p>
         </w:tc>
         <w:tc>
@@ -2626,21 +2312,12 @@
             </w:tcMar>
           </w:tcPr>
           <w:p>
-            <w:proofErr w:type="spellStart"/>
-            <w:r>
-              <w:rPr>
-                <w:sz w:val="20"/>
-                <w:szCs w:val="20"/>
-              </w:rPr>
-              <w:t>chronx</w:t>
-            </w:r>
-            <w:proofErr w:type="spellEnd"/>
-            <w:r>
-              <w:rPr>
-                <w:sz w:val="20"/>
-                <w:szCs w:val="20"/>
-              </w:rPr>
-              <w:t>-state</w:t>
+            <w:r>
+              <w:rPr>
+                <w:sz w:val="20"/>
+                <w:szCs w:val="20"/>
+              </w:rPr>
+              <w:t>chronx-state</w:t>
             </w:r>
           </w:p>
         </w:tc>
@@ -2662,53 +2339,12 @@
             </w:tcMar>
           </w:tcPr>
           <w:p>
-            <w:proofErr w:type="spellStart"/>
-            <w:r>
-              <w:rPr>
-                <w:sz w:val="20"/>
-                <w:szCs w:val="20"/>
-              </w:rPr>
-              <w:t>StateDb</w:t>
-            </w:r>
-            <w:proofErr w:type="spellEnd"/>
-            <w:r>
-              <w:rPr>
-                <w:sz w:val="20"/>
-                <w:szCs w:val="20"/>
-              </w:rPr>
-              <w:t xml:space="preserve"> (sled), </w:t>
-            </w:r>
-            <w:proofErr w:type="spellStart"/>
-            <w:r>
-              <w:rPr>
-                <w:sz w:val="20"/>
-                <w:szCs w:val="20"/>
-              </w:rPr>
-              <w:t>StateEngine</w:t>
-            </w:r>
-            <w:proofErr w:type="spellEnd"/>
-            <w:r>
-              <w:rPr>
-                <w:sz w:val="20"/>
-                <w:szCs w:val="20"/>
-              </w:rPr>
-              <w:t xml:space="preserve"> (consensus + </w:t>
-            </w:r>
-            <w:proofErr w:type="spellStart"/>
-            <w:r>
-              <w:rPr>
-                <w:sz w:val="20"/>
-                <w:szCs w:val="20"/>
-              </w:rPr>
-              <w:t>tx</w:t>
-            </w:r>
-            <w:proofErr w:type="spellEnd"/>
-            <w:r>
-              <w:rPr>
-                <w:sz w:val="20"/>
-                <w:szCs w:val="20"/>
-              </w:rPr>
-              <w:t xml:space="preserve"> application)</w:t>
+            <w:r>
+              <w:rPr>
+                <w:sz w:val="20"/>
+                <w:szCs w:val="20"/>
+              </w:rPr>
+              <w:t>StateDb (sled), StateEngine (consensus + tx application)</w:t>
             </w:r>
           </w:p>
         </w:tc>
@@ -2738,21 +2374,12 @@
             </w:tcMar>
           </w:tcPr>
           <w:p>
-            <w:proofErr w:type="spellStart"/>
-            <w:r>
-              <w:rPr>
-                <w:sz w:val="20"/>
-                <w:szCs w:val="20"/>
-              </w:rPr>
-              <w:t>chronx</w:t>
-            </w:r>
-            <w:proofErr w:type="spellEnd"/>
-            <w:r>
-              <w:rPr>
-                <w:sz w:val="20"/>
-                <w:szCs w:val="20"/>
-              </w:rPr>
-              <w:t>-consensus</w:t>
+            <w:r>
+              <w:rPr>
+                <w:sz w:val="20"/>
+                <w:szCs w:val="20"/>
+              </w:rPr>
+              <w:t>chronx-consensus</w:t>
             </w:r>
           </w:p>
         </w:tc>
@@ -2809,7 +2436,6 @@
             </w:tcMar>
           </w:tcPr>
           <w:p>
-            <w:proofErr w:type="spellStart"/>
             <w:r>
               <w:rPr>
                 <w:sz w:val="20"/>
@@ -2817,7 +2443,6 @@
               </w:rPr>
               <w:t>chronx-timelock</w:t>
             </w:r>
-            <w:proofErr w:type="spellEnd"/>
           </w:p>
         </w:tc>
         <w:tc>
@@ -2843,23 +2468,7 @@
                 <w:sz w:val="20"/>
                 <w:szCs w:val="20"/>
               </w:rPr>
-              <w:t xml:space="preserve">Treasury schedule, </w:t>
-            </w:r>
-            <w:proofErr w:type="spellStart"/>
-            <w:r>
-              <w:rPr>
-                <w:sz w:val="20"/>
-                <w:szCs w:val="20"/>
-              </w:rPr>
-              <w:t>timelock</w:t>
-            </w:r>
-            <w:proofErr w:type="spellEnd"/>
-            <w:r>
-              <w:rPr>
-                <w:sz w:val="20"/>
-                <w:szCs w:val="20"/>
-              </w:rPr>
-              <w:t xml:space="preserve"> query helpers</w:t>
+              <w:t>Treasury schedule, timelock query helpers</w:t>
             </w:r>
           </w:p>
         </w:tc>
@@ -2889,21 +2498,12 @@
             </w:tcMar>
           </w:tcPr>
           <w:p>
-            <w:proofErr w:type="spellStart"/>
-            <w:r>
-              <w:rPr>
-                <w:sz w:val="20"/>
-                <w:szCs w:val="20"/>
-              </w:rPr>
-              <w:t>chronx</w:t>
-            </w:r>
-            <w:proofErr w:type="spellEnd"/>
-            <w:r>
-              <w:rPr>
-                <w:sz w:val="20"/>
-                <w:szCs w:val="20"/>
-              </w:rPr>
-              <w:t>-recovery</w:t>
+            <w:r>
+              <w:rPr>
+                <w:sz w:val="20"/>
+                <w:szCs w:val="20"/>
+              </w:rPr>
+              <w:t>chronx-recovery</w:t>
             </w:r>
           </w:p>
         </w:tc>
@@ -3022,7 +2622,6 @@
             </w:tcMar>
           </w:tcPr>
           <w:p>
-            <w:proofErr w:type="spellStart"/>
             <w:r>
               <w:rPr>
                 <w:sz w:val="20"/>
@@ -3030,7 +2629,6 @@
               </w:rPr>
               <w:t>chronx-rpc</w:t>
             </w:r>
-            <w:proofErr w:type="spellEnd"/>
           </w:p>
         </w:tc>
         <w:tc>
@@ -3056,23 +2654,7 @@
                 <w:sz w:val="20"/>
                 <w:szCs w:val="20"/>
               </w:rPr>
-              <w:t>JSON-RPC 2.0 server (</w:t>
-            </w:r>
-            <w:proofErr w:type="spellStart"/>
-            <w:r>
-              <w:rPr>
-                <w:sz w:val="20"/>
-                <w:szCs w:val="20"/>
-              </w:rPr>
-              <w:t>jsonrpsee</w:t>
-            </w:r>
-            <w:proofErr w:type="spellEnd"/>
-            <w:r>
-              <w:rPr>
-                <w:sz w:val="20"/>
-                <w:szCs w:val="20"/>
-              </w:rPr>
-              <w:t xml:space="preserve"> + tower-http CORS)</w:t>
+              <w:t>JSON-RPC 2.0 server (jsonrpsee + tower-http CORS)</w:t>
             </w:r>
           </w:p>
         </w:tc>
@@ -3102,21 +2684,12 @@
             </w:tcMar>
           </w:tcPr>
           <w:p>
-            <w:proofErr w:type="spellStart"/>
-            <w:r>
-              <w:rPr>
-                <w:sz w:val="20"/>
-                <w:szCs w:val="20"/>
-              </w:rPr>
-              <w:t>chronx</w:t>
-            </w:r>
-            <w:proofErr w:type="spellEnd"/>
-            <w:r>
-              <w:rPr>
-                <w:sz w:val="20"/>
-                <w:szCs w:val="20"/>
-              </w:rPr>
-              <w:t>-node</w:t>
+            <w:r>
+              <w:rPr>
+                <w:sz w:val="20"/>
+                <w:szCs w:val="20"/>
+              </w:rPr>
+              <w:t>chronx-node</w:t>
             </w:r>
           </w:p>
         </w:tc>
@@ -3173,21 +2746,12 @@
             </w:tcMar>
           </w:tcPr>
           <w:p>
-            <w:proofErr w:type="spellStart"/>
-            <w:r>
-              <w:rPr>
-                <w:sz w:val="20"/>
-                <w:szCs w:val="20"/>
-              </w:rPr>
-              <w:t>chronx</w:t>
-            </w:r>
-            <w:proofErr w:type="spellEnd"/>
-            <w:r>
-              <w:rPr>
-                <w:sz w:val="20"/>
-                <w:szCs w:val="20"/>
-              </w:rPr>
-              <w:t>-wallet</w:t>
+            <w:r>
+              <w:rPr>
+                <w:sz w:val="20"/>
+                <w:szCs w:val="20"/>
+              </w:rPr>
+              <w:t>chronx-wallet</w:t>
             </w:r>
           </w:p>
         </w:tc>
@@ -3244,21 +2808,12 @@
             </w:tcMar>
           </w:tcPr>
           <w:p>
-            <w:proofErr w:type="spellStart"/>
-            <w:r>
-              <w:rPr>
-                <w:sz w:val="20"/>
-                <w:szCs w:val="20"/>
-              </w:rPr>
-              <w:t>chronx</w:t>
-            </w:r>
-            <w:proofErr w:type="spellEnd"/>
-            <w:r>
-              <w:rPr>
-                <w:sz w:val="20"/>
-                <w:szCs w:val="20"/>
-              </w:rPr>
-              <w:t>-genesis</w:t>
+            <w:r>
+              <w:rPr>
+                <w:sz w:val="20"/>
+                <w:szCs w:val="20"/>
+              </w:rPr>
+              <w:t>chronx-genesis</w:t>
             </w:r>
           </w:p>
         </w:tc>
@@ -3310,15 +2865,7 @@
         <w:jc w:val="both"/>
       </w:pPr>
       <w:r>
-        <w:t xml:space="preserve">Chain state is managed via sled, an embedded key-value store optimized for low-latency reads and crash safety. Account balances, time-lock records, and chain metadata are stored in a structured, append-friendly format. The state database is designed to remain </w:t>
-      </w:r>
-      <w:proofErr w:type="spellStart"/>
-      <w:r>
-        <w:t>queryable</w:t>
-      </w:r>
-      <w:proofErr w:type="spellEnd"/>
-      <w:r>
-        <w:t xml:space="preserve"> and auditable without external indexing infrastructure.</w:t>
+        <w:t>Chain state is managed via sled, an embedded key-value store optimized for low-latency reads and crash safety. Account balances, time-lock records, and chain metadata are stored in a structured, append-friendly format. The state database is designed to remain queryable and auditable without external indexing infrastructure.</w:t>
       </w:r>
     </w:p>
     <w:p>
@@ -3335,31 +2882,7 @@
         <w:jc w:val="both"/>
       </w:pPr>
       <w:r>
-        <w:t xml:space="preserve">Node-to-node communication is handled by libp2p — the same peer-to-peer networking stack used by IPFS, Ethereum 2.0, and </w:t>
-      </w:r>
-      <w:proofErr w:type="spellStart"/>
-      <w:r>
-        <w:t>Filecoin</w:t>
-      </w:r>
-      <w:proofErr w:type="spellEnd"/>
-      <w:r>
-        <w:t xml:space="preserve">. </w:t>
-      </w:r>
-      <w:proofErr w:type="spellStart"/>
-      <w:r>
-        <w:t>ChronX</w:t>
-      </w:r>
-      <w:proofErr w:type="spellEnd"/>
-      <w:r>
-        <w:t xml:space="preserve"> nodes discover peers, propagate transactions, and synchronize chain state using libp2p’s </w:t>
-      </w:r>
-      <w:proofErr w:type="spellStart"/>
-      <w:r>
-        <w:t>Kademlia</w:t>
-      </w:r>
-      <w:proofErr w:type="spellEnd"/>
-      <w:r>
-        <w:t xml:space="preserve"> DHT and gossip protocols. The network is permissionless — anyone may run a node.</w:t>
+        <w:t>Node-to-node communication is handled by libp2p — the same peer-to-peer networking stack used by IPFS, Ethereum 2.0, and Filecoin. ChronX nodes discover peers, propagate transactions, and synchronize chain state using libp2p’s Kademlia DHT and gossip protocols. The network is permissionless — anyone may run a node.</w:t>
       </w:r>
     </w:p>
     <w:p>
@@ -3376,23 +2899,7 @@
         <w:jc w:val="both"/>
       </w:pPr>
       <w:r>
-        <w:t xml:space="preserve">The </w:t>
-      </w:r>
-      <w:proofErr w:type="spellStart"/>
-      <w:r>
-        <w:t>ChronX</w:t>
-      </w:r>
-      <w:proofErr w:type="spellEnd"/>
-      <w:r>
-        <w:t xml:space="preserve"> node exposes a JSON-RPC 2.0 interface at port 8545 with CORS enabled for browser clients. All methods are prefixed </w:t>
-      </w:r>
-      <w:proofErr w:type="spellStart"/>
-      <w:r>
-        <w:t>chronx</w:t>
-      </w:r>
-      <w:proofErr w:type="spellEnd"/>
-      <w:r>
-        <w:t>_. Current RPC methods include:</w:t>
+        <w:t>The ChronX node exposes a JSON-RPC 2.0 interface at port 8545 with CORS enabled for browser clients. All methods are prefixed chronx_. Current RPC methods include:</w:t>
       </w:r>
     </w:p>
     <w:p>
@@ -3520,7 +3027,6 @@
             </w:tcMar>
           </w:tcPr>
           <w:p>
-            <w:proofErr w:type="spellStart"/>
             <w:r>
               <w:rPr>
                 <w:sz w:val="20"/>
@@ -3528,7 +3034,6 @@
               </w:rPr>
               <w:t>chronx_getAccount</w:t>
             </w:r>
-            <w:proofErr w:type="spellEnd"/>
           </w:p>
         </w:tc>
         <w:tc>
@@ -3584,7 +3089,6 @@
             </w:tcMar>
           </w:tcPr>
           <w:p>
-            <w:proofErr w:type="spellStart"/>
             <w:r>
               <w:rPr>
                 <w:sz w:val="20"/>
@@ -3592,7 +3096,6 @@
               </w:rPr>
               <w:t>chronx_getTimeLockContracts</w:t>
             </w:r>
-            <w:proofErr w:type="spellEnd"/>
           </w:p>
         </w:tc>
         <w:tc>
@@ -3648,7 +3151,6 @@
             </w:tcMar>
           </w:tcPr>
           <w:p>
-            <w:proofErr w:type="spellStart"/>
             <w:r>
               <w:rPr>
                 <w:sz w:val="20"/>
@@ -3656,7 +3158,6 @@
               </w:rPr>
               <w:t>chronx_getTimeLockById</w:t>
             </w:r>
-            <w:proofErr w:type="spellEnd"/>
           </w:p>
         </w:tc>
         <w:tc>
@@ -3712,7 +3213,6 @@
             </w:tcMar>
           </w:tcPr>
           <w:p>
-            <w:proofErr w:type="spellStart"/>
             <w:r>
               <w:rPr>
                 <w:sz w:val="20"/>
@@ -3720,7 +3220,6 @@
               </w:rPr>
               <w:t>chronx_getPendingIncoming</w:t>
             </w:r>
-            <w:proofErr w:type="spellEnd"/>
           </w:p>
         </w:tc>
         <w:tc>
@@ -3776,7 +3275,6 @@
             </w:tcMar>
           </w:tcPr>
           <w:p>
-            <w:proofErr w:type="spellStart"/>
             <w:r>
               <w:rPr>
                 <w:sz w:val="20"/>
@@ -3784,7 +3282,6 @@
               </w:rPr>
               <w:t>chronx_getTimeLockContractsPaged</w:t>
             </w:r>
-            <w:proofErr w:type="spellEnd"/>
           </w:p>
         </w:tc>
         <w:tc>
@@ -3840,7 +3337,6 @@
             </w:tcMar>
           </w:tcPr>
           <w:p>
-            <w:proofErr w:type="spellStart"/>
             <w:r>
               <w:rPr>
                 <w:sz w:val="20"/>
@@ -3848,7 +3344,6 @@
               </w:rPr>
               <w:t>chronx_getChainStats</w:t>
             </w:r>
-            <w:proofErr w:type="spellEnd"/>
           </w:p>
         </w:tc>
         <w:tc>
@@ -3904,7 +3399,6 @@
             </w:tcMar>
           </w:tcPr>
           <w:p>
-            <w:proofErr w:type="spellStart"/>
             <w:r>
               <w:rPr>
                 <w:sz w:val="20"/>
@@ -3912,7 +3406,6 @@
               </w:rPr>
               <w:t>chronx_getRecentTransactions</w:t>
             </w:r>
-            <w:proofErr w:type="spellEnd"/>
           </w:p>
         </w:tc>
         <w:tc>
@@ -3968,7 +3461,6 @@
             </w:tcMar>
           </w:tcPr>
           <w:p>
-            <w:proofErr w:type="spellStart"/>
             <w:r>
               <w:rPr>
                 <w:sz w:val="20"/>
@@ -3976,7 +3468,6 @@
               </w:rPr>
               <w:t>chronx_getLocksByUnlockDate</w:t>
             </w:r>
-            <w:proofErr w:type="spellEnd"/>
           </w:p>
         </w:tc>
         <w:tc>
@@ -4032,7 +3523,6 @@
             </w:tcMar>
           </w:tcPr>
           <w:p>
-            <w:proofErr w:type="spellStart"/>
             <w:r>
               <w:rPr>
                 <w:sz w:val="20"/>
@@ -4040,7 +3530,6 @@
               </w:rPr>
               <w:t>chronx_getVersion</w:t>
             </w:r>
-            <w:proofErr w:type="spellEnd"/>
           </w:p>
         </w:tc>
         <w:tc>
@@ -4096,7 +3585,6 @@
             </w:tcMar>
           </w:tcPr>
           <w:p>
-            <w:proofErr w:type="spellStart"/>
             <w:r>
               <w:rPr>
                 <w:sz w:val="20"/>
@@ -4104,7 +3592,6 @@
               </w:rPr>
               <w:t>chronx_cancelLock</w:t>
             </w:r>
-            <w:proofErr w:type="spellEnd"/>
           </w:p>
         </w:tc>
         <w:tc>
@@ -4160,7 +3647,6 @@
             </w:tcMar>
           </w:tcPr>
           <w:p>
-            <w:proofErr w:type="spellStart"/>
             <w:r>
               <w:rPr>
                 <w:sz w:val="20"/>
@@ -4168,7 +3654,6 @@
               </w:rPr>
               <w:t>chronx_searchLocks</w:t>
             </w:r>
-            <w:proofErr w:type="spellEnd"/>
           </w:p>
         </w:tc>
         <w:tc>
@@ -4224,7 +3709,6 @@
             </w:tcMar>
           </w:tcPr>
           <w:p>
-            <w:proofErr w:type="spellStart"/>
             <w:r>
               <w:rPr>
                 <w:sz w:val="20"/>
@@ -4232,7 +3716,6 @@
               </w:rPr>
               <w:t>chronx_sendTransaction</w:t>
             </w:r>
-            <w:proofErr w:type="spellEnd"/>
           </w:p>
         </w:tc>
         <w:tc>
@@ -4288,7 +3771,6 @@
             </w:tcMar>
           </w:tcPr>
           <w:p>
-            <w:proofErr w:type="spellStart"/>
             <w:r>
               <w:rPr>
                 <w:sz w:val="20"/>
@@ -4296,7 +3778,6 @@
               </w:rPr>
               <w:t>chronx_getGenesisInfo</w:t>
             </w:r>
-            <w:proofErr w:type="spellEnd"/>
           </w:p>
         </w:tc>
         <w:tc>
@@ -4347,15 +3828,7 @@
         <w:jc w:val="both"/>
       </w:pPr>
       <w:r>
-        <w:t xml:space="preserve">The native currency of </w:t>
-      </w:r>
-      <w:proofErr w:type="spellStart"/>
-      <w:r>
-        <w:t>ChronX</w:t>
-      </w:r>
-      <w:proofErr w:type="spellEnd"/>
-      <w:r>
-        <w:t xml:space="preserve"> is KX. The base unit is the Chrono, where 1 KX = 1,000,000 Chronos (10⁶). This provides fine-grained precision for small transactions while keeping user-facing amounts readable at scale. All on-chain values are stored and transmitted in Chronos; wallets display amounts in KX with up to 6 decimal places.</w:t>
+        <w:t>The native currency of ChronX is KX. The base unit is the Chrono, where 1 KX = 1,000,000 grains (10⁶). This provides fine-grained precision for small transactions while keeping user-facing amounts readable at scale. All on-chain values are stored and transmitted in grains; wallets display amounts in KX with up to 6 decimal places.</w:t>
       </w:r>
     </w:p>
     <w:p>
@@ -4368,26 +3841,16 @@
         <w:pStyle w:val="Heading1"/>
       </w:pPr>
       <w:r>
-        <w:t xml:space="preserve">4. </w:t>
-      </w:r>
-      <w:proofErr w:type="spellStart"/>
-      <w:r>
-        <w:t>Tokenomics</w:t>
-      </w:r>
-      <w:proofErr w:type="spellEnd"/>
+        <w:t>4. Tokenomics</w:t>
+      </w:r>
     </w:p>
     <w:p>
       <w:pPr>
         <w:spacing w:before="80" w:after="120"/>
         <w:jc w:val="both"/>
       </w:pPr>
-      <w:proofErr w:type="spellStart"/>
-      <w:r>
-        <w:t>ChronX</w:t>
-      </w:r>
-      <w:proofErr w:type="spellEnd"/>
-      <w:r>
-        <w:t xml:space="preserve"> has a fixed total supply of 8,270,000,000 KX, allocated at genesis with no inflation mechanism. The supply is permanent and immutable — it cannot be increased by any governance action, protocol upgrade, or administrative decision.</w:t>
+      <w:r>
+        <w:t>ChronX has a fixed total supply of 8,270,000,000 KX, allocated at genesis with no inflation mechanism. The supply is permanent and immutable — it cannot be increased by any governance action, protocol upgrade, or administrative decision.</w:t>
       </w:r>
     </w:p>
     <w:p>
@@ -5921,15 +5384,7 @@
         <w:jc w:val="both"/>
       </w:pPr>
       <w:r>
-        <w:t xml:space="preserve">1,000,000 KX is locked until January 1, 2127 — a symbolic and functional demonstration of </w:t>
-      </w:r>
-      <w:proofErr w:type="spellStart"/>
-      <w:r>
-        <w:t>ChronX’s</w:t>
-      </w:r>
-      <w:proofErr w:type="spellEnd"/>
-      <w:r>
-        <w:t xml:space="preserve"> core capability. This is a 100-year time-lock created at genesis, visible on-chain to anyone, redeemable by no one alive today.</w:t>
+        <w:t>1,000,000 KX is locked until January 1, 2127 — a symbolic and functional demonstration of ChronX’s core capability. This is a 100-year time-lock created at genesis, visible on-chain to anyone, redeemable by no one alive today.</w:t>
       </w:r>
     </w:p>
     <w:p>
@@ -6016,23 +5471,7 @@
                 <w:sz w:val="21"/>
                 <w:szCs w:val="21"/>
               </w:rPr>
-              <w:t xml:space="preserve">One million KX locked for 100 years. Not a marketing claim — an on-chain record, verifiable by anyone, redeemable by no one alive today. </w:t>
-            </w:r>
-            <w:proofErr w:type="spellStart"/>
-            <w:r>
-              <w:rPr>
-                <w:sz w:val="21"/>
-                <w:szCs w:val="21"/>
-              </w:rPr>
-              <w:t>ChronX</w:t>
-            </w:r>
-            <w:proofErr w:type="spellEnd"/>
-            <w:r>
-              <w:rPr>
-                <w:sz w:val="21"/>
-                <w:szCs w:val="21"/>
-              </w:rPr>
-              <w:t xml:space="preserve"> puts its own protocol to the test from block zero. If the chain is still running in 2127, this lock will unlock. That is the standard the team holds itself to.</w:t>
+              <w:t>One million KX locked for 100 years. Not a marketing claim — an on-chain record, verifiable by anyone, redeemable by no one alive today. ChronX puts its own protocol to the test from block zero. If the chain is still running in 2127, this lock will unlock. That is the standard the team holds itself to.</w:t>
             </w:r>
           </w:p>
         </w:tc>
@@ -6057,15 +5496,7 @@
         <w:jc w:val="both"/>
       </w:pPr>
       <w:r>
-        <w:t>500,000 KX is locked until January 1, 2076 — the exact halfway point between the genesis block and the Humanity Stake unlock date of 2127. Its on-chain memo reads: “</w:t>
-      </w:r>
-      <w:proofErr w:type="spellStart"/>
-      <w:r>
-        <w:t>ChronX</w:t>
-      </w:r>
-      <w:proofErr w:type="spellEnd"/>
-      <w:r>
-        <w:t xml:space="preserve"> 50-year milestone stake — locked at genesis, January 1 2026. Unlocks at the halfway point to the Humanity Stake.”</w:t>
+        <w:t>500,000 KX is locked until January 1, 2076 — the exact halfway point between the genesis block and the Humanity Stake unlock date of 2127. Its on-chain memo reads: “ChronX 50-year milestone stake — locked at genesis, January 1 2026. Unlocks at the halfway point to the Humanity Stake.”</w:t>
       </w:r>
     </w:p>
     <w:p>
@@ -6074,15 +5505,7 @@
         <w:jc w:val="both"/>
       </w:pPr>
       <w:r>
-        <w:t xml:space="preserve">This lock serves as a public 50-year proof-of-concept checkpoint. If </w:t>
-      </w:r>
-      <w:proofErr w:type="spellStart"/>
-      <w:r>
-        <w:t>ChronX</w:t>
-      </w:r>
-      <w:proofErr w:type="spellEnd"/>
-      <w:r>
-        <w:t xml:space="preserve"> is still running in 2076, this lock will mature as visible, on-chain evidence that the protocol held value for half a century.</w:t>
+        <w:t>This lock serves as a public 50-year proof-of-concept checkpoint. If ChronX is still running in 2076, this lock will mature as visible, on-chain evidence that the protocol held value for half a century.</w:t>
       </w:r>
     </w:p>
     <w:p>
@@ -6099,15 +5522,7 @@
         <w:jc w:val="both"/>
       </w:pPr>
       <w:r>
-        <w:t>500,000 KX is locked until January 1, 2036, functioning as a 10-year development reserve. Its on-chain memo reads: “</w:t>
-      </w:r>
-      <w:proofErr w:type="spellStart"/>
-      <w:r>
-        <w:t>ChronX</w:t>
-      </w:r>
-      <w:proofErr w:type="spellEnd"/>
-      <w:r>
-        <w:t xml:space="preserve"> protocol reserve — 10-year development fund. Locked at genesis January 1 2026.”</w:t>
+        <w:t>500,000 KX is locked until January 1, 2036, functioning as a 10-year development reserve. Its on-chain memo reads: “ChronX protocol reserve — 10-year development fund. Locked at genesis January 1 2026.”</w:t>
       </w:r>
     </w:p>
     <w:p>
@@ -6132,13 +5547,8 @@
         <w:spacing w:before="80" w:after="120"/>
         <w:jc w:val="both"/>
       </w:pPr>
-      <w:proofErr w:type="spellStart"/>
-      <w:r>
-        <w:t>ChronX</w:t>
-      </w:r>
-      <w:proofErr w:type="spellEnd"/>
-      <w:r>
-        <w:t xml:space="preserve"> does not mint new tokens. There are no block rewards, no staking yields, and no inflationary mechanism. The total supply at genesis equals the total supply forever. KX derives its value from utility and scarcity — not from engineered yield that dilutes existing holders.</w:t>
+      <w:r>
+        <w:t>ChronX does not mint new tokens. There are no block rewards, no staking yields, and no inflationary mechanism. The total supply at genesis equals the total supply forever. KX derives its value from utility and scarcity — not from engineered yield that dilutes existing holders.</w:t>
       </w:r>
     </w:p>
     <w:p>
@@ -6168,13 +5578,8 @@
         <w:spacing w:before="80" w:after="120"/>
         <w:jc w:val="both"/>
       </w:pPr>
-      <w:proofErr w:type="spellStart"/>
-      <w:r>
-        <w:t>ChronX</w:t>
-      </w:r>
-      <w:proofErr w:type="spellEnd"/>
-      <w:r>
-        <w:t xml:space="preserve"> was designed with intention at every level. The details embedded in the genesis block are not accidents — they are deliberate choices that reflect the protocol’s values and long-term thinking.</w:t>
+      <w:r>
+        <w:t>ChronX was designed with intention at every level. The details embedded in the genesis block are not accidents — they are deliberate choices that reflect the protocol’s values and long-term thinking.</w:t>
       </w:r>
     </w:p>
     <w:p>
@@ -6192,15 +5597,7 @@
         <w:jc w:val="both"/>
       </w:pPr>
       <w:r>
-        <w:t xml:space="preserve">The total supply of 8,270,000,000 KX was chosen to match the world population on January 1, 2026. This is a statement of intent: </w:t>
-      </w:r>
-      <w:proofErr w:type="spellStart"/>
-      <w:r>
-        <w:t>ChronX</w:t>
-      </w:r>
-      <w:proofErr w:type="spellEnd"/>
-      <w:r>
-        <w:t xml:space="preserve"> is not designed for whales, speculators, or insiders. It is designed for people.</w:t>
+        <w:t>The total supply of 8,270,000,000 KX was chosen to match the world population on January 1, 2026. This is a statement of intent: ChronX is not designed for whales, speculators, or insiders. It is designed for people.</w:t>
       </w:r>
     </w:p>
     <w:p>
@@ -6349,21 +5746,8 @@
         <w:spacing w:before="80" w:after="120"/>
         <w:jc w:val="both"/>
       </w:pPr>
-      <w:proofErr w:type="spellStart"/>
-      <w:r>
-        <w:t>ChronX’s</w:t>
-      </w:r>
-      <w:proofErr w:type="spellEnd"/>
-      <w:r>
-        <w:t xml:space="preserve"> claims resolution layer is not a roadmap item. It is a founding design principle, with all necessary data structures present in the protocol from genesis. This architecture ensures that </w:t>
-      </w:r>
-      <w:proofErr w:type="spellStart"/>
-      <w:r>
-        <w:t>ChronX</w:t>
-      </w:r>
-      <w:proofErr w:type="spellEnd"/>
-      <w:r>
-        <w:t xml:space="preserve"> can evolve its claims resolution capabilities over decades without ever requiring a hard fork or breaking existing locks.</w:t>
+      <w:r>
+        <w:t>ChronX’s claims resolution layer is not a roadmap item. It is a founding design principle, with all necessary data structures present in the protocol from genesis. This architecture ensures that ChronX can evolve its claims resolution capabilities over decades without ever requiring a hard fork or breaking existing locks.</w:t>
       </w:r>
     </w:p>
     <w:p>
@@ -6380,15 +5764,7 @@
         <w:jc w:val="both"/>
       </w:pPr>
       <w:r>
-        <w:t xml:space="preserve">A protocol designed to hold value for 100 years cannot afford to break existing locks every time the claim resolution rules evolve. </w:t>
-      </w:r>
-      <w:proofErr w:type="spellStart"/>
-      <w:r>
-        <w:t>ChronX’s</w:t>
-      </w:r>
-      <w:proofErr w:type="spellEnd"/>
-      <w:r>
-        <w:t xml:space="preserve"> claim resolution layer is therefore designed as a versioned runtime module — not as hard-coded consensus rules. The core insight: claim logic lives in data, policies, and registries rather than in block validity rules.</w:t>
+        <w:t>A protocol designed to hold value for 100 years cannot afford to break existing locks every time the claim resolution rules evolve. ChronX’s claim resolution layer is therefore designed as a versioned runtime module — not as hard-coded consensus rules. The core insight: claim logic lives in data, policies, and registries rather than in block validity rules.</w:t>
       </w:r>
     </w:p>
     <w:p>
@@ -6415,15 +5791,7 @@
         <w:spacing w:before="60" w:after="60"/>
       </w:pPr>
       <w:r>
-        <w:t xml:space="preserve">Certificate types are registered on-chain via governance, not hard-coded as </w:t>
-      </w:r>
-      <w:proofErr w:type="spellStart"/>
-      <w:r>
-        <w:t>enums</w:t>
-      </w:r>
-      <w:proofErr w:type="spellEnd"/>
-      <w:r>
-        <w:t xml:space="preserve"> that require forks</w:t>
+        <w:t>Certificate types are registered on-chain via governance, not hard-coded as enums that require forks</w:t>
       </w:r>
     </w:p>
     <w:p>
@@ -6475,15 +5843,7 @@
         <w:pStyle w:val="Heading2"/>
       </w:pPr>
       <w:r>
-        <w:t xml:space="preserve">6.2 The </w:t>
-      </w:r>
-      <w:proofErr w:type="spellStart"/>
-      <w:r>
-        <w:t>TimeLockContract</w:t>
-      </w:r>
-      <w:proofErr w:type="spellEnd"/>
-      <w:r>
-        <w:t>: A Complete Data Structure</w:t>
+        <w:t>6.2 The TimeLockContract: A Complete Data Structure</w:t>
       </w:r>
     </w:p>
     <w:p>
@@ -6492,23 +5852,7 @@
         <w:jc w:val="both"/>
       </w:pPr>
       <w:r>
-        <w:t xml:space="preserve">Every </w:t>
-      </w:r>
-      <w:proofErr w:type="spellStart"/>
-      <w:r>
-        <w:t>ChronX</w:t>
-      </w:r>
-      <w:proofErr w:type="spellEnd"/>
-      <w:r>
-        <w:t xml:space="preserve"> time-lock is represented by a </w:t>
-      </w:r>
-      <w:proofErr w:type="spellStart"/>
-      <w:r>
-        <w:t>TimeLockContract</w:t>
-      </w:r>
-      <w:proofErr w:type="spellEnd"/>
-      <w:r>
-        <w:t xml:space="preserve"> with a comprehensive set of fields covering all current and future use cases. All optional fields default to None/false so existing locks remain valid as new features are activated. The current field set includes:</w:t>
+        <w:t>Every ChronX time-lock is represented by a TimeLockContract with a comprehensive set of fields covering all current and future use cases. All optional fields default to None/false so existing locks remain valid as new features are activated. The current field set includes:</w:t>
       </w:r>
     </w:p>
     <w:p>
@@ -6699,49 +6043,8 @@
                 <w:sz w:val="20"/>
                 <w:szCs w:val="20"/>
               </w:rPr>
-              <w:t xml:space="preserve">sender, recipient, </w:t>
-            </w:r>
-            <w:proofErr w:type="spellStart"/>
-            <w:r>
-              <w:rPr>
-                <w:sz w:val="20"/>
-                <w:szCs w:val="20"/>
-              </w:rPr>
-              <w:t>amount_chronos</w:t>
-            </w:r>
-            <w:proofErr w:type="spellEnd"/>
-            <w:r>
-              <w:rPr>
-                <w:sz w:val="20"/>
-                <w:szCs w:val="20"/>
-              </w:rPr>
-              <w:t xml:space="preserve">, </w:t>
-            </w:r>
-            <w:proofErr w:type="spellStart"/>
-            <w:r>
-              <w:rPr>
-                <w:sz w:val="20"/>
-                <w:szCs w:val="20"/>
-              </w:rPr>
-              <w:t>unlock_at</w:t>
-            </w:r>
-            <w:proofErr w:type="spellEnd"/>
-            <w:r>
-              <w:rPr>
-                <w:sz w:val="20"/>
-                <w:szCs w:val="20"/>
-              </w:rPr>
-              <w:t xml:space="preserve">, memo, </w:t>
-            </w:r>
-            <w:proofErr w:type="spellStart"/>
-            <w:r>
-              <w:rPr>
-                <w:sz w:val="20"/>
-                <w:szCs w:val="20"/>
-              </w:rPr>
-              <w:t>lock_version</w:t>
-            </w:r>
-            <w:proofErr w:type="spellEnd"/>
+              <w:t>sender, recipient, amount_grains, unlock_at, memo, lock_version</w:t>
+            </w:r>
           </w:p>
         </w:tc>
         <w:tc>
@@ -6824,47 +6127,13 @@
             </w:tcMar>
           </w:tcPr>
           <w:p>
-            <w:proofErr w:type="spellStart"/>
-            <w:r>
-              <w:rPr>
-                <w:sz w:val="20"/>
-                <w:szCs w:val="20"/>
-              </w:rPr>
-              <w:t>claim_policy</w:t>
-            </w:r>
-            <w:proofErr w:type="spellEnd"/>
-            <w:r>
-              <w:rPr>
-                <w:sz w:val="20"/>
-                <w:szCs w:val="20"/>
-              </w:rPr>
-              <w:t xml:space="preserve">, </w:t>
-            </w:r>
-            <w:proofErr w:type="spellStart"/>
-            <w:r>
-              <w:rPr>
-                <w:sz w:val="20"/>
-                <w:szCs w:val="20"/>
-              </w:rPr>
-              <w:t>beneficiary_anchor</w:t>
-            </w:r>
-            <w:proofErr w:type="spellEnd"/>
-            <w:r>
-              <w:rPr>
-                <w:sz w:val="20"/>
-                <w:szCs w:val="20"/>
-              </w:rPr>
-              <w:t xml:space="preserve">, </w:t>
-            </w:r>
-            <w:proofErr w:type="spellStart"/>
-            <w:r>
-              <w:rPr>
-                <w:sz w:val="20"/>
-                <w:szCs w:val="20"/>
-              </w:rPr>
-              <w:t>lock_version</w:t>
-            </w:r>
-            <w:proofErr w:type="spellEnd"/>
+            <w:r>
+              <w:rPr>
+                <w:sz w:val="20"/>
+                <w:szCs w:val="20"/>
+              </w:rPr>
+              <w:t>claim_policy, beneficiary_anchor, lock_version</w:t>
+            </w:r>
           </w:p>
         </w:tc>
         <w:tc>
@@ -6947,63 +6216,13 @@
             </w:tcMar>
           </w:tcPr>
           <w:p>
-            <w:proofErr w:type="spellStart"/>
-            <w:r>
-              <w:rPr>
-                <w:sz w:val="20"/>
-                <w:szCs w:val="20"/>
-              </w:rPr>
-              <w:t>cancellation_window</w:t>
-            </w:r>
-            <w:proofErr w:type="spellEnd"/>
-            <w:r>
-              <w:rPr>
-                <w:sz w:val="20"/>
-                <w:szCs w:val="20"/>
-              </w:rPr>
-              <w:t xml:space="preserve">, tags, private, </w:t>
-            </w:r>
-            <w:proofErr w:type="spellStart"/>
-            <w:r>
-              <w:rPr>
-                <w:sz w:val="20"/>
-                <w:szCs w:val="20"/>
-              </w:rPr>
-              <w:t>expiry_policy</w:t>
-            </w:r>
-            <w:proofErr w:type="spellEnd"/>
-            <w:r>
-              <w:rPr>
-                <w:sz w:val="20"/>
-                <w:szCs w:val="20"/>
-              </w:rPr>
-              <w:t xml:space="preserve">, recurring, </w:t>
-            </w:r>
-            <w:proofErr w:type="spellStart"/>
-            <w:r>
-              <w:rPr>
-                <w:sz w:val="20"/>
-                <w:szCs w:val="20"/>
-              </w:rPr>
-              <w:t>oracle_hint</w:t>
-            </w:r>
-            <w:proofErr w:type="spellEnd"/>
-            <w:r>
-              <w:rPr>
-                <w:sz w:val="20"/>
-                <w:szCs w:val="20"/>
-              </w:rPr>
-              <w:t xml:space="preserve">, </w:t>
-            </w:r>
-            <w:proofErr w:type="spellStart"/>
-            <w:r>
-              <w:rPr>
-                <w:sz w:val="20"/>
-                <w:szCs w:val="20"/>
-              </w:rPr>
-              <w:t>jurisdiction_hint</w:t>
-            </w:r>
-            <w:proofErr w:type="spellEnd"/>
+            <w:r>
+              <w:rPr>
+                <w:sz w:val="20"/>
+                <w:szCs w:val="20"/>
+              </w:rPr>
+              <w:t>cancellation_window, tags, private, expiry_policy, recurring, oracle_hint, jurisdiction_hint</w:t>
+            </w:r>
           </w:p>
         </w:tc>
         <w:tc>
@@ -7091,65 +6310,8 @@
                 <w:sz w:val="20"/>
                 <w:szCs w:val="20"/>
               </w:rPr>
-              <w:t xml:space="preserve">transferable, </w:t>
-            </w:r>
-            <w:proofErr w:type="spellStart"/>
-            <w:r>
-              <w:rPr>
-                <w:sz w:val="20"/>
-                <w:szCs w:val="20"/>
-              </w:rPr>
-              <w:t>transfer_policy</w:t>
-            </w:r>
-            <w:proofErr w:type="spellEnd"/>
-            <w:r>
-              <w:rPr>
-                <w:sz w:val="20"/>
-                <w:szCs w:val="20"/>
-              </w:rPr>
-              <w:t xml:space="preserve">, </w:t>
-            </w:r>
-            <w:proofErr w:type="spellStart"/>
-            <w:r>
-              <w:rPr>
-                <w:sz w:val="20"/>
-                <w:szCs w:val="20"/>
-              </w:rPr>
-              <w:t>current_beneficiary</w:t>
-            </w:r>
-            <w:proofErr w:type="spellEnd"/>
-            <w:r>
-              <w:rPr>
-                <w:sz w:val="20"/>
-                <w:szCs w:val="20"/>
-              </w:rPr>
-              <w:t xml:space="preserve">, </w:t>
-            </w:r>
-            <w:proofErr w:type="spellStart"/>
-            <w:r>
-              <w:rPr>
-                <w:sz w:val="20"/>
-                <w:szCs w:val="20"/>
-              </w:rPr>
-              <w:t>transfer_history</w:t>
-            </w:r>
-            <w:proofErr w:type="spellEnd"/>
-            <w:r>
-              <w:rPr>
-                <w:sz w:val="20"/>
-                <w:szCs w:val="20"/>
-              </w:rPr>
-              <w:t xml:space="preserve">, </w:t>
-            </w:r>
-            <w:proofErr w:type="spellStart"/>
-            <w:r>
-              <w:rPr>
-                <w:sz w:val="20"/>
-                <w:szCs w:val="20"/>
-              </w:rPr>
-              <w:t>earliest_transfer_date</w:t>
-            </w:r>
-            <w:proofErr w:type="spellEnd"/>
+              <w:t>transferable, transfer_policy, current_beneficiary, transfer_history, earliest_transfer_date</w:t>
+            </w:r>
           </w:p>
         </w:tc>
         <w:tc>
@@ -7232,63 +6394,13 @@
             </w:tcMar>
           </w:tcPr>
           <w:p>
-            <w:proofErr w:type="spellStart"/>
-            <w:r>
-              <w:rPr>
-                <w:sz w:val="20"/>
-                <w:szCs w:val="20"/>
-              </w:rPr>
-              <w:t>recipient_email_hash</w:t>
-            </w:r>
-            <w:proofErr w:type="spellEnd"/>
-            <w:r>
-              <w:rPr>
-                <w:sz w:val="20"/>
-                <w:szCs w:val="20"/>
-              </w:rPr>
-              <w:t xml:space="preserve">, </w:t>
-            </w:r>
-            <w:proofErr w:type="spellStart"/>
-            <w:r>
-              <w:rPr>
-                <w:sz w:val="20"/>
-                <w:szCs w:val="20"/>
-              </w:rPr>
-              <w:t>claim_window_secs</w:t>
-            </w:r>
-            <w:proofErr w:type="spellEnd"/>
-            <w:r>
-              <w:rPr>
-                <w:sz w:val="20"/>
-                <w:szCs w:val="20"/>
-              </w:rPr>
-              <w:t xml:space="preserve">, </w:t>
-            </w:r>
-            <w:proofErr w:type="spellStart"/>
-            <w:r>
-              <w:rPr>
-                <w:sz w:val="20"/>
-                <w:szCs w:val="20"/>
-              </w:rPr>
-              <w:t>unclaimed_action</w:t>
-            </w:r>
-            <w:proofErr w:type="spellEnd"/>
-            <w:r>
-              <w:rPr>
-                <w:sz w:val="20"/>
-                <w:szCs w:val="20"/>
-              </w:rPr>
-              <w:t xml:space="preserve">, </w:t>
-            </w:r>
-            <w:proofErr w:type="spellStart"/>
-            <w:r>
-              <w:rPr>
-                <w:sz w:val="20"/>
-                <w:szCs w:val="20"/>
-              </w:rPr>
-              <w:t>notification_sent</w:t>
-            </w:r>
-            <w:proofErr w:type="spellEnd"/>
+            <w:r>
+              <w:rPr>
+                <w:sz w:val="20"/>
+                <w:szCs w:val="20"/>
+              </w:rPr>
+              <w:t>recipient_email_hash, claim_window_secs, unclaimed_action, notification_sent</w:t>
+            </w:r>
           </w:p>
         </w:tc>
         <w:tc>
@@ -7437,15 +6549,7 @@
         <w:jc w:val="both"/>
       </w:pPr>
       <w:r>
-        <w:t xml:space="preserve">Submissions use a commit-reveal scheme: a Claim Agent first commits a hash of their claim, waits a defined number of blocks, then reveals the full claim. This prevents frontrunning — other actors cannot observe a valid claim in the </w:t>
-      </w:r>
-      <w:proofErr w:type="spellStart"/>
-      <w:r>
-        <w:t>mempool</w:t>
-      </w:r>
-      <w:proofErr w:type="spellEnd"/>
-      <w:r>
-        <w:t xml:space="preserve"> and submit a competing claim before it confirms.</w:t>
+        <w:t>Submissions use a commit-reveal scheme: a Claim Agent first commits a hash of their claim, waits a defined number of blocks, then reveals the full claim. This prevents frontrunning — other actors cannot observe a valid claim in the mempool and submit a competing claim before it confirms.</w:t>
       </w:r>
     </w:p>
     <w:p>
@@ -7461,14 +6565,9 @@
         <w:spacing w:before="80" w:after="120"/>
         <w:jc w:val="both"/>
       </w:pPr>
-      <w:proofErr w:type="spellStart"/>
       <w:r>
         <w:lastRenderedPageBreak/>
-        <w:t>ChronX</w:t>
-      </w:r>
-      <w:proofErr w:type="spellEnd"/>
-      <w:r>
-        <w:t xml:space="preserve"> will introduce a permissionless registry of bonded Claim Agents — independent third parties who post economic bonds and compete to complete claims on behalf of recipients who cannot claim directly. A Claim Agent submits an Outcome Certificate attesting that the described recipient is identifiable and reachable, and facilitates the claim process under the lock’s policy.</w:t>
+        <w:t>ChronX will introduce a permissionless registry of bonded Claim Agents — independent third parties who post economic bonds and compete to complete claims on behalf of recipients who cannot claim directly. A Claim Agent submits an Outcome Certificate attesting that the described recipient is identifiable and reachable, and facilitates the claim process under the lock’s policy.</w:t>
       </w:r>
     </w:p>
     <w:p>
@@ -7510,13 +6609,8 @@
         <w:spacing w:before="80" w:after="120"/>
         <w:jc w:val="both"/>
       </w:pPr>
-      <w:proofErr w:type="spellStart"/>
-      <w:r>
-        <w:t>ChronX</w:t>
-      </w:r>
-      <w:proofErr w:type="spellEnd"/>
-      <w:r>
-        <w:t xml:space="preserve"> does not guess. When a lock specifies a recipient that could match multiple real-world entities — for example, “my eldest child” rather than a full legal name with date of birth and jurisdiction — the lock enters Ambiguity Mode at unlock. The protocol will never resolve ambiguity by majority vote, committee discretion, or inference. Precision at lock creation time is incentivized; ambiguity has a deterministic, sender-specified resolution path.</w:t>
+      <w:r>
+        <w:t>ChronX does not guess. When a lock specifies a recipient that could match multiple real-world entities — for example, “my eldest child” rather than a full legal name with date of birth and jurisdiction — the lock enters Ambiguity Mode at unlock. The protocol will never resolve ambiguity by majority vote, committee discretion, or inference. Precision at lock creation time is incentivized; ambiguity has a deterministic, sender-specified resolution path.</w:t>
       </w:r>
     </w:p>
     <w:p>
@@ -7533,15 +6627,7 @@
         <w:jc w:val="both"/>
       </w:pPr>
       <w:r>
-        <w:t xml:space="preserve">Senders may optionally specify a cancellation window at lock creation time. Within this window, the sender may cancel the lock and receive a full refund. Once the cancellation window expires, the lock is permanently irrevocable. This gives senders a grace period for correction while preserving the unconditional commitment that makes </w:t>
-      </w:r>
-      <w:proofErr w:type="spellStart"/>
-      <w:r>
-        <w:t>ChronX</w:t>
-      </w:r>
-      <w:proofErr w:type="spellEnd"/>
-      <w:r>
-        <w:t xml:space="preserve"> time-locks trustworthy.</w:t>
+        <w:t>Senders may optionally specify a cancellation window at lock creation time. Within this window, the sender may cancel the lock and receive a full refund. Once the cancellation window expires, the lock is permanently irrevocable. This gives senders a grace period for correction while preserving the unconditional commitment that makes ChronX time-locks trustworthy.</w:t>
       </w:r>
     </w:p>
     <w:p>
@@ -7571,15 +6657,7 @@
         <w:jc w:val="both"/>
       </w:pPr>
       <w:r>
-        <w:t xml:space="preserve">One of the most significant barriers to mainstream adoption of any blockchain is the requirement that both sender and recipient have wallets. </w:t>
-      </w:r>
-      <w:proofErr w:type="spellStart"/>
-      <w:r>
-        <w:t>ChronX</w:t>
-      </w:r>
-      <w:proofErr w:type="spellEnd"/>
-      <w:r>
-        <w:t xml:space="preserve"> removes this barrier entirely through email-based locks — a Phase 2 feature with full protocol support built into genesis.</w:t>
+        <w:t>One of the most significant barriers to mainstream adoption of any blockchain is the requirement that both sender and recipient have wallets. ChronX removes this barrier entirely through email-based locks — a Phase 2 feature with full protocol support built into genesis.</w:t>
       </w:r>
     </w:p>
     <w:p>
@@ -7656,127 +6734,15 @@
                 <w:sz w:val="21"/>
                 <w:szCs w:val="21"/>
               </w:rPr>
-              <w:t xml:space="preserve">1. Sender creates a lock and enters the recipient’s email address instead of a wallet address. 2. </w:t>
-            </w:r>
-            <w:proofErr w:type="spellStart"/>
+              <w:t xml:space="preserve">1. Sender creates a lock and enters the recipient’s email address instead of a wallet address. 2. ChronX hashes the email with BLAKE3 (never storing plaintext on-chain) and records it in the recipient_email_hash field. 3. The sender sets a claim_window_secs — how long the recipient has to claim before the unclaimed_action fires. 4. An off-chain notification service (Phase 2) watches the chain and sends: “You have received a future gift of X KX unlocking on [date]. </w:t>
+            </w:r>
             <w:r>
               <w:rPr>
                 <w:sz w:val="21"/>
                 <w:szCs w:val="21"/>
               </w:rPr>
-              <w:t>ChronX</w:t>
-            </w:r>
-            <w:proofErr w:type="spellEnd"/>
-            <w:r>
-              <w:rPr>
-                <w:sz w:val="21"/>
-                <w:szCs w:val="21"/>
-              </w:rPr>
-              <w:t xml:space="preserve"> hashes the email with BLAKE3 (never storing plaintext on-chain) and records it in the </w:t>
-            </w:r>
-            <w:proofErr w:type="spellStart"/>
-            <w:r>
-              <w:rPr>
-                <w:sz w:val="21"/>
-                <w:szCs w:val="21"/>
-              </w:rPr>
-              <w:t>recipient_email_hash</w:t>
-            </w:r>
-            <w:proofErr w:type="spellEnd"/>
-            <w:r>
-              <w:rPr>
-                <w:sz w:val="21"/>
-                <w:szCs w:val="21"/>
-              </w:rPr>
-              <w:t xml:space="preserve"> field. 3. The sender sets a </w:t>
-            </w:r>
-            <w:proofErr w:type="spellStart"/>
-            <w:r>
-              <w:rPr>
-                <w:sz w:val="21"/>
-                <w:szCs w:val="21"/>
-              </w:rPr>
-              <w:t>claim_window_secs</w:t>
-            </w:r>
-            <w:proofErr w:type="spellEnd"/>
-            <w:r>
-              <w:rPr>
-                <w:sz w:val="21"/>
-                <w:szCs w:val="21"/>
-              </w:rPr>
-              <w:t xml:space="preserve"> — how long the recipient has to claim before the </w:t>
-            </w:r>
-            <w:proofErr w:type="spellStart"/>
-            <w:r>
-              <w:rPr>
-                <w:sz w:val="21"/>
-                <w:szCs w:val="21"/>
-              </w:rPr>
-              <w:t>unclaimed_action</w:t>
-            </w:r>
-            <w:proofErr w:type="spellEnd"/>
-            <w:r>
-              <w:rPr>
-                <w:sz w:val="21"/>
-                <w:szCs w:val="21"/>
-              </w:rPr>
-              <w:t xml:space="preserve"> fires. 4. An off-chain notification service (Phase 2) watches the chain and sends: “You have received a future gift of X KX unlocking on [date]. </w:t>
-            </w:r>
-            <w:r>
-              <w:rPr>
-                <w:sz w:val="21"/>
-                <w:szCs w:val="21"/>
-              </w:rPr>
               <w:lastRenderedPageBreak/>
-              <w:t xml:space="preserve">Download the </w:t>
-            </w:r>
-            <w:proofErr w:type="spellStart"/>
-            <w:r>
-              <w:rPr>
-                <w:sz w:val="21"/>
-                <w:szCs w:val="21"/>
-              </w:rPr>
-              <w:t>ChronX</w:t>
-            </w:r>
-            <w:proofErr w:type="spellEnd"/>
-            <w:r>
-              <w:rPr>
-                <w:sz w:val="21"/>
-                <w:szCs w:val="21"/>
-              </w:rPr>
-              <w:t xml:space="preserve"> wallet to claim it. You have [N] days.” 5. Recipient downloads wallet, creates account, verifies email, and claims the lock. 6. If unclaimed within the window: funds </w:t>
-            </w:r>
-            <w:proofErr w:type="spellStart"/>
-            <w:r>
-              <w:rPr>
-                <w:sz w:val="21"/>
-                <w:szCs w:val="21"/>
-              </w:rPr>
-              <w:t>RevertToSender</w:t>
-            </w:r>
-            <w:proofErr w:type="spellEnd"/>
-            <w:r>
-              <w:rPr>
-                <w:sz w:val="21"/>
-                <w:szCs w:val="21"/>
-              </w:rPr>
-              <w:t xml:space="preserve">, Burn, or </w:t>
-            </w:r>
-            <w:proofErr w:type="spellStart"/>
-            <w:r>
-              <w:rPr>
-                <w:sz w:val="21"/>
-                <w:szCs w:val="21"/>
-              </w:rPr>
-              <w:t>ForwardTo</w:t>
-            </w:r>
-            <w:proofErr w:type="spellEnd"/>
-            <w:r>
-              <w:rPr>
-                <w:sz w:val="21"/>
-                <w:szCs w:val="21"/>
-              </w:rPr>
-              <w:t xml:space="preserve"> a specified address — sender’s choice at creation time.</w:t>
+              <w:t>Download the ChronX wallet to claim it. You have [N] days.” 5. Recipient downloads wallet, creates account, verifies email, and claims the lock. 6. If unclaimed within the window: funds RevertToSender, Burn, or ForwardTo a specified address — sender’s choice at creation time.</w:t>
             </w:r>
           </w:p>
         </w:tc>
@@ -7793,15 +6759,7 @@
         <w:jc w:val="both"/>
       </w:pPr>
       <w:r>
-        <w:t xml:space="preserve">Every gift sent via email lock is a user acquisition event. The viral loop: send a gift → recipient gets email → downloads wallet → becomes a </w:t>
-      </w:r>
-      <w:proofErr w:type="spellStart"/>
-      <w:r>
-        <w:t>ChronX</w:t>
-      </w:r>
-      <w:proofErr w:type="spellEnd"/>
-      <w:r>
-        <w:t xml:space="preserve"> user → sends gifts to their friends. This is the mechanism that drives mass adoption without requiring any marketing spend.</w:t>
+        <w:t>Every gift sent via email lock is a user acquisition event. The viral loop: send a gift → recipient gets email → downloads wallet → becomes a ChronX user → sends gifts to their friends. This is the mechanism that drives mass adoption without requiring any marketing spend.</w:t>
       </w:r>
     </w:p>
     <w:p>
@@ -7818,23 +6776,7 @@
         <w:jc w:val="both"/>
       </w:pPr>
       <w:r>
-        <w:t xml:space="preserve">Every time-lock in </w:t>
-      </w:r>
-      <w:proofErr w:type="spellStart"/>
-      <w:r>
-        <w:t>ChronX</w:t>
-      </w:r>
-      <w:proofErr w:type="spellEnd"/>
-      <w:r>
-        <w:t xml:space="preserve"> has a transferable field, set by the sender at creation time and defaulting </w:t>
-      </w:r>
-      <w:proofErr w:type="gramStart"/>
-      <w:r>
-        <w:t>to</w:t>
-      </w:r>
-      <w:proofErr w:type="gramEnd"/>
-      <w:r>
-        <w:t xml:space="preserve"> false. When transferable is false, the lock is a sacred commitment — the claim right cannot be assigned to any other party. When transferable is true, the beneficiary may sell or transfer their right to claim the lock to a third party at a negotiated price.</w:t>
+        <w:t>Every time-lock in ChronX has a transferable field, set by the sender at creation time and defaulting to false. When transferable is false, the lock is a sacred commitment — the claim right cannot be assigned to any other party. When transferable is true, the beneficiary may sell or transfer their right to claim the lock to a third party at a negotiated price.</w:t>
       </w:r>
     </w:p>
     <w:p>
@@ -7843,15 +6785,7 @@
         <w:jc w:val="both"/>
       </w:pPr>
       <w:r>
-        <w:t xml:space="preserve">This enables a Pendle-style secondary market for pre-maturity claim rights: a beneficiary with a 1,000,000 KX lock unlocking in 2035 could sell their claim right today for 700,000 KX if they need immediate liquidity. The transfer is recorded on-chain in </w:t>
-      </w:r>
-      <w:proofErr w:type="spellStart"/>
-      <w:r>
-        <w:t>transfer_history</w:t>
-      </w:r>
-      <w:proofErr w:type="spellEnd"/>
-      <w:r>
-        <w:t>, maintaining a complete audit trail.</w:t>
+        <w:t>This enables a Pendle-style secondary market for pre-maturity claim rights: a beneficiary with a 1,000,000 KX lock unlocking in 2035 could sell their claim right today for 700,000 KX if they need immediate liquidity. The transfer is recorded on-chain in transfer_history, maintaining a complete audit trail.</w:t>
       </w:r>
     </w:p>
     <w:p>
@@ -7872,13 +6806,8 @@
         </w:numPr>
         <w:spacing w:before="60" w:after="60"/>
       </w:pPr>
-      <w:proofErr w:type="spellStart"/>
-      <w:r>
-        <w:t>earliest_transfer_date</w:t>
-      </w:r>
-      <w:proofErr w:type="spellEnd"/>
-      <w:r>
-        <w:t xml:space="preserve"> — a UTC Unix timestamp before which the lock cannot be transferred, even if transferable is true. A parent can set: “transferable, but not until my child turns 25.”</w:t>
+      <w:r>
+        <w:t>earliest_transfer_date — a UTC Unix timestamp before which the lock cannot be transferred, even if transferable is true. A parent can set: “transferable, but not until my child turns 25.”</w:t>
       </w:r>
     </w:p>
     <w:p>
@@ -7890,13 +6819,8 @@
         </w:numPr>
         <w:spacing w:before="60" w:after="60"/>
       </w:pPr>
-      <w:proofErr w:type="spellStart"/>
-      <w:r>
-        <w:t>transfer_policy</w:t>
-      </w:r>
-      <w:proofErr w:type="spellEnd"/>
-      <w:r>
-        <w:t xml:space="preserve"> — a governance-updatable policy ID specifying which secondary market rules apply to this lock.</w:t>
+      <w:r>
+        <w:t>transfer_policy — a governance-updatable policy ID specifying which secondary market rules apply to this lock.</w:t>
       </w:r>
     </w:p>
     <w:p>
@@ -7994,15 +6918,7 @@
         <w:pStyle w:val="Heading1"/>
       </w:pPr>
       <w:r>
-        <w:t xml:space="preserve">8. Who </w:t>
-      </w:r>
-      <w:proofErr w:type="spellStart"/>
-      <w:r>
-        <w:t>ChronX</w:t>
-      </w:r>
-      <w:proofErr w:type="spellEnd"/>
-      <w:r>
-        <w:t xml:space="preserve"> Is For</w:t>
+        <w:t>8. Who ChronX Is For</w:t>
       </w:r>
     </w:p>
     <w:p>
@@ -8019,15 +6935,7 @@
         <w:jc w:val="both"/>
       </w:pPr>
       <w:r>
-        <w:t xml:space="preserve">The first and largest market for </w:t>
-      </w:r>
-      <w:proofErr w:type="spellStart"/>
-      <w:r>
-        <w:t>ChronX</w:t>
-      </w:r>
-      <w:proofErr w:type="spellEnd"/>
-      <w:r>
-        <w:t xml:space="preserve"> is ordinary people with ordinary needs. A parent who wants to give their newborn child a financial head start. An individual who struggles with savings discipline and wants their money truly out of reach until a date they choose. Someone who wants to make a deferred gift to a friend or family member without involving a lawyer or a bank.</w:t>
+        <w:t>The first and largest market for ChronX is ordinary people with ordinary needs. A parent who wants to give their newborn child a financial head start. An individual who struggles with savings discipline and wants their money truly out of reach until a date they choose. Someone who wants to make a deferred gift to a friend or family member without involving a lawyer or a bank.</w:t>
       </w:r>
     </w:p>
     <w:p>
@@ -8037,15 +6945,7 @@
       </w:pPr>
       <w:r>
         <w:lastRenderedPageBreak/>
-        <w:t xml:space="preserve">For these users, </w:t>
-      </w:r>
-      <w:proofErr w:type="spellStart"/>
-      <w:r>
-        <w:t>ChronX</w:t>
-      </w:r>
-      <w:proofErr w:type="spellEnd"/>
-      <w:r>
-        <w:t xml:space="preserve"> needs to be — and is being built to be — as simple as sending a message. Create a lock, specify a recipient and a date, confirm. No crypto knowledge required. No wallet required on the recipient’s side. The blockchain handles everything else.</w:t>
+        <w:t>For these users, ChronX needs to be — and is being built to be — as simple as sending a message. Create a lock, specify a recipient and a date, confirm. No crypto knowledge required. No wallet required on the recipient’s side. The blockchain handles everything else.</w:t>
       </w:r>
     </w:p>
     <w:p>
@@ -8147,31 +7047,7 @@
         <w:jc w:val="both"/>
       </w:pPr>
       <w:r>
-        <w:t xml:space="preserve">The second market is the technically sophisticated crypto user who has tried to implement </w:t>
-      </w:r>
-      <w:proofErr w:type="spellStart"/>
-      <w:r>
-        <w:t>timelocks</w:t>
-      </w:r>
-      <w:proofErr w:type="spellEnd"/>
-      <w:r>
-        <w:t xml:space="preserve"> using existing tools and found them wanting. Bitcoin script </w:t>
-      </w:r>
-      <w:proofErr w:type="spellStart"/>
-      <w:r>
-        <w:t>timelocks</w:t>
-      </w:r>
-      <w:proofErr w:type="spellEnd"/>
-      <w:r>
-        <w:t xml:space="preserve"> require technical expertise. Ethereum smart contract </w:t>
-      </w:r>
-      <w:proofErr w:type="spellStart"/>
-      <w:r>
-        <w:t>timelocks</w:t>
-      </w:r>
-      <w:proofErr w:type="spellEnd"/>
-      <w:r>
-        <w:t xml:space="preserve"> expose users to contract bugs, gas volatility, and code they didn’t write and can’t audit.</w:t>
+        <w:t>The second market is the technically sophisticated crypto user who has tried to implement timelocks using existing tools and found them wanting. Bitcoin script timelocks require technical expertise. Ethereum smart contract timelocks expose users to contract bugs, gas volatility, and code they didn’t write and can’t audit.</w:t>
       </w:r>
     </w:p>
     <w:p>
@@ -8179,13 +7055,8 @@
         <w:spacing w:before="80" w:after="120"/>
         <w:jc w:val="both"/>
       </w:pPr>
-      <w:proofErr w:type="spellStart"/>
-      <w:r>
-        <w:t>ChronX</w:t>
-      </w:r>
-      <w:proofErr w:type="spellEnd"/>
-      <w:r>
-        <w:t xml:space="preserve"> provides a native, auditable, purpose-built alternative. The time-lock is not a smart contract — it is a first-class protocol primitive, as simple and reliable as a balance transfer.</w:t>
+      <w:r>
+        <w:t>ChronX provides a native, auditable, purpose-built alternative. The time-lock is not a smart contract — it is a first-class protocol primitive, as simple and reliable as a balance transfer.</w:t>
       </w:r>
     </w:p>
     <w:p>
@@ -8211,23 +7082,7 @@
         <w:jc w:val="both"/>
       </w:pPr>
       <w:r>
-        <w:t xml:space="preserve">This market requires the full claims resolution infrastructure — Claim Agents, Attestors, Compliance Certificates, and governance — that </w:t>
-      </w:r>
-      <w:proofErr w:type="spellStart"/>
-      <w:r>
-        <w:t>ChronX</w:t>
-      </w:r>
-      <w:proofErr w:type="spellEnd"/>
-      <w:r>
-        <w:t xml:space="preserve"> is building toward. When complete, </w:t>
-      </w:r>
-      <w:proofErr w:type="spellStart"/>
-      <w:r>
-        <w:t>ChronX</w:t>
-      </w:r>
-      <w:proofErr w:type="spellEnd"/>
-      <w:r>
-        <w:t xml:space="preserve"> will offer something genuinely novel: a decentralized, auditable, policy-aware future payment protocol that meets institutional requirements without institutional custody.</w:t>
+        <w:t>This market requires the full claims resolution infrastructure — Claim Agents, Attestors, Compliance Certificates, and governance — that ChronX is building toward. When complete, ChronX will offer something genuinely novel: a decentralized, auditable, policy-aware future payment protocol that meets institutional requirements without institutional custody.</w:t>
       </w:r>
     </w:p>
     <w:p>
@@ -8248,29 +7103,8 @@
         <w:spacing w:before="80" w:after="120"/>
         <w:jc w:val="both"/>
       </w:pPr>
-      <w:proofErr w:type="spellStart"/>
-      <w:r>
-        <w:t>ChronX</w:t>
-      </w:r>
-      <w:proofErr w:type="spellEnd"/>
-      <w:r>
-        <w:t xml:space="preserve"> is raising $4,000,000 USD in a bootstrapping token sale to fund the core team, infrastructure, and exchange listings necessary to bring the protocol to the world. This is a deliberate, modest raise — not a speculative fundraise. </w:t>
-      </w:r>
-      <w:proofErr w:type="spellStart"/>
-      <w:r>
-        <w:t>ChronX</w:t>
-      </w:r>
-      <w:proofErr w:type="spellEnd"/>
-      <w:r>
-        <w:t xml:space="preserve"> is built for 100-year time horizons, and its funding model reflects that philosophy.</w:t>
-      </w:r>
-    </w:p>
-    <w:p>
-      <w:pPr>
-        <w:pStyle w:val="Heading2"/>
-      </w:pPr>
-      <w:r>
-        <w:t>9.1 Why $4 Million</w:t>
+      <w:r>
+        <w:t>ChronX is raising $4,000,000 USD in a bootstrapping token sale to fund the core team, infrastructure, and exchange listings necessary to bring the protocol to the world. This is a deliberate, modest raise — not a speculative fundraise. ChronX is built for 100-year time horizons, and its funding model reflects that philosophy.</w:t>
       </w:r>
     </w:p>
     <w:p>
@@ -8279,7 +7113,7 @@
         <w:jc w:val="both"/>
       </w:pPr>
       <w:r>
-        <w:t>The treasury releases 192,775,636 KX in its first year (2029) and provides sustained funding for 100 years. The $4M raise is bootstrap capital to get the protocol to the point where the treasury and organic ecosystem activity can sustain development independently. The goal is not to raise the maximum possible — it is to raise what is needed to build something that lasts.</w:t>
+        <w:t>The token sale commences on March 20, 2026 — the Equinox.</w:t>
       </w:r>
     </w:p>
     <w:p>
@@ -8287,7 +7121,27 @@
         <w:pStyle w:val="Heading2"/>
       </w:pPr>
       <w:r>
+        <w:t>9.1 Why $4 Million</w:t>
+      </w:r>
+    </w:p>
+    <w:p>
+      <w:pPr>
+        <w:spacing w:before="80" w:after="120"/>
+        <w:jc w:val="both"/>
+      </w:pPr>
+      <w:r>
+        <w:t xml:space="preserve">The treasury releases 192,775,636 KX in its first year (2029) and provides sustained funding for 100 years. The $4M raise is bootstrap capital to get the protocol to the point where the treasury </w:t>
+      </w:r>
+      <w:r>
         <w:lastRenderedPageBreak/>
+        <w:t>and organic ecosystem activity can sustain development independently. The goal is not to raise the maximum possible — it is to raise what is needed to build something that lasts.</w:t>
+      </w:r>
+    </w:p>
+    <w:p>
+      <w:pPr>
+        <w:pStyle w:val="Heading2"/>
+      </w:pPr>
+      <w:r>
         <w:t>9.2 Use of Funds</w:t>
       </w:r>
     </w:p>
@@ -8541,7 +7395,7 @@
                 <w:sz w:val="20"/>
                 <w:szCs w:val="20"/>
               </w:rPr>
-              <w:t>Exchange Listings</w:t>
+              <w:t>Exchange &amp; Liquidity</w:t>
             </w:r>
           </w:p>
         </w:tc>
@@ -8595,7 +7449,7 @@
                 <w:sz w:val="20"/>
                 <w:szCs w:val="20"/>
               </w:rPr>
-              <w:t>Listings on modest, reputable exchanges (not Binance-scale)</w:t>
+              <w:t>wKX on Base, 1inch liquidity pool seeding, liquidity reserves</w:t>
             </w:r>
           </w:p>
         </w:tc>
@@ -8789,7 +7643,7 @@
         <w:pStyle w:val="Heading2"/>
       </w:pPr>
       <w:r>
-        <w:t>9.3 Lock Incentive</w:t>
+        <w:t>9.3 Participation Tiers</w:t>
       </w:r>
     </w:p>
     <w:p>
@@ -8798,58 +7652,657 @@
         <w:jc w:val="both"/>
       </w:pPr>
       <w:r>
-        <w:t xml:space="preserve">Token sale participants who lock their purchased KX for 1 or more years at the time of purchase demonstrate the protocol’s core thesis from day one. Locking reduces circulating supply immediately, which benefits all holders. </w:t>
-      </w:r>
-      <w:proofErr w:type="spellStart"/>
-      <w:r>
-        <w:t>ChronX</w:t>
-      </w:r>
-      <w:proofErr w:type="spellEnd"/>
-      <w:r>
-        <w:t xml:space="preserve"> encourages — but does not require — early participants to lock their tokens as a statement of conviction in the protocol’s long-term value.</w:t>
-      </w:r>
-    </w:p>
-    <w:p>
-      <w:pPr>
-        <w:pStyle w:val="Heading2"/>
-      </w:pPr>
-      <w:r>
-        <w:t>9.4 The Scarcity Dynamic</w:t>
-      </w:r>
+        <w:t>Token sale participants may choose their lock duration at the time of purchase. Longer locks receive a lower token price — rewarding conviction and immediately reducing circulating supply. All locks are enforced on-chain by the ChronX protocol and publicly verifiable in the block explorer.</w:t>
+      </w:r>
+    </w:p>
+    <w:p>
+      <w:pPr>
+        <w:spacing w:before="80"/>
+      </w:pPr>
+    </w:p>
+    <w:tbl>
+      <w:tblPr>
+        <w:tblW w:w="7020" w:type="dxa"/>
+        <w:tblBorders>
+          <w:top w:val="single" w:sz="4" w:space="0" w:color="auto"/>
+          <w:left w:val="single" w:sz="4" w:space="0" w:color="auto"/>
+          <w:bottom w:val="single" w:sz="4" w:space="0" w:color="auto"/>
+          <w:right w:val="single" w:sz="4" w:space="0" w:color="auto"/>
+          <w:insideH w:val="single" w:sz="4" w:space="0" w:color="auto"/>
+          <w:insideV w:val="single" w:sz="4" w:space="0" w:color="auto"/>
+        </w:tblBorders>
+        <w:tblCellMar>
+          <w:left w:w="10" w:type="dxa"/>
+          <w:right w:w="10" w:type="dxa"/>
+        </w:tblCellMar>
+        <w:tblLook w:val="04A0" w:firstRow="1" w:lastRow="0" w:firstColumn="1" w:lastColumn="0" w:noHBand="0" w:noVBand="1"/>
+      </w:tblPr>
+      <w:tblGrid>
+        <w:gridCol w:w="1560"/>
+        <w:gridCol w:w="1560"/>
+        <w:gridCol w:w="2340"/>
+        <w:gridCol w:w="1560"/>
+      </w:tblGrid>
+      <w:tr>
+        <w:tblPrEx>
+          <w:tblCellMar>
+            <w:top w:w="0" w:type="dxa"/>
+            <w:bottom w:w="0" w:type="dxa"/>
+          </w:tblCellMar>
+        </w:tblPrEx>
+        <w:trPr>
+          <w:tblHeader/>
+        </w:trPr>
+        <w:tc>
+          <w:tcPr>
+            <w:tcW w:w="1560" w:type="dxa"/>
+            <w:tcBorders>
+              <w:top w:val="single" w:sz="1" w:space="0" w:color="CCCCCC"/>
+              <w:left w:val="single" w:sz="1" w:space="0" w:color="CCCCCC"/>
+              <w:bottom w:val="single" w:sz="1" w:space="0" w:color="CCCCCC"/>
+              <w:right w:val="single" w:sz="1" w:space="0" w:color="CCCCCC"/>
+            </w:tcBorders>
+            <w:shd w:val="clear" w:color="auto" w:fill="1B2A4A"/>
+            <w:tcMar>
+              <w:top w:w="80" w:type="dxa"/>
+              <w:left w:w="120" w:type="dxa"/>
+              <w:bottom w:w="80" w:type="dxa"/>
+              <w:right w:w="120" w:type="dxa"/>
+            </w:tcMar>
+            <w:vAlign w:val="center"/>
+          </w:tcPr>
+          <w:p>
+            <w:r>
+              <w:rPr>
+                <w:b/>
+                <w:bCs/>
+                <w:color w:val="FFFFFF"/>
+                <w:sz w:val="20"/>
+                <w:szCs w:val="20"/>
+              </w:rPr>
+              <w:t>Tier</w:t>
+            </w:r>
+          </w:p>
+        </w:tc>
+        <w:tc>
+          <w:tcPr>
+            <w:tcW w:w="1560" w:type="dxa"/>
+            <w:tcBorders>
+              <w:top w:val="single" w:sz="1" w:space="0" w:color="CCCCCC"/>
+              <w:left w:val="single" w:sz="1" w:space="0" w:color="CCCCCC"/>
+              <w:bottom w:val="single" w:sz="1" w:space="0" w:color="CCCCCC"/>
+              <w:right w:val="single" w:sz="1" w:space="0" w:color="CCCCCC"/>
+            </w:tcBorders>
+            <w:shd w:val="clear" w:color="auto" w:fill="1B2A4A"/>
+            <w:tcMar>
+              <w:top w:w="80" w:type="dxa"/>
+              <w:left w:w="120" w:type="dxa"/>
+              <w:bottom w:w="80" w:type="dxa"/>
+              <w:right w:w="120" w:type="dxa"/>
+            </w:tcMar>
+            <w:vAlign w:val="center"/>
+          </w:tcPr>
+          <w:p>
+            <w:r>
+              <w:rPr>
+                <w:b/>
+                <w:bCs/>
+                <w:color w:val="FFFFFF"/>
+                <w:sz w:val="20"/>
+                <w:szCs w:val="20"/>
+              </w:rPr>
+              <w:t>Lock Duration</w:t>
+            </w:r>
+          </w:p>
+        </w:tc>
+        <w:tc>
+          <w:tcPr>
+            <w:tcW w:w="2340" w:type="dxa"/>
+            <w:tcBorders>
+              <w:top w:val="single" w:sz="1" w:space="0" w:color="CCCCCC"/>
+              <w:left w:val="single" w:sz="1" w:space="0" w:color="CCCCCC"/>
+              <w:bottom w:val="single" w:sz="1" w:space="0" w:color="CCCCCC"/>
+              <w:right w:val="single" w:sz="1" w:space="0" w:color="CCCCCC"/>
+            </w:tcBorders>
+            <w:shd w:val="clear" w:color="auto" w:fill="1B2A4A"/>
+            <w:tcMar>
+              <w:top w:w="80" w:type="dxa"/>
+              <w:left w:w="120" w:type="dxa"/>
+              <w:bottom w:w="80" w:type="dxa"/>
+              <w:right w:w="120" w:type="dxa"/>
+            </w:tcMar>
+            <w:vAlign w:val="center"/>
+          </w:tcPr>
+          <w:p>
+            <w:r>
+              <w:rPr>
+                <w:b/>
+                <w:bCs/>
+                <w:color w:val="FFFFFF"/>
+                <w:sz w:val="20"/>
+                <w:szCs w:val="20"/>
+              </w:rPr>
+              <w:t>Price per KX</w:t>
+            </w:r>
+          </w:p>
+        </w:tc>
+        <w:tc>
+          <w:tcPr>
+            <w:tcW w:w="1560" w:type="dxa"/>
+            <w:tcBorders>
+              <w:top w:val="single" w:sz="1" w:space="0" w:color="CCCCCC"/>
+              <w:left w:val="single" w:sz="1" w:space="0" w:color="CCCCCC"/>
+              <w:bottom w:val="single" w:sz="1" w:space="0" w:color="CCCCCC"/>
+              <w:right w:val="single" w:sz="1" w:space="0" w:color="CCCCCC"/>
+            </w:tcBorders>
+            <w:shd w:val="clear" w:color="auto" w:fill="1B2A4A"/>
+            <w:tcMar>
+              <w:top w:w="80" w:type="dxa"/>
+              <w:left w:w="120" w:type="dxa"/>
+              <w:bottom w:w="80" w:type="dxa"/>
+              <w:right w:w="120" w:type="dxa"/>
+            </w:tcMar>
+            <w:vAlign w:val="center"/>
+          </w:tcPr>
+          <w:p>
+            <w:r>
+              <w:rPr>
+                <w:b/>
+                <w:bCs/>
+                <w:color w:val="FFFFFF"/>
+                <w:sz w:val="20"/>
+                <w:szCs w:val="20"/>
+              </w:rPr>
+              <w:t>Discount</w:t>
+            </w:r>
+          </w:p>
+        </w:tc>
+      </w:tr>
+      <w:tr>
+        <w:tblPrEx>
+          <w:tblCellMar>
+            <w:top w:w="0" w:type="dxa"/>
+            <w:bottom w:w="0" w:type="dxa"/>
+          </w:tblCellMar>
+        </w:tblPrEx>
+        <w:tc>
+          <w:tcPr>
+            <w:tcW w:w="1560" w:type="dxa"/>
+            <w:tcBorders>
+              <w:top w:val="single" w:sz="1" w:space="0" w:color="CCCCCC"/>
+              <w:left w:val="single" w:sz="1" w:space="0" w:color="CCCCCC"/>
+              <w:bottom w:val="single" w:sz="1" w:space="0" w:color="CCCCCC"/>
+              <w:right w:val="single" w:sz="1" w:space="0" w:color="CCCCCC"/>
+            </w:tcBorders>
+            <w:shd w:val="clear" w:color="auto" w:fill="FFFFFF"/>
+            <w:tcMar>
+              <w:top w:w="80" w:type="dxa"/>
+              <w:left w:w="120" w:type="dxa"/>
+              <w:bottom w:w="80" w:type="dxa"/>
+              <w:right w:w="120" w:type="dxa"/>
+            </w:tcMar>
+          </w:tcPr>
+          <w:p>
+            <w:r>
+              <w:rPr>
+                <w:sz w:val="20"/>
+                <w:szCs w:val="20"/>
+              </w:rPr>
+              <w:t>🥉 Spot</w:t>
+            </w:r>
+          </w:p>
+        </w:tc>
+        <w:tc>
+          <w:tcPr>
+            <w:tcW w:w="1560" w:type="dxa"/>
+            <w:tcBorders>
+              <w:top w:val="single" w:sz="1" w:space="0" w:color="CCCCCC"/>
+              <w:left w:val="single" w:sz="1" w:space="0" w:color="CCCCCC"/>
+              <w:bottom w:val="single" w:sz="1" w:space="0" w:color="CCCCCC"/>
+              <w:right w:val="single" w:sz="1" w:space="0" w:color="CCCCCC"/>
+            </w:tcBorders>
+            <w:shd w:val="clear" w:color="auto" w:fill="FFFFFF"/>
+            <w:tcMar>
+              <w:top w:w="80" w:type="dxa"/>
+              <w:left w:w="120" w:type="dxa"/>
+              <w:bottom w:w="80" w:type="dxa"/>
+              <w:right w:w="120" w:type="dxa"/>
+            </w:tcMar>
+          </w:tcPr>
+          <w:p>
+            <w:r>
+              <w:rPr>
+                <w:sz w:val="20"/>
+                <w:szCs w:val="20"/>
+              </w:rPr>
+              <w:t>No lock</w:t>
+            </w:r>
+          </w:p>
+        </w:tc>
+        <w:tc>
+          <w:tcPr>
+            <w:tcW w:w="2340" w:type="dxa"/>
+            <w:tcBorders>
+              <w:top w:val="single" w:sz="1" w:space="0" w:color="CCCCCC"/>
+              <w:left w:val="single" w:sz="1" w:space="0" w:color="CCCCCC"/>
+              <w:bottom w:val="single" w:sz="1" w:space="0" w:color="CCCCCC"/>
+              <w:right w:val="single" w:sz="1" w:space="0" w:color="CCCCCC"/>
+            </w:tcBorders>
+            <w:shd w:val="clear" w:color="auto" w:fill="FFFFFF"/>
+            <w:tcMar>
+              <w:top w:w="80" w:type="dxa"/>
+              <w:left w:w="120" w:type="dxa"/>
+              <w:bottom w:w="80" w:type="dxa"/>
+              <w:right w:w="120" w:type="dxa"/>
+            </w:tcMar>
+          </w:tcPr>
+          <w:p>
+            <w:r>
+              <w:rPr>
+                <w:sz w:val="20"/>
+                <w:szCs w:val="20"/>
+              </w:rPr>
+              <w:t>$0.00055 USD</w:t>
+            </w:r>
+          </w:p>
+        </w:tc>
+        <w:tc>
+          <w:tcPr>
+            <w:tcW w:w="1560" w:type="dxa"/>
+            <w:tcBorders>
+              <w:top w:val="single" w:sz="1" w:space="0" w:color="CCCCCC"/>
+              <w:left w:val="single" w:sz="1" w:space="0" w:color="CCCCCC"/>
+              <w:bottom w:val="single" w:sz="1" w:space="0" w:color="CCCCCC"/>
+              <w:right w:val="single" w:sz="1" w:space="0" w:color="CCCCCC"/>
+            </w:tcBorders>
+            <w:shd w:val="clear" w:color="auto" w:fill="FFFFFF"/>
+            <w:tcMar>
+              <w:top w:w="80" w:type="dxa"/>
+              <w:left w:w="120" w:type="dxa"/>
+              <w:bottom w:w="80" w:type="dxa"/>
+              <w:right w:w="120" w:type="dxa"/>
+            </w:tcMar>
+          </w:tcPr>
+          <w:p>
+            <w:r>
+              <w:rPr>
+                <w:sz w:val="20"/>
+                <w:szCs w:val="20"/>
+              </w:rPr>
+              <w:t>—</w:t>
+            </w:r>
+          </w:p>
+        </w:tc>
+      </w:tr>
+      <w:tr>
+        <w:tblPrEx>
+          <w:tblCellMar>
+            <w:top w:w="0" w:type="dxa"/>
+            <w:bottom w:w="0" w:type="dxa"/>
+          </w:tblCellMar>
+        </w:tblPrEx>
+        <w:tc>
+          <w:tcPr>
+            <w:tcW w:w="1560" w:type="dxa"/>
+            <w:tcBorders>
+              <w:top w:val="single" w:sz="1" w:space="0" w:color="CCCCCC"/>
+              <w:left w:val="single" w:sz="1" w:space="0" w:color="CCCCCC"/>
+              <w:bottom w:val="single" w:sz="1" w:space="0" w:color="CCCCCC"/>
+              <w:right w:val="single" w:sz="1" w:space="0" w:color="CCCCCC"/>
+            </w:tcBorders>
+            <w:shd w:val="clear" w:color="auto" w:fill="F5F5F5"/>
+            <w:tcMar>
+              <w:top w:w="80" w:type="dxa"/>
+              <w:left w:w="120" w:type="dxa"/>
+              <w:bottom w:w="80" w:type="dxa"/>
+              <w:right w:w="120" w:type="dxa"/>
+            </w:tcMar>
+          </w:tcPr>
+          <w:p>
+            <w:r>
+              <w:rPr>
+                <w:sz w:val="20"/>
+                <w:szCs w:val="20"/>
+              </w:rPr>
+              <w:t>🥈 Believer</w:t>
+            </w:r>
+          </w:p>
+        </w:tc>
+        <w:tc>
+          <w:tcPr>
+            <w:tcW w:w="1560" w:type="dxa"/>
+            <w:tcBorders>
+              <w:top w:val="single" w:sz="1" w:space="0" w:color="CCCCCC"/>
+              <w:left w:val="single" w:sz="1" w:space="0" w:color="CCCCCC"/>
+              <w:bottom w:val="single" w:sz="1" w:space="0" w:color="CCCCCC"/>
+              <w:right w:val="single" w:sz="1" w:space="0" w:color="CCCCCC"/>
+            </w:tcBorders>
+            <w:shd w:val="clear" w:color="auto" w:fill="F5F5F5"/>
+            <w:tcMar>
+              <w:top w:w="80" w:type="dxa"/>
+              <w:left w:w="120" w:type="dxa"/>
+              <w:bottom w:w="80" w:type="dxa"/>
+              <w:right w:w="120" w:type="dxa"/>
+            </w:tcMar>
+          </w:tcPr>
+          <w:p>
+            <w:r>
+              <w:rPr>
+                <w:sz w:val="20"/>
+                <w:szCs w:val="20"/>
+              </w:rPr>
+              <w:t>6 months (unlocks Sep 20, 2026)</w:t>
+            </w:r>
+          </w:p>
+        </w:tc>
+        <w:tc>
+          <w:tcPr>
+            <w:tcW w:w="2340" w:type="dxa"/>
+            <w:tcBorders>
+              <w:top w:val="single" w:sz="1" w:space="0" w:color="CCCCCC"/>
+              <w:left w:val="single" w:sz="1" w:space="0" w:color="CCCCCC"/>
+              <w:bottom w:val="single" w:sz="1" w:space="0" w:color="CCCCCC"/>
+              <w:right w:val="single" w:sz="1" w:space="0" w:color="CCCCCC"/>
+            </w:tcBorders>
+            <w:shd w:val="clear" w:color="auto" w:fill="F5F5F5"/>
+            <w:tcMar>
+              <w:top w:w="80" w:type="dxa"/>
+              <w:left w:w="120" w:type="dxa"/>
+              <w:bottom w:w="80" w:type="dxa"/>
+              <w:right w:w="120" w:type="dxa"/>
+            </w:tcMar>
+          </w:tcPr>
+          <w:p>
+            <w:r>
+              <w:rPr>
+                <w:sz w:val="20"/>
+                <w:szCs w:val="20"/>
+              </w:rPr>
+              <w:t>$0.00048 USD</w:t>
+            </w:r>
+          </w:p>
+        </w:tc>
+        <w:tc>
+          <w:tcPr>
+            <w:tcW w:w="1560" w:type="dxa"/>
+            <w:tcBorders>
+              <w:top w:val="single" w:sz="1" w:space="0" w:color="CCCCCC"/>
+              <w:left w:val="single" w:sz="1" w:space="0" w:color="CCCCCC"/>
+              <w:bottom w:val="single" w:sz="1" w:space="0" w:color="CCCCCC"/>
+              <w:right w:val="single" w:sz="1" w:space="0" w:color="CCCCCC"/>
+            </w:tcBorders>
+            <w:shd w:val="clear" w:color="auto" w:fill="F5F5F5"/>
+            <w:tcMar>
+              <w:top w:w="80" w:type="dxa"/>
+              <w:left w:w="120" w:type="dxa"/>
+              <w:bottom w:w="80" w:type="dxa"/>
+              <w:right w:w="120" w:type="dxa"/>
+            </w:tcMar>
+          </w:tcPr>
+          <w:p>
+            <w:r>
+              <w:rPr>
+                <w:sz w:val="20"/>
+                <w:szCs w:val="20"/>
+              </w:rPr>
+              <w:t>13% off</w:t>
+            </w:r>
+          </w:p>
+        </w:tc>
+      </w:tr>
+      <w:tr>
+        <w:tblPrEx>
+          <w:tblCellMar>
+            <w:top w:w="0" w:type="dxa"/>
+            <w:bottom w:w="0" w:type="dxa"/>
+          </w:tblCellMar>
+        </w:tblPrEx>
+        <w:tc>
+          <w:tcPr>
+            <w:tcW w:w="1560" w:type="dxa"/>
+            <w:tcBorders>
+              <w:top w:val="single" w:sz="1" w:space="0" w:color="CCCCCC"/>
+              <w:left w:val="single" w:sz="1" w:space="0" w:color="CCCCCC"/>
+              <w:bottom w:val="single" w:sz="1" w:space="0" w:color="CCCCCC"/>
+              <w:right w:val="single" w:sz="1" w:space="0" w:color="CCCCCC"/>
+            </w:tcBorders>
+            <w:shd w:val="clear" w:color="auto" w:fill="FFFFFF"/>
+            <w:tcMar>
+              <w:top w:w="80" w:type="dxa"/>
+              <w:left w:w="120" w:type="dxa"/>
+              <w:bottom w:w="80" w:type="dxa"/>
+              <w:right w:w="120" w:type="dxa"/>
+            </w:tcMar>
+          </w:tcPr>
+          <w:p>
+            <w:r>
+              <w:rPr>
+                <w:sz w:val="20"/>
+                <w:szCs w:val="20"/>
+              </w:rPr>
+              <w:t>🥇 Founder</w:t>
+            </w:r>
+          </w:p>
+        </w:tc>
+        <w:tc>
+          <w:tcPr>
+            <w:tcW w:w="1560" w:type="dxa"/>
+            <w:tcBorders>
+              <w:top w:val="single" w:sz="1" w:space="0" w:color="CCCCCC"/>
+              <w:left w:val="single" w:sz="1" w:space="0" w:color="CCCCCC"/>
+              <w:bottom w:val="single" w:sz="1" w:space="0" w:color="CCCCCC"/>
+              <w:right w:val="single" w:sz="1" w:space="0" w:color="CCCCCC"/>
+            </w:tcBorders>
+            <w:shd w:val="clear" w:color="auto" w:fill="FFFFFF"/>
+            <w:tcMar>
+              <w:top w:w="80" w:type="dxa"/>
+              <w:left w:w="120" w:type="dxa"/>
+              <w:bottom w:w="80" w:type="dxa"/>
+              <w:right w:w="120" w:type="dxa"/>
+            </w:tcMar>
+          </w:tcPr>
+          <w:p>
+            <w:r>
+              <w:rPr>
+                <w:sz w:val="20"/>
+                <w:szCs w:val="20"/>
+              </w:rPr>
+              <w:t>12 months (unlocks Mar 20, 2027)</w:t>
+            </w:r>
+          </w:p>
+        </w:tc>
+        <w:tc>
+          <w:tcPr>
+            <w:tcW w:w="2340" w:type="dxa"/>
+            <w:tcBorders>
+              <w:top w:val="single" w:sz="1" w:space="0" w:color="CCCCCC"/>
+              <w:left w:val="single" w:sz="1" w:space="0" w:color="CCCCCC"/>
+              <w:bottom w:val="single" w:sz="1" w:space="0" w:color="CCCCCC"/>
+              <w:right w:val="single" w:sz="1" w:space="0" w:color="CCCCCC"/>
+            </w:tcBorders>
+            <w:shd w:val="clear" w:color="auto" w:fill="FFFFFF"/>
+            <w:tcMar>
+              <w:top w:w="80" w:type="dxa"/>
+              <w:left w:w="120" w:type="dxa"/>
+              <w:bottom w:w="80" w:type="dxa"/>
+              <w:right w:w="120" w:type="dxa"/>
+            </w:tcMar>
+          </w:tcPr>
+          <w:p>
+            <w:r>
+              <w:rPr>
+                <w:sz w:val="20"/>
+                <w:szCs w:val="20"/>
+              </w:rPr>
+              <w:t>$0.00040 USD</w:t>
+            </w:r>
+          </w:p>
+        </w:tc>
+        <w:tc>
+          <w:tcPr>
+            <w:tcW w:w="1560" w:type="dxa"/>
+            <w:tcBorders>
+              <w:top w:val="single" w:sz="1" w:space="0" w:color="CCCCCC"/>
+              <w:left w:val="single" w:sz="1" w:space="0" w:color="CCCCCC"/>
+              <w:bottom w:val="single" w:sz="1" w:space="0" w:color="CCCCCC"/>
+              <w:right w:val="single" w:sz="1" w:space="0" w:color="CCCCCC"/>
+            </w:tcBorders>
+            <w:shd w:val="clear" w:color="auto" w:fill="FFFFFF"/>
+            <w:tcMar>
+              <w:top w:w="80" w:type="dxa"/>
+              <w:left w:w="120" w:type="dxa"/>
+              <w:bottom w:w="80" w:type="dxa"/>
+              <w:right w:w="120" w:type="dxa"/>
+            </w:tcMar>
+          </w:tcPr>
+          <w:p>
+            <w:r>
+              <w:rPr>
+                <w:sz w:val="20"/>
+                <w:szCs w:val="20"/>
+              </w:rPr>
+              <w:t>27% off</w:t>
+            </w:r>
+          </w:p>
+        </w:tc>
+      </w:tr>
+      <w:tr>
+        <w:tblPrEx>
+          <w:tblCellMar>
+            <w:top w:w="0" w:type="dxa"/>
+            <w:bottom w:w="0" w:type="dxa"/>
+          </w:tblCellMar>
+        </w:tblPrEx>
+        <w:tc>
+          <w:tcPr>
+            <w:tcW w:w="1560" w:type="dxa"/>
+            <w:tcBorders>
+              <w:top w:val="single" w:sz="1" w:space="0" w:color="CCCCCC"/>
+              <w:left w:val="single" w:sz="1" w:space="0" w:color="CCCCCC"/>
+              <w:bottom w:val="single" w:sz="1" w:space="0" w:color="CCCCCC"/>
+              <w:right w:val="single" w:sz="1" w:space="0" w:color="CCCCCC"/>
+            </w:tcBorders>
+            <w:shd w:val="clear" w:color="auto" w:fill="F5F5F5"/>
+            <w:tcMar>
+              <w:top w:w="80" w:type="dxa"/>
+              <w:left w:w="120" w:type="dxa"/>
+              <w:bottom w:w="80" w:type="dxa"/>
+              <w:right w:w="120" w:type="dxa"/>
+            </w:tcMar>
+          </w:tcPr>
+          <w:p>
+            <w:r>
+              <w:rPr>
+                <w:sz w:val="20"/>
+                <w:szCs w:val="20"/>
+              </w:rPr>
+              <w:t>💎 Visionary</w:t>
+            </w:r>
+          </w:p>
+        </w:tc>
+        <w:tc>
+          <w:tcPr>
+            <w:tcW w:w="1560" w:type="dxa"/>
+            <w:tcBorders>
+              <w:top w:val="single" w:sz="1" w:space="0" w:color="CCCCCC"/>
+              <w:left w:val="single" w:sz="1" w:space="0" w:color="CCCCCC"/>
+              <w:bottom w:val="single" w:sz="1" w:space="0" w:color="CCCCCC"/>
+              <w:right w:val="single" w:sz="1" w:space="0" w:color="CCCCCC"/>
+            </w:tcBorders>
+            <w:shd w:val="clear" w:color="auto" w:fill="F5F5F5"/>
+            <w:tcMar>
+              <w:top w:w="80" w:type="dxa"/>
+              <w:left w:w="120" w:type="dxa"/>
+              <w:bottom w:w="80" w:type="dxa"/>
+              <w:right w:w="120" w:type="dxa"/>
+            </w:tcMar>
+          </w:tcPr>
+          <w:p>
+            <w:r>
+              <w:rPr>
+                <w:sz w:val="20"/>
+                <w:szCs w:val="20"/>
+              </w:rPr>
+              <w:t>18 months (unlocks Sep 20, 2027)</w:t>
+            </w:r>
+          </w:p>
+        </w:tc>
+        <w:tc>
+          <w:tcPr>
+            <w:tcW w:w="2340" w:type="dxa"/>
+            <w:tcBorders>
+              <w:top w:val="single" w:sz="1" w:space="0" w:color="CCCCCC"/>
+              <w:left w:val="single" w:sz="1" w:space="0" w:color="CCCCCC"/>
+              <w:bottom w:val="single" w:sz="1" w:space="0" w:color="CCCCCC"/>
+              <w:right w:val="single" w:sz="1" w:space="0" w:color="CCCCCC"/>
+            </w:tcBorders>
+            <w:shd w:val="clear" w:color="auto" w:fill="F5F5F5"/>
+            <w:tcMar>
+              <w:top w:w="80" w:type="dxa"/>
+              <w:left w:w="120" w:type="dxa"/>
+              <w:bottom w:w="80" w:type="dxa"/>
+              <w:right w:w="120" w:type="dxa"/>
+            </w:tcMar>
+          </w:tcPr>
+          <w:p>
+            <w:r>
+              <w:rPr>
+                <w:sz w:val="20"/>
+                <w:szCs w:val="20"/>
+              </w:rPr>
+              <w:t>$0.00032 USD</w:t>
+            </w:r>
+          </w:p>
+        </w:tc>
+        <w:tc>
+          <w:tcPr>
+            <w:tcW w:w="1560" w:type="dxa"/>
+            <w:tcBorders>
+              <w:top w:val="single" w:sz="1" w:space="0" w:color="CCCCCC"/>
+              <w:left w:val="single" w:sz="1" w:space="0" w:color="CCCCCC"/>
+              <w:bottom w:val="single" w:sz="1" w:space="0" w:color="CCCCCC"/>
+              <w:right w:val="single" w:sz="1" w:space="0" w:color="CCCCCC"/>
+            </w:tcBorders>
+            <w:shd w:val="clear" w:color="auto" w:fill="F5F5F5"/>
+            <w:tcMar>
+              <w:top w:w="80" w:type="dxa"/>
+              <w:left w:w="120" w:type="dxa"/>
+              <w:bottom w:w="80" w:type="dxa"/>
+              <w:right w:w="120" w:type="dxa"/>
+            </w:tcMar>
+          </w:tcPr>
+          <w:p>
+            <w:r>
+              <w:rPr>
+                <w:sz w:val="20"/>
+                <w:szCs w:val="20"/>
+              </w:rPr>
+              <w:t>42% off</w:t>
+            </w:r>
+          </w:p>
+        </w:tc>
+      </w:tr>
+    </w:tbl>
+    <w:p>
+      <w:pPr>
+        <w:spacing w:before="80"/>
+      </w:pPr>
     </w:p>
     <w:p>
       <w:pPr>
         <w:spacing w:before="80" w:after="120"/>
         <w:jc w:val="both"/>
       </w:pPr>
-      <w:proofErr w:type="spellStart"/>
-      <w:r>
-        <w:t>ChronX</w:t>
-      </w:r>
-      <w:proofErr w:type="spellEnd"/>
-      <w:r>
-        <w:t xml:space="preserve"> is designed to become scarcer over time through use, not through artificial burning. Every lock created reduces circulating supply. Every long-horizon lock removes KX from circulation for years or decades. As adoption grows, the protocol’s own utility creates the scarcity that drives long-term value. This is the fundamental difference between </w:t>
-      </w:r>
-      <w:proofErr w:type="spellStart"/>
-      <w:r>
-        <w:t>ChronX</w:t>
-      </w:r>
-      <w:proofErr w:type="spellEnd"/>
-      <w:r>
-        <w:t xml:space="preserve"> and yield-farming protocols: value derives from genuine utility, not from engineered inflation mechanics.</w:t>
-      </w:r>
-    </w:p>
-    <w:p>
-      <w:pPr>
-        <w:spacing w:before="160"/>
-      </w:pPr>
-    </w:p>
-    <w:p>
-      <w:pPr>
-        <w:pStyle w:val="Heading1"/>
-      </w:pPr>
-      <w:r>
-        <w:t>10. Roadmap</w:t>
+      <w:r>
+        <w:t>The Founder tier (12-month lock) is recommended for most participants. In the cryptocurrency industry, 12 months represents a full market cycle — a meaningful commitment that signals genuine conviction in the protocol. The Visionary tier (18 months) offers the deepest discount for participants who share the ChronX long-horizon philosophy.</w:t>
+      </w:r>
+    </w:p>
+    <w:p>
+      <w:pPr>
+        <w:pStyle w:val="Heading2"/>
+      </w:pPr>
+      <w:r>
+        <w:t>9.4 Sale Timeline</w:t>
       </w:r>
     </w:p>
     <w:p>
@@ -8858,15 +8311,499 @@
         <w:jc w:val="both"/>
       </w:pPr>
       <w:r>
-        <w:t xml:space="preserve">The </w:t>
-      </w:r>
-      <w:proofErr w:type="spellStart"/>
-      <w:r>
-        <w:t>ChronX</w:t>
-      </w:r>
-      <w:proofErr w:type="spellEnd"/>
-      <w:r>
-        <w:t xml:space="preserve"> roadmap is organized into five phases, each building on the last. Phase 1 is complete. Phases 2 through 5 represent the protocol’s evolution from a working blockchain to a complete future payments infrastructure. All protocol data structures necessary for Phases 2 through 5 are already present in the genesis codebase.</w:t>
+        <w:t>The token sale proceeds in three phases, opening on the Equinox — March 20, 2026:</w:t>
+      </w:r>
+    </w:p>
+    <w:p>
+      <w:pPr>
+        <w:pStyle w:val="ListParagraph"/>
+        <w:numPr>
+          <w:ilvl w:val="0"/>
+          <w:numId w:val="2"/>
+        </w:numPr>
+        <w:spacing w:before="60" w:after="60"/>
+      </w:pPr>
+      <w:r>
+        <w:lastRenderedPageBreak/>
+        <w:t>Phase 1 — Private Round (March 20 – April 19, 2026): Minimum ticket $10,000 USD. Founder and Visionary tiers only. Direct contact via contact@chronx.io. Purpose: seed credibility with 10–20 serious early believers before the public round opens.</w:t>
+      </w:r>
+    </w:p>
+    <w:p>
+      <w:pPr>
+        <w:pStyle w:val="ListParagraph"/>
+        <w:numPr>
+          <w:ilvl w:val="0"/>
+          <w:numId w:val="2"/>
+        </w:numPr>
+        <w:spacing w:before="60" w:after="60"/>
+      </w:pPr>
+      <w:r>
+        <w:t>Phase 2 — Public Sale (April 19 – June 18, 2026): Minimum ticket $100 USD. All four tiers available. Participation via wallet download and direct contact. KX delivered to participant’s ChronX wallet address with lock applied on-chain at time of delivery.</w:t>
+      </w:r>
+    </w:p>
+    <w:p>
+      <w:pPr>
+        <w:pStyle w:val="ListParagraph"/>
+        <w:numPr>
+          <w:ilvl w:val="0"/>
+          <w:numId w:val="2"/>
+        </w:numPr>
+        <w:spacing w:before="60" w:after="60"/>
+      </w:pPr>
+      <w:r>
+        <w:t>Phase 3 — Exchange Launch (June 18, 2026 onward): wKX deployed on Base, 1inch liquidity pool seeded, chronx.io/exchange goes live. KX is immediately tradeable for USDC via 1inch with no CEX required. Participants who purchased at Founder or Visionary tier pricing are already below the launch price.</w:t>
+      </w:r>
+    </w:p>
+    <w:p>
+      <w:pPr>
+        <w:spacing w:before="80"/>
+      </w:pPr>
+    </w:p>
+    <w:p>
+      <w:pPr>
+        <w:spacing w:before="80"/>
+      </w:pPr>
+    </w:p>
+    <w:p>
+      <w:pPr>
+        <w:pStyle w:val="Heading2"/>
+      </w:pPr>
+      <w:r>
+        <w:t>9.5 The Scarcity Dynamic</w:t>
+      </w:r>
+    </w:p>
+    <w:p>
+      <w:pPr>
+        <w:spacing w:before="80" w:after="120"/>
+        <w:jc w:val="both"/>
+      </w:pPr>
+      <w:r>
+        <w:t>ChronX is designed to become scarcer over time through use, not through artificial burning. Every lock created reduces circulating supply. Every long-horizon lock removes KX from circulation for years or decades. As adoption grows, the protocol’s own utility creates the scarcity that drives long-term value. This is the fundamental difference between ChronX and yield-farming protocols: value derives from genuine utility, not from engineered inflation mechanics.</w:t>
+      </w:r>
+    </w:p>
+    <w:p>
+      <w:pPr>
+        <w:spacing w:before="80"/>
+      </w:pPr>
+    </w:p>
+    <w:p>
+      <w:pPr>
+        <w:pStyle w:val="Heading2"/>
+      </w:pPr>
+      <w:r>
+        <w:t>9.6 Try It Free</w:t>
+      </w:r>
+    </w:p>
+    <w:p>
+      <w:pPr>
+        <w:spacing w:before="80" w:after="120"/>
+        <w:jc w:val="both"/>
+      </w:pPr>
+      <w:r>
+        <w:t>The best way to understand ChronX is to receive a Promise. New users who sign up at chronx.io receive 10 KX at no cost — delivered as two on-chain Promises that demonstrate the protocol’s core thesis from the moment of onboarding.</w:t>
+      </w:r>
+    </w:p>
+    <w:p>
+      <w:pPr>
+        <w:spacing w:before="80"/>
+      </w:pPr>
+    </w:p>
+    <w:tbl>
+      <w:tblPr>
+        <w:tblW w:w="9360" w:type="dxa"/>
+        <w:tblBorders>
+          <w:top w:val="single" w:sz="4" w:space="0" w:color="auto"/>
+          <w:left w:val="single" w:sz="4" w:space="0" w:color="auto"/>
+          <w:bottom w:val="single" w:sz="4" w:space="0" w:color="auto"/>
+          <w:right w:val="single" w:sz="4" w:space="0" w:color="auto"/>
+          <w:insideH w:val="single" w:sz="4" w:space="0" w:color="auto"/>
+          <w:insideV w:val="single" w:sz="4" w:space="0" w:color="auto"/>
+        </w:tblBorders>
+        <w:tblCellMar>
+          <w:left w:w="10" w:type="dxa"/>
+          <w:right w:w="10" w:type="dxa"/>
+        </w:tblCellMar>
+        <w:tblLook w:val="04A0" w:firstRow="1" w:lastRow="0" w:firstColumn="1" w:lastColumn="0" w:noHBand="0" w:noVBand="1"/>
+      </w:tblPr>
+      <w:tblGrid>
+        <w:gridCol w:w="2340"/>
+        <w:gridCol w:w="2340"/>
+        <w:gridCol w:w="4680"/>
+      </w:tblGrid>
+      <w:tr>
+        <w:tblPrEx>
+          <w:tblCellMar>
+            <w:top w:w="0" w:type="dxa"/>
+            <w:bottom w:w="0" w:type="dxa"/>
+          </w:tblCellMar>
+        </w:tblPrEx>
+        <w:trPr>
+          <w:tblHeader/>
+        </w:trPr>
+        <w:tc>
+          <w:tcPr>
+            <w:tcW w:w="2340" w:type="dxa"/>
+            <w:tcBorders>
+              <w:top w:val="single" w:sz="1" w:space="0" w:color="CCCCCC"/>
+              <w:left w:val="single" w:sz="1" w:space="0" w:color="CCCCCC"/>
+              <w:bottom w:val="single" w:sz="1" w:space="0" w:color="CCCCCC"/>
+              <w:right w:val="single" w:sz="1" w:space="0" w:color="CCCCCC"/>
+            </w:tcBorders>
+            <w:shd w:val="clear" w:color="auto" w:fill="1B2A4A"/>
+            <w:tcMar>
+              <w:top w:w="80" w:type="dxa"/>
+              <w:left w:w="120" w:type="dxa"/>
+              <w:bottom w:w="80" w:type="dxa"/>
+              <w:right w:w="120" w:type="dxa"/>
+            </w:tcMar>
+            <w:vAlign w:val="center"/>
+          </w:tcPr>
+          <w:p>
+            <w:r>
+              <w:rPr>
+                <w:b/>
+                <w:bCs/>
+                <w:color w:val="FFFFFF"/>
+                <w:sz w:val="20"/>
+                <w:szCs w:val="20"/>
+              </w:rPr>
+              <w:t>Promise</w:t>
+            </w:r>
+          </w:p>
+        </w:tc>
+        <w:tc>
+          <w:tcPr>
+            <w:tcW w:w="2340" w:type="dxa"/>
+            <w:tcBorders>
+              <w:top w:val="single" w:sz="1" w:space="0" w:color="CCCCCC"/>
+              <w:left w:val="single" w:sz="1" w:space="0" w:color="CCCCCC"/>
+              <w:bottom w:val="single" w:sz="1" w:space="0" w:color="CCCCCC"/>
+              <w:right w:val="single" w:sz="1" w:space="0" w:color="CCCCCC"/>
+            </w:tcBorders>
+            <w:shd w:val="clear" w:color="auto" w:fill="1B2A4A"/>
+            <w:tcMar>
+              <w:top w:w="80" w:type="dxa"/>
+              <w:left w:w="120" w:type="dxa"/>
+              <w:bottom w:w="80" w:type="dxa"/>
+              <w:right w:w="120" w:type="dxa"/>
+            </w:tcMar>
+            <w:vAlign w:val="center"/>
+          </w:tcPr>
+          <w:p>
+            <w:r>
+              <w:rPr>
+                <w:b/>
+                <w:bCs/>
+                <w:color w:val="FFFFFF"/>
+                <w:sz w:val="20"/>
+                <w:szCs w:val="20"/>
+              </w:rPr>
+              <w:t>Amount</w:t>
+            </w:r>
+          </w:p>
+        </w:tc>
+        <w:tc>
+          <w:tcPr>
+            <w:tcW w:w="4680" w:type="dxa"/>
+            <w:tcBorders>
+              <w:top w:val="single" w:sz="1" w:space="0" w:color="CCCCCC"/>
+              <w:left w:val="single" w:sz="1" w:space="0" w:color="CCCCCC"/>
+              <w:bottom w:val="single" w:sz="1" w:space="0" w:color="CCCCCC"/>
+              <w:right w:val="single" w:sz="1" w:space="0" w:color="CCCCCC"/>
+            </w:tcBorders>
+            <w:shd w:val="clear" w:color="auto" w:fill="1B2A4A"/>
+            <w:tcMar>
+              <w:top w:w="80" w:type="dxa"/>
+              <w:left w:w="120" w:type="dxa"/>
+              <w:bottom w:w="80" w:type="dxa"/>
+              <w:right w:w="120" w:type="dxa"/>
+            </w:tcMar>
+            <w:vAlign w:val="center"/>
+          </w:tcPr>
+          <w:p>
+            <w:r>
+              <w:rPr>
+                <w:b/>
+                <w:bCs/>
+                <w:color w:val="FFFFFF"/>
+                <w:sz w:val="20"/>
+                <w:szCs w:val="20"/>
+              </w:rPr>
+              <w:t>Unlocks</w:t>
+            </w:r>
+          </w:p>
+        </w:tc>
+      </w:tr>
+      <w:tr>
+        <w:tblPrEx>
+          <w:tblCellMar>
+            <w:top w:w="0" w:type="dxa"/>
+            <w:bottom w:w="0" w:type="dxa"/>
+          </w:tblCellMar>
+        </w:tblPrEx>
+        <w:tc>
+          <w:tcPr>
+            <w:tcW w:w="2340" w:type="dxa"/>
+            <w:tcBorders>
+              <w:top w:val="single" w:sz="1" w:space="0" w:color="CCCCCC"/>
+              <w:left w:val="single" w:sz="1" w:space="0" w:color="CCCCCC"/>
+              <w:bottom w:val="single" w:sz="1" w:space="0" w:color="CCCCCC"/>
+              <w:right w:val="single" w:sz="1" w:space="0" w:color="CCCCCC"/>
+            </w:tcBorders>
+            <w:shd w:val="clear" w:color="auto" w:fill="FFFFFF"/>
+            <w:tcMar>
+              <w:top w:w="80" w:type="dxa"/>
+              <w:left w:w="120" w:type="dxa"/>
+              <w:bottom w:w="80" w:type="dxa"/>
+              <w:right w:w="120" w:type="dxa"/>
+            </w:tcMar>
+          </w:tcPr>
+          <w:p>
+            <w:r>
+              <w:rPr>
+                <w:sz w:val="20"/>
+                <w:szCs w:val="20"/>
+              </w:rPr>
+              <w:t>Promise 1</w:t>
+            </w:r>
+          </w:p>
+        </w:tc>
+        <w:tc>
+          <w:tcPr>
+            <w:tcW w:w="2340" w:type="dxa"/>
+            <w:tcBorders>
+              <w:top w:val="single" w:sz="1" w:space="0" w:color="CCCCCC"/>
+              <w:left w:val="single" w:sz="1" w:space="0" w:color="CCCCCC"/>
+              <w:bottom w:val="single" w:sz="1" w:space="0" w:color="CCCCCC"/>
+              <w:right w:val="single" w:sz="1" w:space="0" w:color="CCCCCC"/>
+            </w:tcBorders>
+            <w:shd w:val="clear" w:color="auto" w:fill="FFFFFF"/>
+            <w:tcMar>
+              <w:top w:w="80" w:type="dxa"/>
+              <w:left w:w="120" w:type="dxa"/>
+              <w:bottom w:w="80" w:type="dxa"/>
+              <w:right w:w="120" w:type="dxa"/>
+            </w:tcMar>
+          </w:tcPr>
+          <w:p>
+            <w:r>
+              <w:rPr>
+                <w:sz w:val="20"/>
+                <w:szCs w:val="20"/>
+              </w:rPr>
+              <w:t>5 KX</w:t>
+            </w:r>
+          </w:p>
+        </w:tc>
+        <w:tc>
+          <w:tcPr>
+            <w:tcW w:w="4680" w:type="dxa"/>
+            <w:tcBorders>
+              <w:top w:val="single" w:sz="1" w:space="0" w:color="CCCCCC"/>
+              <w:left w:val="single" w:sz="1" w:space="0" w:color="CCCCCC"/>
+              <w:bottom w:val="single" w:sz="1" w:space="0" w:color="CCCCCC"/>
+              <w:right w:val="single" w:sz="1" w:space="0" w:color="CCCCCC"/>
+            </w:tcBorders>
+            <w:shd w:val="clear" w:color="auto" w:fill="FFFFFF"/>
+            <w:tcMar>
+              <w:top w:w="80" w:type="dxa"/>
+              <w:left w:w="120" w:type="dxa"/>
+              <w:bottom w:w="80" w:type="dxa"/>
+              <w:right w:w="120" w:type="dxa"/>
+            </w:tcMar>
+          </w:tcPr>
+          <w:p>
+            <w:r>
+              <w:rPr>
+                <w:sz w:val="20"/>
+                <w:szCs w:val="20"/>
+              </w:rPr>
+              <w:t>90 days from signup</w:t>
+            </w:r>
+          </w:p>
+        </w:tc>
+      </w:tr>
+      <w:tr>
+        <w:tblPrEx>
+          <w:tblCellMar>
+            <w:top w:w="0" w:type="dxa"/>
+            <w:bottom w:w="0" w:type="dxa"/>
+          </w:tblCellMar>
+        </w:tblPrEx>
+        <w:tc>
+          <w:tcPr>
+            <w:tcW w:w="2340" w:type="dxa"/>
+            <w:tcBorders>
+              <w:top w:val="single" w:sz="1" w:space="0" w:color="CCCCCC"/>
+              <w:left w:val="single" w:sz="1" w:space="0" w:color="CCCCCC"/>
+              <w:bottom w:val="single" w:sz="1" w:space="0" w:color="CCCCCC"/>
+              <w:right w:val="single" w:sz="1" w:space="0" w:color="CCCCCC"/>
+            </w:tcBorders>
+            <w:shd w:val="clear" w:color="auto" w:fill="F5F5F5"/>
+            <w:tcMar>
+              <w:top w:w="80" w:type="dxa"/>
+              <w:left w:w="120" w:type="dxa"/>
+              <w:bottom w:w="80" w:type="dxa"/>
+              <w:right w:w="120" w:type="dxa"/>
+            </w:tcMar>
+          </w:tcPr>
+          <w:p>
+            <w:r>
+              <w:rPr>
+                <w:sz w:val="20"/>
+                <w:szCs w:val="20"/>
+              </w:rPr>
+              <w:t>Promise 2</w:t>
+            </w:r>
+          </w:p>
+        </w:tc>
+        <w:tc>
+          <w:tcPr>
+            <w:tcW w:w="2340" w:type="dxa"/>
+            <w:tcBorders>
+              <w:top w:val="single" w:sz="1" w:space="0" w:color="CCCCCC"/>
+              <w:left w:val="single" w:sz="1" w:space="0" w:color="CCCCCC"/>
+              <w:bottom w:val="single" w:sz="1" w:space="0" w:color="CCCCCC"/>
+              <w:right w:val="single" w:sz="1" w:space="0" w:color="CCCCCC"/>
+            </w:tcBorders>
+            <w:shd w:val="clear" w:color="auto" w:fill="F5F5F5"/>
+            <w:tcMar>
+              <w:top w:w="80" w:type="dxa"/>
+              <w:left w:w="120" w:type="dxa"/>
+              <w:bottom w:w="80" w:type="dxa"/>
+              <w:right w:w="120" w:type="dxa"/>
+            </w:tcMar>
+          </w:tcPr>
+          <w:p>
+            <w:r>
+              <w:rPr>
+                <w:sz w:val="20"/>
+                <w:szCs w:val="20"/>
+              </w:rPr>
+              <w:t>5 KX</w:t>
+            </w:r>
+          </w:p>
+        </w:tc>
+        <w:tc>
+          <w:tcPr>
+            <w:tcW w:w="4680" w:type="dxa"/>
+            <w:tcBorders>
+              <w:top w:val="single" w:sz="1" w:space="0" w:color="CCCCCC"/>
+              <w:left w:val="single" w:sz="1" w:space="0" w:color="CCCCCC"/>
+              <w:bottom w:val="single" w:sz="1" w:space="0" w:color="CCCCCC"/>
+              <w:right w:val="single" w:sz="1" w:space="0" w:color="CCCCCC"/>
+            </w:tcBorders>
+            <w:shd w:val="clear" w:color="auto" w:fill="F5F5F5"/>
+            <w:tcMar>
+              <w:top w:w="80" w:type="dxa"/>
+              <w:left w:w="120" w:type="dxa"/>
+              <w:bottom w:w="80" w:type="dxa"/>
+              <w:right w:w="120" w:type="dxa"/>
+            </w:tcMar>
+          </w:tcPr>
+          <w:p>
+            <w:r>
+              <w:rPr>
+                <w:sz w:val="20"/>
+                <w:szCs w:val="20"/>
+              </w:rPr>
+              <w:t>270 days from signup (90 days + 6 months)</w:t>
+            </w:r>
+          </w:p>
+        </w:tc>
+      </w:tr>
+    </w:tbl>
+    <w:p>
+      <w:pPr>
+        <w:spacing w:before="80"/>
+      </w:pPr>
+    </w:p>
+    <w:p>
+      <w:pPr>
+        <w:spacing w:before="80" w:after="120"/>
+        <w:jc w:val="both"/>
+      </w:pPr>
+      <w:r>
+        <w:t>The user downloads the wallet, enters their KX address, and immediately sees two incoming gold Promises with countdown timers. No explanation required. The protocol teaches itself.</w:t>
+      </w:r>
+    </w:p>
+    <w:p>
+      <w:pPr>
+        <w:pStyle w:val="ListParagraph"/>
+        <w:numPr>
+          <w:ilvl w:val="0"/>
+          <w:numId w:val="2"/>
+        </w:numPr>
+        <w:spacing w:before="60" w:after="60"/>
+      </w:pPr>
+      <w:r>
+        <w:t>Promise 1 unlocks in 90 days — close enough to feel real, far enough to demonstrate patience</w:t>
+      </w:r>
+    </w:p>
+    <w:p>
+      <w:pPr>
+        <w:pStyle w:val="ListParagraph"/>
+        <w:numPr>
+          <w:ilvl w:val="0"/>
+          <w:numId w:val="2"/>
+        </w:numPr>
+        <w:spacing w:before="60" w:after="60"/>
+      </w:pPr>
+      <w:r>
+        <w:t>Promise 2 unlocks 6 months after Promise 1 — teaching structured future payments through direct experience</w:t>
+      </w:r>
+    </w:p>
+    <w:p>
+      <w:pPr>
+        <w:pStyle w:val="ListParagraph"/>
+        <w:numPr>
+          <w:ilvl w:val="0"/>
+          <w:numId w:val="2"/>
+        </w:numPr>
+        <w:spacing w:before="60" w:after="60"/>
+      </w:pPr>
+      <w:r>
+        <w:t>Both Promises are publicly visible on-chain — verifiable in the block explorer from the moment they are sent</w:t>
+      </w:r>
+    </w:p>
+    <w:p>
+      <w:pPr>
+        <w:spacing w:before="80" w:after="120"/>
+        <w:jc w:val="both"/>
+      </w:pPr>
+      <w:r>
+        <w:t>At 10 KX per signup, even 100,000 new users costs less than 0.015% of the public sale allocation. The Try It Free program is designed to be sustainable at any scale of adoption.</w:t>
+      </w:r>
+    </w:p>
+    <w:p>
+      <w:pPr>
+        <w:spacing w:before="80" w:after="120"/>
+        <w:jc w:val="both"/>
+      </w:pPr>
+      <w:r>
+        <w:t>During Phase 1, Promises are sent manually within 24 hours of address submission. The Phase 2 email notification service will automate delivery entirely.</w:t>
+      </w:r>
+    </w:p>
+    <w:p>
+      <w:pPr>
+        <w:spacing w:before="160"/>
+      </w:pPr>
+    </w:p>
+    <w:p>
+      <w:pPr>
+        <w:pStyle w:val="Heading1"/>
+      </w:pPr>
+      <w:r>
+        <w:t>10. Roadmap</w:t>
+      </w:r>
+    </w:p>
+    <w:p>
+      <w:pPr>
+        <w:spacing w:before="80" w:after="120"/>
+        <w:jc w:val="both"/>
+      </w:pPr>
+      <w:r>
+        <w:t>The ChronX roadmap is organized into five phases, each building on the last. Phase 1 is complete. Phases 2 through 5 represent the protocol’s evolution from a working blockchain to a complete future payments infrastructure. All protocol data structures necessary for Phases 2 through 5 are already present in the genesis codebase.</w:t>
       </w:r>
     </w:p>
     <w:p>
@@ -8886,13 +8823,8 @@
         </w:numPr>
         <w:spacing w:before="60" w:after="60"/>
       </w:pPr>
-      <w:proofErr w:type="spellStart"/>
-      <w:r>
-        <w:t>Mainnet</w:t>
-      </w:r>
-      <w:proofErr w:type="spellEnd"/>
-      <w:r>
-        <w:t xml:space="preserve"> launch with V3 genesis block (January 1, 2026)</w:t>
+      <w:r>
+        <w:t>Mainnet launch with V3 genesis block (January 1, 2026)</w:t>
       </w:r>
     </w:p>
     <w:p>
@@ -8983,24 +8915,7 @@
         <w:spacing w:before="60" w:after="60"/>
       </w:pPr>
       <w:r>
-        <w:lastRenderedPageBreak/>
-        <w:t>Public node infrastructure (</w:t>
-      </w:r>
-      <w:proofErr w:type="spellStart"/>
-      <w:r>
-        <w:t>Vultr</w:t>
-      </w:r>
-      <w:proofErr w:type="spellEnd"/>
-      <w:r>
-        <w:t xml:space="preserve"> </w:t>
-      </w:r>
-      <w:proofErr w:type="spellStart"/>
-      <w:r>
-        <w:t>mainnet</w:t>
-      </w:r>
-      <w:proofErr w:type="spellEnd"/>
-      <w:r>
-        <w:t xml:space="preserve"> node)</w:t>
+        <w:t>Public node infrastructure (Vultr mainnet node)</w:t>
       </w:r>
     </w:p>
     <w:p>
@@ -9013,15 +8928,7 @@
         <w:spacing w:before="60" w:after="60"/>
       </w:pPr>
       <w:r>
-        <w:t>Two-node P2P network (</w:t>
-      </w:r>
-      <w:proofErr w:type="spellStart"/>
-      <w:r>
-        <w:t>Vultr</w:t>
-      </w:r>
-      <w:proofErr w:type="spellEnd"/>
-      <w:r>
-        <w:t xml:space="preserve"> + laptop)</w:t>
+        <w:t>Two-node P2P network (Vultr + laptop)</w:t>
       </w:r>
     </w:p>
     <w:p>
@@ -9124,13 +9031,8 @@
         </w:numPr>
         <w:spacing w:before="60" w:after="60"/>
       </w:pPr>
-      <w:proofErr w:type="spellStart"/>
-      <w:r>
-        <w:t>Walletless</w:t>
-      </w:r>
-      <w:proofErr w:type="spellEnd"/>
-      <w:r>
-        <w:t xml:space="preserve"> onboarding — account abstraction for non-crypto users</w:t>
+      <w:r>
+        <w:t>Walletless onboarding — account abstraction for non-crypto users</w:t>
       </w:r>
     </w:p>
     <w:p>
@@ -9247,6 +9149,7 @@
         <w:spacing w:before="60" w:after="60"/>
       </w:pPr>
       <w:r>
+        <w:lastRenderedPageBreak/>
         <w:t>Attestor registry and Compliance Certificate framework</w:t>
       </w:r>
     </w:p>
@@ -9311,13 +9214,8 @@
         </w:numPr>
         <w:spacing w:before="60" w:after="60"/>
       </w:pPr>
-      <w:proofErr w:type="gramStart"/>
-      <w:r>
-        <w:t>Value-tier lane</w:t>
-      </w:r>
-      <w:proofErr w:type="gramEnd"/>
-      <w:r>
-        <w:t xml:space="preserve"> selection (Trivial / Standard / Elevated)</w:t>
+      <w:r>
+        <w:t>Value-tier lane selection (Trivial / Standard / Elevated)</w:t>
       </w:r>
     </w:p>
     <w:p>
@@ -9368,13 +9266,8 @@
         </w:numPr>
         <w:spacing w:before="60" w:after="60"/>
       </w:pPr>
-      <w:proofErr w:type="gramStart"/>
-      <w:r>
-        <w:t>Jurisdiction-aware lane</w:t>
-      </w:r>
-      <w:proofErr w:type="gramEnd"/>
-      <w:r>
-        <w:t xml:space="preserve"> selection and compliance routing</w:t>
+      <w:r>
+        <w:t>Jurisdiction-aware lane selection and compliance routing</w:t>
       </w:r>
     </w:p>
     <w:p>
@@ -9439,8 +9332,16 @@
         <w:pStyle w:val="Heading2"/>
       </w:pPr>
       <w:r>
-        <w:lastRenderedPageBreak/>
         <w:t>Phase 5 — Liquidity Infrastructure</w:t>
+      </w:r>
+    </w:p>
+    <w:p>
+      <w:pPr>
+        <w:spacing w:before="80" w:after="120"/>
+        <w:jc w:val="both"/>
+      </w:pPr>
+      <w:r>
+        <w:t>Phase 5 brings KX to decentralized exchanges through a simple, seamless interface that makes buying and selling KX accessible to anyone — without requiring a centralized exchange listing. The experience is designed to feel as simple as any consumer app: enter an amount, connect a wallet, done.</w:t>
       </w:r>
     </w:p>
     <w:p>
@@ -9453,15 +9354,7 @@
         <w:spacing w:before="60" w:after="60"/>
       </w:pPr>
       <w:r>
-        <w:t xml:space="preserve">Secondary market for pre-maturity </w:t>
-      </w:r>
-      <w:proofErr w:type="gramStart"/>
-      <w:r>
-        <w:t>claim</w:t>
-      </w:r>
-      <w:proofErr w:type="gramEnd"/>
-      <w:r>
-        <w:t xml:space="preserve"> rights (Pendle-style)</w:t>
+        <w:t>Wrapped KX (wKX) — a 1:1 backed ERC-20 token deployed on Base (Coinbase’s L2), redeemable for native KX at any time. Users never need to know the word ‘wrapped’ — the interface handles everything transparently.</w:t>
       </w:r>
     </w:p>
     <w:p>
@@ -9474,7 +9367,7 @@
         <w:spacing w:before="60" w:after="60"/>
       </w:pPr>
       <w:r>
-        <w:t>Sender-controlled transferability activation (transferable field)</w:t>
+        <w:t>chronx.io/exchange — a fully embedded buy/sell interface on the ChronX website powered by 1inch on Base. Supports both market orders and limit orders. Users set a price, walk away, and the order executes automatically when the market reaches it — no monitoring required. 1inch aggregates liquidity across all major DEXes for the best available price on every trade.</w:t>
       </w:r>
     </w:p>
     <w:p>
@@ -9486,13 +9379,8 @@
         </w:numPr>
         <w:spacing w:before="60" w:after="60"/>
       </w:pPr>
-      <w:proofErr w:type="spellStart"/>
-      <w:r>
-        <w:t>earliest_transfer_date</w:t>
-      </w:r>
-      <w:proofErr w:type="spellEnd"/>
-      <w:r>
-        <w:t xml:space="preserve"> enforcement — parental control on when transfer is permitted</w:t>
+      <w:r>
+        <w:t>Why 1inch — 1inch (https://1inch.io) is a leading decentralized exchange aggregator that routes trades across hundreds of liquidity sources simultaneously to guarantee the best available price. It supports limit orders natively, requires no account or KYC for standard amounts, and works with all major wallets including MetaMask, Coinbase Wallet, Trust Wallet, Binance Web3 Wallet, Rainbow, Phantom, and all WalletConnect-compatible wallets (300+). The 1inch Fusion+ protocol provides MEV protection, meaning users are shielded from front-running bots that exploit ordinary DEX trades. For a protocol designed around fairness and long-term trust, 1inch is the most aligned trading infrastructure available.</w:t>
       </w:r>
     </w:p>
     <w:p>
@@ -9505,7 +9393,7 @@
         <w:spacing w:before="60" w:after="60"/>
       </w:pPr>
       <w:r>
-        <w:t>Discounted lock trading — beneficiaries can liquidate early at market price</w:t>
+        <w:t>Wallet support — MetaMask, Coinbase Wallet, Trust Wallet, Binance Web3 Wallet, Rainbow, Phantom, and all WalletConnect-compatible wallets (300+). One interface, every major wallet.</w:t>
       </w:r>
     </w:p>
     <w:p>
@@ -9518,7 +9406,8 @@
         <w:spacing w:before="60" w:after="60"/>
       </w:pPr>
       <w:r>
-        <w:t>Yield curve for KX time-value across lock durations</w:t>
+        <w:lastRenderedPageBreak/>
+        <w:t>Buying flow — user connects wallet, enters USDC amount, sees KX price and slippage, confirms. KX arrives in their ChronX wallet within minutes. No account. No KYC for standard amounts. No intermediary.</w:t>
       </w:r>
     </w:p>
     <w:p>
@@ -9531,6 +9420,123 @@
         <w:spacing w:before="60" w:after="60"/>
       </w:pPr>
       <w:r>
+        <w:t>Selling flow — user connects wallet, enters KX amount, receives USDC directly. The entire process takes under two minutes.</w:t>
+      </w:r>
+    </w:p>
+    <w:p>
+      <w:pPr>
+        <w:pStyle w:val="ListParagraph"/>
+        <w:numPr>
+          <w:ilvl w:val="0"/>
+          <w:numId w:val="2"/>
+        </w:numPr>
+        <w:spacing w:before="60" w:after="60"/>
+      </w:pPr>
+      <w:r>
+        <w:t>DEX-first strategy — the decentralized exchange interface will serve as the primary trading venue for up to one year post-launch while the team negotiates listing agreements with reputable centralized exchanges (CEX). This approach prioritizes user safety — no scammy micro-cap CEX listings, no hidden fees, no counterparty risk.</w:t>
+      </w:r>
+    </w:p>
+    <w:p>
+      <w:pPr>
+        <w:pStyle w:val="ListParagraph"/>
+        <w:numPr>
+          <w:ilvl w:val="0"/>
+          <w:numId w:val="2"/>
+        </w:numPr>
+        <w:spacing w:before="60" w:after="60"/>
+      </w:pPr>
+      <w:r>
+        <w:t>CEX listings — targeted for 12–18 months post-launch on reputable mid-tier exchanges. CEX listings will complement, not replace, the DEX interface.</w:t>
+      </w:r>
+    </w:p>
+    <w:p>
+      <w:pPr>
+        <w:pStyle w:val="ListParagraph"/>
+        <w:numPr>
+          <w:ilvl w:val="0"/>
+          <w:numId w:val="2"/>
+        </w:numPr>
+        <w:spacing w:before="60" w:after="60"/>
+      </w:pPr>
+      <w:r>
+        <w:t>Launch cost — approximately $540 total: ~$10 to deploy wKX on Base, ~$30 to create the liquidity pool, ~$500 to seed initial liquidity. A real, non-custodial market for under $600.</w:t>
+      </w:r>
+    </w:p>
+    <w:p>
+      <w:pPr>
+        <w:pStyle w:val="ListParagraph"/>
+        <w:numPr>
+          <w:ilvl w:val="0"/>
+          <w:numId w:val="2"/>
+        </w:numPr>
+        <w:spacing w:before="60" w:after="60"/>
+      </w:pPr>
+      <w:r>
+        <w:t>Secondary market for pre-maturity claim rights (Pendle-style)</w:t>
+      </w:r>
+    </w:p>
+    <w:p>
+      <w:pPr>
+        <w:pStyle w:val="ListParagraph"/>
+        <w:numPr>
+          <w:ilvl w:val="0"/>
+          <w:numId w:val="2"/>
+        </w:numPr>
+        <w:spacing w:before="60" w:after="60"/>
+      </w:pPr>
+      <w:r>
+        <w:t>Sender-controlled transferability activation (transferable field)</w:t>
+      </w:r>
+    </w:p>
+    <w:p>
+      <w:pPr>
+        <w:pStyle w:val="ListParagraph"/>
+        <w:numPr>
+          <w:ilvl w:val="0"/>
+          <w:numId w:val="2"/>
+        </w:numPr>
+        <w:spacing w:before="60" w:after="60"/>
+      </w:pPr>
+      <w:r>
+        <w:t>earliest_transfer_date enforcement — parental control on when transfer is permitted</w:t>
+      </w:r>
+    </w:p>
+    <w:p>
+      <w:pPr>
+        <w:pStyle w:val="ListParagraph"/>
+        <w:numPr>
+          <w:ilvl w:val="0"/>
+          <w:numId w:val="2"/>
+        </w:numPr>
+        <w:spacing w:before="60" w:after="60"/>
+      </w:pPr>
+      <w:r>
+        <w:t>Discounted lock trading — beneficiaries can liquidate early at market price</w:t>
+      </w:r>
+    </w:p>
+    <w:p>
+      <w:pPr>
+        <w:pStyle w:val="ListParagraph"/>
+        <w:numPr>
+          <w:ilvl w:val="0"/>
+          <w:numId w:val="2"/>
+        </w:numPr>
+        <w:spacing w:before="60" w:after="60"/>
+      </w:pPr>
+      <w:r>
+        <w:t>Yield curve for KX time-value across lock durations</w:t>
+      </w:r>
+    </w:p>
+    <w:p>
+      <w:pPr>
+        <w:pStyle w:val="ListParagraph"/>
+        <w:numPr>
+          <w:ilvl w:val="0"/>
+          <w:numId w:val="2"/>
+        </w:numPr>
+        <w:spacing w:before="60" w:after="60"/>
+      </w:pPr>
+      <w:r>
         <w:t>Institutional liquidity pools for large-value locks</w:t>
       </w:r>
     </w:p>
@@ -9553,15 +9559,7 @@
         <w:jc w:val="both"/>
       </w:pPr>
       <w:r>
-        <w:t xml:space="preserve">Phase 6 introduces oracle-verified conditional payments — perhaps </w:t>
-      </w:r>
-      <w:proofErr w:type="spellStart"/>
-      <w:r>
-        <w:t>ChronX’s</w:t>
-      </w:r>
-      <w:proofErr w:type="spellEnd"/>
-      <w:r>
-        <w:t xml:space="preserve"> most powerful long-horizon primitive. A conditional payment releases funds only if a specified real-world event is independently verified before a mandatory expiry date. If the condition is not verified in time, funds automatically revert to the sender.</w:t>
+        <w:t>Phase 6 introduces oracle-verified conditional payments — perhaps ChronX’s most powerful long-horizon primitive. A conditional payment releases funds only if a specified real-world event is independently verified before a mandatory expiry date. If the condition is not verified in time, funds automatically revert to the sender.</w:t>
       </w:r>
     </w:p>
     <w:p>
@@ -9716,23 +9714,15 @@
                 <w:sz w:val="21"/>
                 <w:szCs w:val="21"/>
               </w:rPr>
-              <w:t xml:space="preserve">Lock 50,000 KX for your spouse, payable upon verified death of the sender, before December 31, 2075. If not verified by the expiry date, funds revert automatically. The condition is attested by a bonded Claim Agent using public death records. No lawyer. No probate court. No custodian. A promise kept — or returned — by the protocol itself.  All data structures for conditional payments are present in the </w:t>
-            </w:r>
-            <w:proofErr w:type="spellStart"/>
+              <w:t xml:space="preserve">Lock 50,000 KX for your spouse, payable upon verified death of the sender, before December 31, 2075. If not verified by the expiry date, funds revert automatically. The condition is attested </w:t>
+            </w:r>
             <w:r>
               <w:rPr>
                 <w:sz w:val="21"/>
                 <w:szCs w:val="21"/>
               </w:rPr>
-              <w:t>ChronX</w:t>
-            </w:r>
-            <w:proofErr w:type="spellEnd"/>
-            <w:r>
-              <w:rPr>
-                <w:sz w:val="21"/>
-                <w:szCs w:val="21"/>
-              </w:rPr>
-              <w:t xml:space="preserve"> protocol from genesis — no hard fork required to activate this feature.</w:t>
+              <w:lastRenderedPageBreak/>
+              <w:t>by a bonded Claim Agent using public death records. No lawyer. No probate court. No custodian. A promise kept — or returned — by the protocol itself.  All data structures for conditional payments are present in the ChronX protocol from genesis — no hard fork required to activate this feature.</w:t>
             </w:r>
           </w:p>
         </w:tc>
@@ -9765,27 +9755,7 @@
         <w:jc w:val="both"/>
       </w:pPr>
       <w:r>
-        <w:t xml:space="preserve">All </w:t>
-      </w:r>
-      <w:proofErr w:type="spellStart"/>
-      <w:r>
-        <w:t>ChronX</w:t>
-      </w:r>
-      <w:proofErr w:type="spellEnd"/>
-      <w:r>
-        <w:t xml:space="preserve"> accounts use CRYSTALS-Dilithium2 signatures providing 128-bit post-quantum security — the same standard recommended by NIST for long-term cryptographic security. </w:t>
-      </w:r>
-      <w:r>
-        <w:lastRenderedPageBreak/>
-        <w:t xml:space="preserve">Private keys are stored locally in encrypted </w:t>
-      </w:r>
-      <w:proofErr w:type="spellStart"/>
-      <w:r>
-        <w:t>keyfiles</w:t>
-      </w:r>
-      <w:proofErr w:type="spellEnd"/>
-      <w:r>
-        <w:t xml:space="preserve"> and never transmitted or stored on the network. Account IDs are 32-byte BLAKE3 hashes of Dilithium2 public keys, displayed as base58.</w:t>
+        <w:t>All ChronX accounts use CRYSTALS-Dilithium2 signatures providing 128-bit post-quantum security — the same standard recommended by NIST for long-term cryptographic security. Private keys are stored locally in encrypted keyfiles and never transmitted or stored on the network. Account IDs are 32-byte BLAKE3 hashes of Dilithium2 public keys, displayed as base58.</w:t>
       </w:r>
     </w:p>
     <w:p>
@@ -9819,15 +9789,7 @@
         <w:jc w:val="both"/>
       </w:pPr>
       <w:r>
-        <w:t xml:space="preserve">Once created, a time-lock record is immutable on-chain with one deliberate exception: senders may optionally specify a cancellation window at creation time. Within this window the sender may cancel and receive a full refund. Once the cancellation window expires, the lock is permanently irrevocable — no party, including the sender, can modify the unlock date, redirect the funds, or cancel. This design gives senders a correction window while preserving the unconditional commitment that makes </w:t>
-      </w:r>
-      <w:proofErr w:type="spellStart"/>
-      <w:r>
-        <w:t>ChronX</w:t>
-      </w:r>
-      <w:proofErr w:type="spellEnd"/>
-      <w:r>
-        <w:t xml:space="preserve"> time-locks trustworthy.</w:t>
+        <w:t>Once created, a time-lock record is immutable on-chain with one deliberate exception: senders may optionally specify a cancellation window at creation time. Within this window the sender may cancel and receive a full refund. Once the cancellation window expires, the lock is permanently irrevocable — no party, including the sender, can modify the unlock date, redirect the funds, or cancel. This design gives senders a correction window while preserving the unconditional commitment that makes ChronX time-locks trustworthy.</w:t>
       </w:r>
     </w:p>
     <w:p>
@@ -9844,39 +9806,7 @@
         <w:jc w:val="both"/>
       </w:pPr>
       <w:r>
-        <w:t xml:space="preserve">All timestamps on </w:t>
-      </w:r>
-      <w:proofErr w:type="spellStart"/>
-      <w:r>
-        <w:t>ChronX</w:t>
-      </w:r>
-      <w:proofErr w:type="spellEnd"/>
-      <w:r>
-        <w:t xml:space="preserve"> are UTC Unix timestamps (seconds since January 1, 1970 00:00:00 UTC). This is enforced at the protocol level — there is no </w:t>
-      </w:r>
-      <w:proofErr w:type="spellStart"/>
-      <w:r>
-        <w:t>timezone</w:t>
-      </w:r>
-      <w:proofErr w:type="spellEnd"/>
-      <w:r>
-        <w:t xml:space="preserve"> input, no </w:t>
-      </w:r>
-      <w:proofErr w:type="spellStart"/>
-      <w:r>
-        <w:t>timezone</w:t>
-      </w:r>
-      <w:proofErr w:type="spellEnd"/>
-      <w:r>
-        <w:t xml:space="preserve"> conversion, and no </w:t>
-      </w:r>
-      <w:proofErr w:type="spellStart"/>
-      <w:r>
-        <w:t>timezone</w:t>
-      </w:r>
-      <w:proofErr w:type="spellEnd"/>
-      <w:r>
-        <w:t xml:space="preserve"> ambiguity anywhere in the system. The genesis block, all treasury releases, the humanity stake, and every user-created lock all use the same UTC standard. This is a critical property for legal enforceability in multi-jurisdiction long-horizon commitments.</w:t>
+        <w:t>All timestamps on ChronX are UTC Unix timestamps (seconds since January 1, 1970 00:00:00 UTC). This is enforced at the protocol level — there is no timezone input, no timezone conversion, and no timezone ambiguity anywhere in the system. The genesis block, all treasury releases, the humanity stake, and every user-created lock all use the same UTC standard. This is a critical property for legal enforceability in multi-jurisdiction long-horizon commitments.</w:t>
       </w:r>
     </w:p>
     <w:p>
@@ -9906,6 +9836,7 @@
         <w:pStyle w:val="Heading1"/>
       </w:pPr>
       <w:r>
+        <w:lastRenderedPageBreak/>
         <w:t>12. Vision: The Default Protocol for Future Payments</w:t>
       </w:r>
     </w:p>
@@ -9915,31 +9846,7 @@
         <w:jc w:val="both"/>
       </w:pPr>
       <w:r>
-        <w:t xml:space="preserve">In five years, the </w:t>
-      </w:r>
-      <w:proofErr w:type="spellStart"/>
-      <w:r>
-        <w:t>ChronX</w:t>
-      </w:r>
-      <w:proofErr w:type="spellEnd"/>
-      <w:r>
-        <w:t xml:space="preserve"> team envisions a world where sending value to the future is as normal as sending value today. A parent opens the </w:t>
-      </w:r>
-      <w:proofErr w:type="spellStart"/>
-      <w:r>
-        <w:t>ChronX</w:t>
-      </w:r>
-      <w:proofErr w:type="spellEnd"/>
-      <w:r>
-        <w:t xml:space="preserve"> wallet, locks 10,000 KX for their newborn, and knows — not hopes, but knows — that those funds will be there when the child turns 18. A </w:t>
-      </w:r>
-      <w:proofErr w:type="gramStart"/>
-      <w:r>
-        <w:t>professional structures</w:t>
-      </w:r>
-      <w:proofErr w:type="gramEnd"/>
-      <w:r>
-        <w:t xml:space="preserve"> deferred compensation with policy conditions. A person in one country sends value to a trusted friend in another, with an unlock date decades away, without any bank or court standing between the sender’s intent and the recipient’s claim.</w:t>
+        <w:t>In five years, the ChronX team envisions a world where sending value to the future is as normal as sending value today. A parent opens the ChronX wallet, locks 10,000 KX for their newborn, and knows — not hopes, but knows — that those funds will be there when the child turns 18. A professional structures deferred compensation with policy conditions. A person in one country sends value to a trusted friend in another, with an unlock date decades away, without any bank or court standing between the sender’s intent and the recipient’s claim.</w:t>
       </w:r>
     </w:p>
     <w:p>
@@ -9948,23 +9855,7 @@
         <w:jc w:val="both"/>
       </w:pPr>
       <w:r>
-        <w:t xml:space="preserve">That world does not require </w:t>
-      </w:r>
-      <w:proofErr w:type="spellStart"/>
-      <w:r>
-        <w:t>ChronX</w:t>
-      </w:r>
-      <w:proofErr w:type="spellEnd"/>
-      <w:r>
-        <w:t xml:space="preserve"> to be the largest blockchain. It requires </w:t>
-      </w:r>
-      <w:proofErr w:type="spellStart"/>
-      <w:r>
-        <w:t>ChronX</w:t>
-      </w:r>
-      <w:proofErr w:type="spellEnd"/>
-      <w:r>
-        <w:t xml:space="preserve"> to be the most reliable one for this specific purpose. A protocol that does one thing — future payments — and does it better than anything else that has ever existed.</w:t>
+        <w:t>That world does not require ChronX to be the largest blockchain. It requires ChronX to be the most reliable one for this specific purpose. A protocol that does one thing — future payments — and does it better than anything else that has ever existed.</w:t>
       </w:r>
     </w:p>
     <w:p>
@@ -9973,19 +9864,7 @@
         <w:jc w:val="both"/>
       </w:pPr>
       <w:r>
-        <w:t xml:space="preserve">Every design decision is made with the question: will this still make sense in 50 years? Not adding features that don’t serve future payments. Not designing </w:t>
-      </w:r>
-      <w:proofErr w:type="spellStart"/>
-      <w:r>
-        <w:t>tokenomics</w:t>
-      </w:r>
-      <w:proofErr w:type="spellEnd"/>
-      <w:r>
-        <w:t xml:space="preserve"> for speculation. Not </w:t>
-      </w:r>
-      <w:r>
-        <w:lastRenderedPageBreak/>
-        <w:t>compromising cryptographic security for throughput. Not hard-coding anything that might need to change.</w:t>
+        <w:t>Every design decision is made with the question: will this still make sense in 50 years? Not adding features that don’t serve future payments. Not designing tokenomics for speculation. Not compromising cryptographic security for throughput. Not hard-coding anything that might need to change.</w:t>
       </w:r>
     </w:p>
     <w:p>
@@ -10062,23 +9941,7 @@
                 <w:sz w:val="21"/>
                 <w:szCs w:val="21"/>
               </w:rPr>
-              <w:t xml:space="preserve">The Humanity Stake — 1,000,000 KX locked until January 1, 2127 — is not a marketing stunt. It is the team’s public commitment to the claim that this protocol is built to last. The funds are on-chain now. The Milestone 2076 lock will mature in 50 years as a public checkpoint. The treasury will release funds for 100 years. The final treasury release and the humanity stake will unlock on the same day in 2127 — two promises made at genesis, kept across a century. That is the standard </w:t>
-            </w:r>
-            <w:proofErr w:type="spellStart"/>
-            <w:r>
-              <w:rPr>
-                <w:sz w:val="21"/>
-                <w:szCs w:val="21"/>
-              </w:rPr>
-              <w:t>ChronX</w:t>
-            </w:r>
-            <w:proofErr w:type="spellEnd"/>
-            <w:r>
-              <w:rPr>
-                <w:sz w:val="21"/>
-                <w:szCs w:val="21"/>
-              </w:rPr>
-              <w:t xml:space="preserve"> holds itself to.</w:t>
+              <w:t>The Humanity Stake — 1,000,000 KX locked until January 1, 2127 — is not a marketing stunt. It is the team’s public commitment to the claim that this protocol is built to last. The funds are on-chain now. The Milestone 2076 lock will mature in 50 years as a public checkpoint. The treasury will release funds for 100 years. The final treasury release and the humanity stake will unlock on the same day in 2127 — two promises made at genesis, kept across a century. That is the standard ChronX holds itself to.</w:t>
             </w:r>
           </w:p>
         </w:tc>
@@ -10103,15 +9966,7 @@
         <w:jc w:val="both"/>
       </w:pPr>
       <w:r>
-        <w:t xml:space="preserve">This section provides a complete technical reference for developers, node operators, and AI agents working with the </w:t>
-      </w:r>
-      <w:proofErr w:type="spellStart"/>
-      <w:r>
-        <w:t>ChronX</w:t>
-      </w:r>
-      <w:proofErr w:type="spellEnd"/>
-      <w:r>
-        <w:t xml:space="preserve"> protocol.</w:t>
+        <w:t>This section provides a complete technical reference for developers, node operators, and AI agents working with the ChronX protocol.</w:t>
       </w:r>
     </w:p>
     <w:p>
@@ -10402,7 +10257,7 @@
                 <w:sz w:val="20"/>
                 <w:szCs w:val="20"/>
               </w:rPr>
-              <w:t>Chrono (1 KX = 10⁶ Chronos)</w:t>
+              <w:t>grain (1 KX = 1,000,000 grains)</w:t>
             </w:r>
           </w:p>
         </w:tc>
@@ -10623,6 +10478,7 @@
                 <w:sz w:val="20"/>
                 <w:szCs w:val="20"/>
               </w:rPr>
+              <w:lastRenderedPageBreak/>
               <w:t>Public Key Size</w:t>
             </w:r>
           </w:p>
@@ -10836,33 +10692,8 @@
                 <w:sz w:val="20"/>
                 <w:szCs w:val="20"/>
               </w:rPr>
-              <w:t xml:space="preserve">BLAKE3 of </w:t>
-            </w:r>
-            <w:proofErr w:type="spellStart"/>
-            <w:r>
-              <w:rPr>
-                <w:sz w:val="20"/>
-                <w:szCs w:val="20"/>
-              </w:rPr>
-              <w:t>bincode</w:t>
-            </w:r>
-            <w:proofErr w:type="spellEnd"/>
-            <w:r>
-              <w:rPr>
-                <w:sz w:val="20"/>
-                <w:szCs w:val="20"/>
-              </w:rPr>
-              <w:t xml:space="preserve">-serialized </w:t>
-            </w:r>
-            <w:proofErr w:type="spellStart"/>
-            <w:r>
-              <w:rPr>
-                <w:sz w:val="20"/>
-                <w:szCs w:val="20"/>
-              </w:rPr>
-              <w:t>TransactionBody</w:t>
-            </w:r>
-            <w:proofErr w:type="spellEnd"/>
+              <w:t>BLAKE3 of bincode-serialized TransactionBody</w:t>
+            </w:r>
           </w:p>
         </w:tc>
       </w:tr>
@@ -10923,23 +10754,7 @@
                 <w:sz w:val="20"/>
                 <w:szCs w:val="20"/>
               </w:rPr>
-              <w:t>libp2p (</w:t>
-            </w:r>
-            <w:proofErr w:type="spellStart"/>
-            <w:r>
-              <w:rPr>
-                <w:sz w:val="20"/>
-                <w:szCs w:val="20"/>
-              </w:rPr>
-              <w:t>Kademlia</w:t>
-            </w:r>
-            <w:proofErr w:type="spellEnd"/>
-            <w:r>
-              <w:rPr>
-                <w:sz w:val="20"/>
-                <w:szCs w:val="20"/>
-              </w:rPr>
-              <w:t xml:space="preserve"> DHT + Gossip)</w:t>
+              <w:t>libp2p (Kademlia DHT + Gossip)</w:t>
             </w:r>
           </w:p>
         </w:tc>
@@ -11222,7 +11037,6 @@
                 <w:sz w:val="20"/>
                 <w:szCs w:val="20"/>
               </w:rPr>
-              <w:lastRenderedPageBreak/>
               <w:t>Implementation Language</w:t>
             </w:r>
           </w:p>
@@ -11369,37 +11183,12 @@
             </w:tcMar>
           </w:tcPr>
           <w:p>
-            <w:proofErr w:type="spellStart"/>
-            <w:r>
-              <w:rPr>
-                <w:sz w:val="20"/>
-                <w:szCs w:val="20"/>
-              </w:rPr>
-              <w:t>bincode</w:t>
-            </w:r>
-            <w:proofErr w:type="spellEnd"/>
-            <w:r>
-              <w:rPr>
-                <w:sz w:val="20"/>
-                <w:szCs w:val="20"/>
-              </w:rPr>
-              <w:t xml:space="preserve"> (binary) + </w:t>
-            </w:r>
-            <w:proofErr w:type="spellStart"/>
-            <w:r>
-              <w:rPr>
-                <w:sz w:val="20"/>
-                <w:szCs w:val="20"/>
-              </w:rPr>
-              <w:t>serde_json</w:t>
-            </w:r>
-            <w:proofErr w:type="spellEnd"/>
-            <w:r>
-              <w:rPr>
-                <w:sz w:val="20"/>
-                <w:szCs w:val="20"/>
-              </w:rPr>
-              <w:t xml:space="preserve"> (RPC)</w:t>
+            <w:r>
+              <w:rPr>
+                <w:sz w:val="20"/>
+                <w:szCs w:val="20"/>
+              </w:rPr>
+              <w:t>bincode (binary) + serde_json (RPC)</w:t>
             </w:r>
           </w:p>
         </w:tc>
@@ -12019,23 +11808,7 @@
                 <w:sz w:val="20"/>
                 <w:szCs w:val="20"/>
               </w:rPr>
-              <w:t xml:space="preserve">16–32 bits (configurable, </w:t>
-            </w:r>
-            <w:proofErr w:type="spellStart"/>
-            <w:r>
-              <w:rPr>
-                <w:sz w:val="20"/>
-                <w:szCs w:val="20"/>
-              </w:rPr>
-              <w:t>mainnet</w:t>
-            </w:r>
-            <w:proofErr w:type="spellEnd"/>
-            <w:r>
-              <w:rPr>
-                <w:sz w:val="20"/>
-                <w:szCs w:val="20"/>
-              </w:rPr>
-              <w:t>: 20)</w:t>
+              <w:t>16–32 bits (configurable, mainnet: 20)</w:t>
             </w:r>
           </w:p>
         </w:tc>
@@ -12181,7 +11954,7 @@
                 <w:sz w:val="20"/>
                 <w:szCs w:val="20"/>
               </w:rPr>
-              <w:t>Amount (Chronos)</w:t>
+              <w:t>Amount (grains)</w:t>
             </w:r>
           </w:p>
         </w:tc>
@@ -12479,6 +12252,7 @@
                 <w:sz w:val="20"/>
                 <w:szCs w:val="20"/>
               </w:rPr>
+              <w:lastRenderedPageBreak/>
               <w:t>Humanity Stake</w:t>
             </w:r>
           </w:p>
@@ -12924,15 +12698,7 @@
         <w:pStyle w:val="Heading2"/>
       </w:pPr>
       <w:r>
-        <w:t xml:space="preserve">13.3 </w:t>
-      </w:r>
-      <w:proofErr w:type="spellStart"/>
-      <w:r>
-        <w:t>TimeLockContract</w:t>
-      </w:r>
-      <w:proofErr w:type="spellEnd"/>
-      <w:r>
-        <w:t xml:space="preserve"> Field Reference</w:t>
+        <w:t>13.3 TimeLockContract Field Reference</w:t>
       </w:r>
     </w:p>
     <w:p>
@@ -12941,15 +12707,7 @@
         <w:jc w:val="both"/>
       </w:pPr>
       <w:r>
-        <w:t xml:space="preserve">The following table documents all fields of the </w:t>
-      </w:r>
-      <w:proofErr w:type="spellStart"/>
-      <w:r>
-        <w:t>TimeLockContract</w:t>
-      </w:r>
-      <w:proofErr w:type="spellEnd"/>
-      <w:r>
-        <w:t xml:space="preserve"> struct as of Protocol V3.1. All optional fields use #[serde(default)] for backward compatibility.</w:t>
+        <w:t>The following table documents all fields of the TimeLockContract struct as of Protocol V3.1. All optional fields use #[serde(default)] for backward compatibility.</w:t>
       </w:r>
     </w:p>
     <w:p>
@@ -13018,7 +12776,6 @@
                 <w:sz w:val="20"/>
                 <w:szCs w:val="20"/>
               </w:rPr>
-              <w:lastRenderedPageBreak/>
               <w:t>Field</w:t>
             </w:r>
           </w:p>
@@ -13173,7 +12930,6 @@
             </w:tcMar>
           </w:tcPr>
           <w:p>
-            <w:proofErr w:type="spellStart"/>
             <w:r>
               <w:rPr>
                 <w:sz w:val="20"/>
@@ -13181,7 +12937,6 @@
               </w:rPr>
               <w:t>lock_id</w:t>
             </w:r>
-            <w:proofErr w:type="spellEnd"/>
           </w:p>
         </w:tc>
         <w:tc>
@@ -13202,7 +12957,6 @@
             </w:tcMar>
           </w:tcPr>
           <w:p>
-            <w:proofErr w:type="spellStart"/>
             <w:r>
               <w:rPr>
                 <w:sz w:val="20"/>
@@ -13210,7 +12964,6 @@
               </w:rPr>
               <w:t>TxId</w:t>
             </w:r>
-            <w:proofErr w:type="spellEnd"/>
           </w:p>
         </w:tc>
         <w:tc>
@@ -13347,7 +13100,6 @@
             </w:tcMar>
           </w:tcPr>
           <w:p>
-            <w:proofErr w:type="spellStart"/>
             <w:r>
               <w:rPr>
                 <w:sz w:val="20"/>
@@ -13355,7 +13107,6 @@
               </w:rPr>
               <w:t>AccountId</w:t>
             </w:r>
-            <w:proofErr w:type="spellEnd"/>
           </w:p>
         </w:tc>
         <w:tc>
@@ -13492,7 +13243,6 @@
             </w:tcMar>
           </w:tcPr>
           <w:p>
-            <w:proofErr w:type="spellStart"/>
             <w:r>
               <w:rPr>
                 <w:sz w:val="20"/>
@@ -13500,7 +13250,6 @@
               </w:rPr>
               <w:t>AccountId</w:t>
             </w:r>
-            <w:proofErr w:type="spellEnd"/>
           </w:p>
         </w:tc>
         <w:tc>
@@ -13610,15 +13359,13 @@
             </w:tcMar>
           </w:tcPr>
           <w:p>
-            <w:proofErr w:type="spellStart"/>
-            <w:r>
-              <w:rPr>
-                <w:sz w:val="20"/>
-                <w:szCs w:val="20"/>
-              </w:rPr>
-              <w:t>amount_chronos</w:t>
-            </w:r>
-            <w:proofErr w:type="spellEnd"/>
+            <w:r>
+              <w:rPr>
+                <w:sz w:val="20"/>
+                <w:szCs w:val="20"/>
+              </w:rPr>
+              <w:t>amount_grains</w:t>
+            </w:r>
           </w:p>
         </w:tc>
         <w:tc>
@@ -13725,7 +13472,7 @@
                 <w:sz w:val="20"/>
                 <w:szCs w:val="20"/>
               </w:rPr>
-              <w:t>Lock amount in Chronos</w:t>
+              <w:t>Lock amount in grains</w:t>
             </w:r>
           </w:p>
         </w:tc>
@@ -13755,7 +13502,6 @@
             </w:tcMar>
           </w:tcPr>
           <w:p>
-            <w:proofErr w:type="spellStart"/>
             <w:r>
               <w:rPr>
                 <w:sz w:val="20"/>
@@ -13763,7 +13509,6 @@
               </w:rPr>
               <w:t>unlock_at</w:t>
             </w:r>
-            <w:proofErr w:type="spellEnd"/>
           </w:p>
         </w:tc>
         <w:tc>
@@ -14070,7 +13815,6 @@
             </w:tcMar>
           </w:tcPr>
           <w:p>
-            <w:proofErr w:type="spellStart"/>
             <w:r>
               <w:rPr>
                 <w:sz w:val="20"/>
@@ -14078,7 +13822,6 @@
               </w:rPr>
               <w:t>TimeLockStatus</w:t>
             </w:r>
-            <w:proofErr w:type="spellEnd"/>
           </w:p>
         </w:tc>
         <w:tc>
@@ -14188,7 +13931,6 @@
             </w:tcMar>
           </w:tcPr>
           <w:p>
-            <w:proofErr w:type="spellStart"/>
             <w:r>
               <w:rPr>
                 <w:sz w:val="20"/>
@@ -14196,7 +13938,6 @@
               </w:rPr>
               <w:t>lock_version</w:t>
             </w:r>
-            <w:proofErr w:type="spellEnd"/>
           </w:p>
         </w:tc>
         <w:tc>
@@ -14333,7 +14074,6 @@
             </w:tcMar>
           </w:tcPr>
           <w:p>
-            <w:proofErr w:type="spellStart"/>
             <w:r>
               <w:rPr>
                 <w:sz w:val="20"/>
@@ -14341,7 +14081,6 @@
               </w:rPr>
               <w:t>claim_policy</w:t>
             </w:r>
-            <w:proofErr w:type="spellEnd"/>
           </w:p>
         </w:tc>
         <w:tc>
@@ -14367,23 +14106,7 @@
                 <w:sz w:val="20"/>
                 <w:szCs w:val="20"/>
               </w:rPr>
-              <w:t>Option&lt;</w:t>
-            </w:r>
-            <w:proofErr w:type="spellStart"/>
-            <w:r>
-              <w:rPr>
-                <w:sz w:val="20"/>
-                <w:szCs w:val="20"/>
-              </w:rPr>
-              <w:t>PolicyId</w:t>
-            </w:r>
-            <w:proofErr w:type="spellEnd"/>
-            <w:r>
-              <w:rPr>
-                <w:sz w:val="20"/>
-                <w:szCs w:val="20"/>
-              </w:rPr>
-              <w:t>&gt;</w:t>
+              <w:t>Option&lt;PolicyId&gt;</w:t>
             </w:r>
           </w:p>
         </w:tc>
@@ -14494,7 +14217,6 @@
             </w:tcMar>
           </w:tcPr>
           <w:p>
-            <w:proofErr w:type="spellStart"/>
             <w:r>
               <w:rPr>
                 <w:sz w:val="20"/>
@@ -14502,7 +14224,6 @@
               </w:rPr>
               <w:t>beneficiary_anchor</w:t>
             </w:r>
-            <w:proofErr w:type="spellEnd"/>
           </w:p>
         </w:tc>
         <w:tc>
@@ -14639,7 +14360,6 @@
             </w:tcMar>
           </w:tcPr>
           <w:p>
-            <w:proofErr w:type="spellStart"/>
             <w:r>
               <w:rPr>
                 <w:sz w:val="20"/>
@@ -14647,7 +14367,6 @@
               </w:rPr>
               <w:t>cancellation_window_secs</w:t>
             </w:r>
-            <w:proofErr w:type="spellEnd"/>
           </w:p>
         </w:tc>
         <w:tc>
@@ -15070,7 +14789,6 @@
             </w:tcMar>
           </w:tcPr>
           <w:p>
-            <w:proofErr w:type="spellStart"/>
             <w:r>
               <w:rPr>
                 <w:sz w:val="20"/>
@@ -15078,7 +14796,6 @@
               </w:rPr>
               <w:t>expiry_policy</w:t>
             </w:r>
-            <w:proofErr w:type="spellEnd"/>
           </w:p>
         </w:tc>
         <w:tc>
@@ -15104,23 +14821,7 @@
                 <w:sz w:val="20"/>
                 <w:szCs w:val="20"/>
               </w:rPr>
-              <w:t>Option&lt;</w:t>
-            </w:r>
-            <w:proofErr w:type="spellStart"/>
-            <w:r>
-              <w:rPr>
-                <w:sz w:val="20"/>
-                <w:szCs w:val="20"/>
-              </w:rPr>
-              <w:t>ExpiryPolicy</w:t>
-            </w:r>
-            <w:proofErr w:type="spellEnd"/>
-            <w:r>
-              <w:rPr>
-                <w:sz w:val="20"/>
-                <w:szCs w:val="20"/>
-              </w:rPr>
-              <w:t>&gt;</w:t>
+              <w:t>Option&lt;ExpiryPolicy&gt;</w:t>
             </w:r>
           </w:p>
         </w:tc>
@@ -15263,23 +14964,7 @@
                 <w:sz w:val="20"/>
                 <w:szCs w:val="20"/>
               </w:rPr>
-              <w:t>Option&lt;</w:t>
-            </w:r>
-            <w:proofErr w:type="spellStart"/>
-            <w:r>
-              <w:rPr>
-                <w:sz w:val="20"/>
-                <w:szCs w:val="20"/>
-              </w:rPr>
-              <w:t>RecurringPolicy</w:t>
-            </w:r>
-            <w:proofErr w:type="spellEnd"/>
-            <w:r>
-              <w:rPr>
-                <w:sz w:val="20"/>
-                <w:szCs w:val="20"/>
-              </w:rPr>
-              <w:t>&gt;</w:t>
+              <w:t>Option&lt;RecurringPolicy&gt;</w:t>
             </w:r>
           </w:p>
         </w:tc>
@@ -15390,7 +15075,6 @@
             </w:tcMar>
           </w:tcPr>
           <w:p>
-            <w:proofErr w:type="spellStart"/>
             <w:r>
               <w:rPr>
                 <w:sz w:val="20"/>
@@ -15398,7 +15082,6 @@
               </w:rPr>
               <w:t>oracle_hint</w:t>
             </w:r>
-            <w:proofErr w:type="spellEnd"/>
           </w:p>
         </w:tc>
         <w:tc>
@@ -15535,7 +15218,6 @@
             </w:tcMar>
           </w:tcPr>
           <w:p>
-            <w:proofErr w:type="spellStart"/>
             <w:r>
               <w:rPr>
                 <w:sz w:val="20"/>
@@ -15543,7 +15225,6 @@
               </w:rPr>
               <w:t>jurisdiction_hint</w:t>
             </w:r>
-            <w:proofErr w:type="spellEnd"/>
           </w:p>
         </w:tc>
         <w:tc>
@@ -15823,7 +15504,6 @@
             </w:tcMar>
           </w:tcPr>
           <w:p>
-            <w:proofErr w:type="spellStart"/>
             <w:r>
               <w:rPr>
                 <w:sz w:val="20"/>
@@ -15831,7 +15511,6 @@
               </w:rPr>
               <w:t>transfer_policy</w:t>
             </w:r>
-            <w:proofErr w:type="spellEnd"/>
           </w:p>
         </w:tc>
         <w:tc>
@@ -15857,23 +15536,7 @@
                 <w:sz w:val="20"/>
                 <w:szCs w:val="20"/>
               </w:rPr>
-              <w:t>Option&lt;</w:t>
-            </w:r>
-            <w:proofErr w:type="spellStart"/>
-            <w:r>
-              <w:rPr>
-                <w:sz w:val="20"/>
-                <w:szCs w:val="20"/>
-              </w:rPr>
-              <w:t>PolicyId</w:t>
-            </w:r>
-            <w:proofErr w:type="spellEnd"/>
-            <w:r>
-              <w:rPr>
-                <w:sz w:val="20"/>
-                <w:szCs w:val="20"/>
-              </w:rPr>
-              <w:t>&gt;</w:t>
+              <w:t>Option&lt;PolicyId&gt;</w:t>
             </w:r>
           </w:p>
         </w:tc>
@@ -15984,15 +15647,14 @@
             </w:tcMar>
           </w:tcPr>
           <w:p>
-            <w:proofErr w:type="spellStart"/>
-            <w:r>
-              <w:rPr>
-                <w:sz w:val="20"/>
-                <w:szCs w:val="20"/>
-              </w:rPr>
+            <w:r>
+              <w:rPr>
+                <w:sz w:val="20"/>
+                <w:szCs w:val="20"/>
+              </w:rPr>
+              <w:lastRenderedPageBreak/>
               <w:t>current_beneficiary</w:t>
             </w:r>
-            <w:proofErr w:type="spellEnd"/>
           </w:p>
         </w:tc>
         <w:tc>
@@ -16018,23 +15680,7 @@
                 <w:sz w:val="20"/>
                 <w:szCs w:val="20"/>
               </w:rPr>
-              <w:t>Option&lt;</w:t>
-            </w:r>
-            <w:proofErr w:type="spellStart"/>
-            <w:r>
-              <w:rPr>
-                <w:sz w:val="20"/>
-                <w:szCs w:val="20"/>
-              </w:rPr>
-              <w:t>AccountId</w:t>
-            </w:r>
-            <w:proofErr w:type="spellEnd"/>
-            <w:r>
-              <w:rPr>
-                <w:sz w:val="20"/>
-                <w:szCs w:val="20"/>
-              </w:rPr>
-              <w:t>&gt;</w:t>
+              <w:t>Option&lt;AccountId&gt;</w:t>
             </w:r>
           </w:p>
         </w:tc>
@@ -16145,7 +15791,6 @@
             </w:tcMar>
           </w:tcPr>
           <w:p>
-            <w:proofErr w:type="spellStart"/>
             <w:r>
               <w:rPr>
                 <w:sz w:val="20"/>
@@ -16153,7 +15798,6 @@
               </w:rPr>
               <w:t>transfer_history</w:t>
             </w:r>
-            <w:proofErr w:type="spellEnd"/>
           </w:p>
         </w:tc>
         <w:tc>
@@ -16179,23 +15823,7 @@
                 <w:sz w:val="20"/>
                 <w:szCs w:val="20"/>
               </w:rPr>
-              <w:t>Vec&lt;</w:t>
-            </w:r>
-            <w:proofErr w:type="spellStart"/>
-            <w:r>
-              <w:rPr>
-                <w:sz w:val="20"/>
-                <w:szCs w:val="20"/>
-              </w:rPr>
-              <w:t>TxId</w:t>
-            </w:r>
-            <w:proofErr w:type="spellEnd"/>
-            <w:r>
-              <w:rPr>
-                <w:sz w:val="20"/>
-                <w:szCs w:val="20"/>
-              </w:rPr>
-              <w:t>&gt;</w:t>
+              <w:t>Vec&lt;TxId&gt;</w:t>
             </w:r>
           </w:p>
         </w:tc>
@@ -16306,7 +15934,6 @@
             </w:tcMar>
           </w:tcPr>
           <w:p>
-            <w:proofErr w:type="spellStart"/>
             <w:r>
               <w:rPr>
                 <w:sz w:val="20"/>
@@ -16314,7 +15941,6 @@
               </w:rPr>
               <w:t>earliest_transfer_date</w:t>
             </w:r>
-            <w:proofErr w:type="spellEnd"/>
           </w:p>
         </w:tc>
         <w:tc>
@@ -16451,7 +16077,6 @@
             </w:tcMar>
           </w:tcPr>
           <w:p>
-            <w:proofErr w:type="spellStart"/>
             <w:r>
               <w:rPr>
                 <w:sz w:val="20"/>
@@ -16459,7 +16084,6 @@
               </w:rPr>
               <w:t>recipient_email_hash</w:t>
             </w:r>
-            <w:proofErr w:type="spellEnd"/>
           </w:p>
         </w:tc>
         <w:tc>
@@ -16596,7 +16220,6 @@
             </w:tcMar>
           </w:tcPr>
           <w:p>
-            <w:proofErr w:type="spellStart"/>
             <w:r>
               <w:rPr>
                 <w:sz w:val="20"/>
@@ -16604,7 +16227,6 @@
               </w:rPr>
               <w:t>claim_window_secs</w:t>
             </w:r>
-            <w:proofErr w:type="spellEnd"/>
           </w:p>
         </w:tc>
         <w:tc>
@@ -16741,7 +16363,6 @@
             </w:tcMar>
           </w:tcPr>
           <w:p>
-            <w:proofErr w:type="spellStart"/>
             <w:r>
               <w:rPr>
                 <w:sz w:val="20"/>
@@ -16749,7 +16370,6 @@
               </w:rPr>
               <w:t>unclaimed_action</w:t>
             </w:r>
-            <w:proofErr w:type="spellEnd"/>
           </w:p>
         </w:tc>
         <w:tc>
@@ -16775,23 +16395,7 @@
                 <w:sz w:val="20"/>
                 <w:szCs w:val="20"/>
               </w:rPr>
-              <w:t>Option&lt;</w:t>
-            </w:r>
-            <w:proofErr w:type="spellStart"/>
-            <w:r>
-              <w:rPr>
-                <w:sz w:val="20"/>
-                <w:szCs w:val="20"/>
-              </w:rPr>
-              <w:t>UnclaimedAction</w:t>
-            </w:r>
-            <w:proofErr w:type="spellEnd"/>
-            <w:r>
-              <w:rPr>
-                <w:sz w:val="20"/>
-                <w:szCs w:val="20"/>
-              </w:rPr>
-              <w:t>&gt;</w:t>
+              <w:t>Option&lt;UnclaimedAction&gt;</w:t>
             </w:r>
           </w:p>
         </w:tc>
@@ -16867,31 +16471,13 @@
             </w:tcMar>
           </w:tcPr>
           <w:p>
-            <w:proofErr w:type="spellStart"/>
-            <w:r>
-              <w:rPr>
-                <w:sz w:val="20"/>
-                <w:szCs w:val="20"/>
-              </w:rPr>
-              <w:t>RevertToSender</w:t>
-            </w:r>
-            <w:proofErr w:type="spellEnd"/>
-            <w:r>
-              <w:rPr>
-                <w:sz w:val="20"/>
-                <w:szCs w:val="20"/>
-              </w:rPr>
-              <w:t>/Burn/</w:t>
-            </w:r>
-            <w:proofErr w:type="spellStart"/>
-            <w:r>
-              <w:rPr>
-                <w:sz w:val="20"/>
-                <w:szCs w:val="20"/>
-              </w:rPr>
-              <w:t>ForwardTo</w:t>
-            </w:r>
-            <w:proofErr w:type="spellEnd"/>
+            <w:r>
+              <w:rPr>
+                <w:sz w:val="20"/>
+                <w:szCs w:val="20"/>
+              </w:rPr>
+              <w:t>RevertToSender/Burn/ForwardTo</w:t>
+            </w:r>
           </w:p>
         </w:tc>
       </w:tr>
@@ -16920,7 +16506,6 @@
             </w:tcMar>
           </w:tcPr>
           <w:p>
-            <w:proofErr w:type="spellStart"/>
             <w:r>
               <w:rPr>
                 <w:sz w:val="20"/>
@@ -16928,7 +16513,6 @@
               </w:rPr>
               <w:t>notification_sent</w:t>
             </w:r>
-            <w:proofErr w:type="spellEnd"/>
           </w:p>
         </w:tc>
         <w:tc>
@@ -17060,24 +16644,7 @@
         <w:jc w:val="both"/>
       </w:pPr>
       <w:r>
-        <w:lastRenderedPageBreak/>
-        <w:t xml:space="preserve">The </w:t>
-      </w:r>
-      <w:proofErr w:type="spellStart"/>
-      <w:r>
-        <w:t>ChronX</w:t>
-      </w:r>
-      <w:proofErr w:type="spellEnd"/>
-      <w:r>
-        <w:t xml:space="preserve"> wallet is available for Windows (desktop .exe) and Android (.</w:t>
-      </w:r>
-      <w:proofErr w:type="spellStart"/>
-      <w:r>
-        <w:t>apk</w:t>
-      </w:r>
-      <w:proofErr w:type="spellEnd"/>
-      <w:r>
-        <w:t>). It provides a purpose-built interface for managing time-locks, viewing account balances, sending KX, and managing promises. Key features include:</w:t>
+        <w:t>The ChronX wallet is available for Windows (desktop .exe) and Android (.apk). It provides a purpose-built interface for managing time-locks, viewing account balances, sending KX, and managing promises. Key features include:</w:t>
       </w:r>
     </w:p>
     <w:p>
@@ -17155,15 +16722,7 @@
         <w:spacing w:before="60" w:after="60"/>
       </w:pPr>
       <w:r>
-        <w:t xml:space="preserve">Send Later tab for creating time-locks with quick date buttons (1 </w:t>
-      </w:r>
-      <w:proofErr w:type="spellStart"/>
-      <w:r>
-        <w:t>mo</w:t>
-      </w:r>
-      <w:proofErr w:type="spellEnd"/>
-      <w:r>
-        <w:t>, 1 yr, 5 yr, 10 yr, 25 yr, 100 yr)</w:t>
+        <w:t>Send Later tab for creating time-locks with quick date buttons (1 mo, 1 yr, 5 yr, 10 yr, 25 yr, 100 yr)</w:t>
       </w:r>
     </w:p>
     <w:p>
@@ -17267,7 +16826,7 @@
         <w:pStyle w:val="Heading1"/>
       </w:pPr>
       <w:r>
-        <w:t>Disclaimer</w:t>
+        <w:t>15. Third-Party Integrations Reference</w:t>
       </w:r>
     </w:p>
     <w:p>
@@ -17276,15 +16835,377 @@
         <w:jc w:val="both"/>
       </w:pPr>
       <w:r>
-        <w:t xml:space="preserve">This whitepaper is provided for informational purposes only. Nothing in this document constitutes financial advice, investment advice, or a solicitation to purchase any token or security. KX is a utility token designed for use within the </w:t>
-      </w:r>
-      <w:proofErr w:type="spellStart"/>
-      <w:r>
-        <w:t>ChronX</w:t>
-      </w:r>
-      <w:proofErr w:type="spellEnd"/>
-      <w:r>
-        <w:t xml:space="preserve"> protocol. Past performance of any cryptocurrency is not indicative of future results.</w:t>
+        <w:t>This section documents all third-party services, protocols, and infrastructure used or planned by ChronX. It is intended as a complete reference for developers, auditors, investors, and AI systems reviewing this document.</w:t>
+      </w:r>
+    </w:p>
+    <w:p>
+      <w:pPr>
+        <w:pStyle w:val="Heading2"/>
+      </w:pPr>
+      <w:r>
+        <w:t>15.1 Blockchain Infrastructure</w:t>
+      </w:r>
+    </w:p>
+    <w:p>
+      <w:pPr>
+        <w:pStyle w:val="ListParagraph"/>
+        <w:numPr>
+          <w:ilvl w:val="0"/>
+          <w:numId w:val="2"/>
+        </w:numPr>
+        <w:spacing w:before="60" w:after="60"/>
+      </w:pPr>
+      <w:r>
+        <w:t>Vultr VPS — https://vultr.com — Primary mainnet node hosting. Server location: North America (USA). IP: 45.63.22.189. The ChronX node runs as a background process with P2P on port 30303 and JSON-RPC on port 8545.</w:t>
+      </w:r>
+    </w:p>
+    <w:p>
+      <w:pPr>
+        <w:pStyle w:val="ListParagraph"/>
+        <w:numPr>
+          <w:ilvl w:val="0"/>
+          <w:numId w:val="2"/>
+        </w:numPr>
+        <w:spacing w:before="60" w:after="60"/>
+      </w:pPr>
+      <w:r>
+        <w:lastRenderedPageBreak/>
+        <w:t>Base (L2) — https://base.org — Coinbase’s Ethereum Layer 2 network. Used for Wrapped KX (wKX) ERC-20 deployment and 1inch liquidity pool. Selected for low gas fees (~$0.01/tx), large user base, and Coinbase integration.</w:t>
+      </w:r>
+    </w:p>
+    <w:p>
+      <w:pPr>
+        <w:pStyle w:val="Heading2"/>
+      </w:pPr>
+      <w:r>
+        <w:t>15.2 Exchange &amp; Liquidity</w:t>
+      </w:r>
+    </w:p>
+    <w:p>
+      <w:pPr>
+        <w:pStyle w:val="ListParagraph"/>
+        <w:numPr>
+          <w:ilvl w:val="0"/>
+          <w:numId w:val="2"/>
+        </w:numPr>
+        <w:spacing w:before="60" w:after="60"/>
+      </w:pPr>
+      <w:r>
+        <w:t>1inch — https://1inch.io — Decentralized exchange aggregator. Powers the chronx.io/exchange interface. Aggregates liquidity across hundreds of DEXes. Supports market orders and limit orders. Includes Fusion+ MEV protection. Embedded via the 1inch widget API. No account or KYC required for standard trade amounts.</w:t>
+      </w:r>
+    </w:p>
+    <w:p>
+      <w:pPr>
+        <w:pStyle w:val="ListParagraph"/>
+        <w:numPr>
+          <w:ilvl w:val="0"/>
+          <w:numId w:val="2"/>
+        </w:numPr>
+        <w:spacing w:before="60" w:after="60"/>
+      </w:pPr>
+      <w:r>
+        <w:t>Wrapped KX (wKX) — ERC-20 token on Base. 1:1 backed by native KX held in the ChronX public sale wallet. Mint/burn controlled by the founding team during Phase 5. Users interact with the exchange interface without ever seeing the word ‘wrapped’.</w:t>
+      </w:r>
+    </w:p>
+    <w:p>
+      <w:pPr>
+        <w:pStyle w:val="Heading2"/>
+      </w:pPr>
+      <w:r>
+        <w:t>15.3 Website &amp; Hosting</w:t>
+      </w:r>
+    </w:p>
+    <w:p>
+      <w:pPr>
+        <w:pStyle w:val="ListParagraph"/>
+        <w:numPr>
+          <w:ilvl w:val="0"/>
+          <w:numId w:val="2"/>
+        </w:numPr>
+        <w:spacing w:before="60" w:after="60"/>
+      </w:pPr>
+      <w:r>
+        <w:t>Hostinger — https://hostinger.com — Website hosting for chronx.io. Business plan. Server IP: 82.29.199.47. FTP username: u507945893. Files served from /public_html/.</w:t>
+      </w:r>
+    </w:p>
+    <w:p>
+      <w:pPr>
+        <w:pStyle w:val="ListParagraph"/>
+        <w:numPr>
+          <w:ilvl w:val="0"/>
+          <w:numId w:val="2"/>
+        </w:numPr>
+        <w:spacing w:before="60" w:after="60"/>
+      </w:pPr>
+      <w:r>
+        <w:t>nginx — Reverse proxy on Vultr server. Routes https://rpc.chronx.io to the ChronX node at localhost:8545. Handles SSL termination and CORS headers.</w:t>
+      </w:r>
+    </w:p>
+    <w:p>
+      <w:pPr>
+        <w:pStyle w:val="ListParagraph"/>
+        <w:numPr>
+          <w:ilvl w:val="0"/>
+          <w:numId w:val="2"/>
+        </w:numPr>
+        <w:spacing w:before="60" w:after="60"/>
+      </w:pPr>
+      <w:r>
+        <w:t>Let’s Encrypt — https://letsencrypt.org — Free SSL certificates for rpc.chronx.io. Auto-renews via certbot.</w:t>
+      </w:r>
+    </w:p>
+    <w:p>
+      <w:pPr>
+        <w:pStyle w:val="Heading2"/>
+      </w:pPr>
+      <w:r>
+        <w:t>15.4 Wallet Infrastructure</w:t>
+      </w:r>
+    </w:p>
+    <w:p>
+      <w:pPr>
+        <w:pStyle w:val="ListParagraph"/>
+        <w:numPr>
+          <w:ilvl w:val="0"/>
+          <w:numId w:val="2"/>
+        </w:numPr>
+        <w:spacing w:before="60" w:after="60"/>
+      </w:pPr>
+      <w:r>
+        <w:t>Tauri — https://tauri.app — Cross-platform desktop wallet framework. Rust backend + WebAssembly frontend (Yew). Used for the ChronX Windows and Android wallet application.</w:t>
+      </w:r>
+    </w:p>
+    <w:p>
+      <w:pPr>
+        <w:pStyle w:val="ListParagraph"/>
+        <w:numPr>
+          <w:ilvl w:val="0"/>
+          <w:numId w:val="2"/>
+        </w:numPr>
+        <w:spacing w:before="60" w:after="60"/>
+      </w:pPr>
+      <w:r>
+        <w:t>CRYSTALS-Dilithium2 — NIST Post-Quantum Standard. All ChronX accounts use Dilithium2 keypairs. Public keys: 1,312 bytes. Signatures: 2,420 bytes. Account IDs are BLAKE3 hashes of public keys displayed as base58.</w:t>
+      </w:r>
+    </w:p>
+    <w:p>
+      <w:pPr>
+        <w:pStyle w:val="Heading2"/>
+      </w:pPr>
+      <w:r>
+        <w:t>15.5 Wallet Compatibility (Exchange Interface)</w:t>
+      </w:r>
+    </w:p>
+    <w:p>
+      <w:pPr>
+        <w:pStyle w:val="ListParagraph"/>
+        <w:numPr>
+          <w:ilvl w:val="0"/>
+          <w:numId w:val="2"/>
+        </w:numPr>
+        <w:spacing w:before="60" w:after="60"/>
+      </w:pPr>
+      <w:r>
+        <w:t>MetaMask — https://metamask.io — Most widely used EVM wallet. Supported via direct injection.</w:t>
+      </w:r>
+    </w:p>
+    <w:p>
+      <w:pPr>
+        <w:pStyle w:val="ListParagraph"/>
+        <w:numPr>
+          <w:ilvl w:val="0"/>
+          <w:numId w:val="2"/>
+        </w:numPr>
+        <w:spacing w:before="60" w:after="60"/>
+      </w:pPr>
+      <w:r>
+        <w:t>Coinbase Wallet — https://wallet.coinbase.com — Native Base support. Recommended for Base chain interactions.</w:t>
+      </w:r>
+    </w:p>
+    <w:p>
+      <w:pPr>
+        <w:pStyle w:val="ListParagraph"/>
+        <w:numPr>
+          <w:ilvl w:val="0"/>
+          <w:numId w:val="2"/>
+        </w:numPr>
+        <w:spacing w:before="60" w:after="60"/>
+      </w:pPr>
+      <w:r>
+        <w:t>Trust Wallet — https://trustwallet.com — Popular mobile wallet. Full EVM support.</w:t>
+      </w:r>
+    </w:p>
+    <w:p>
+      <w:pPr>
+        <w:pStyle w:val="ListParagraph"/>
+        <w:numPr>
+          <w:ilvl w:val="0"/>
+          <w:numId w:val="2"/>
+        </w:numPr>
+        <w:spacing w:before="60" w:after="60"/>
+      </w:pPr>
+      <w:r>
+        <w:t>Binance Web3 Wallet — Built into the Binance app. EVM compatible.</w:t>
+      </w:r>
+    </w:p>
+    <w:p>
+      <w:pPr>
+        <w:pStyle w:val="ListParagraph"/>
+        <w:numPr>
+          <w:ilvl w:val="0"/>
+          <w:numId w:val="2"/>
+        </w:numPr>
+        <w:spacing w:before="60" w:after="60"/>
+      </w:pPr>
+      <w:r>
+        <w:t>Rainbow — https://rainbow.me — Popular with younger demographic.</w:t>
+      </w:r>
+    </w:p>
+    <w:p>
+      <w:pPr>
+        <w:pStyle w:val="ListParagraph"/>
+        <w:numPr>
+          <w:ilvl w:val="0"/>
+          <w:numId w:val="2"/>
+        </w:numPr>
+        <w:spacing w:before="60" w:after="60"/>
+      </w:pPr>
+      <w:r>
+        <w:t>Phantom — https://phantom.app — Expanding to EVM chains including Base.</w:t>
+      </w:r>
+    </w:p>
+    <w:p>
+      <w:pPr>
+        <w:pStyle w:val="ListParagraph"/>
+        <w:numPr>
+          <w:ilvl w:val="0"/>
+          <w:numId w:val="2"/>
+        </w:numPr>
+        <w:spacing w:before="60" w:after="60"/>
+      </w:pPr>
+      <w:r>
+        <w:t>WalletConnect — https://walletconnect.com — Open protocol connecting 300+ wallets via QR code. Single integration supports the entire WalletConnect ecosystem.</w:t>
+      </w:r>
+    </w:p>
+    <w:p>
+      <w:pPr>
+        <w:pStyle w:val="Heading2"/>
+      </w:pPr>
+      <w:r>
+        <w:t>15.6 Source Code &amp; Documentation</w:t>
+      </w:r>
+    </w:p>
+    <w:p>
+      <w:pPr>
+        <w:pStyle w:val="ListParagraph"/>
+        <w:numPr>
+          <w:ilvl w:val="0"/>
+          <w:numId w:val="2"/>
+        </w:numPr>
+        <w:spacing w:before="60" w:after="60"/>
+      </w:pPr>
+      <w:r>
+        <w:t>Main protocol repo — https://github.com/Counselco/chronx — ChronX node, core library, and state engine. Language: Rust.</w:t>
+      </w:r>
+    </w:p>
+    <w:p>
+      <w:pPr>
+        <w:pStyle w:val="ListParagraph"/>
+        <w:numPr>
+          <w:ilvl w:val="0"/>
+          <w:numId w:val="2"/>
+        </w:numPr>
+        <w:spacing w:before="60" w:after="60"/>
+      </w:pPr>
+      <w:r>
+        <w:lastRenderedPageBreak/>
+        <w:t>Wallet repo — https://github.com/Counselco/wallet-gui — ChronX desktop and Android wallet. Language: Rust (Tauri + Yew).</w:t>
+      </w:r>
+    </w:p>
+    <w:p>
+      <w:pPr>
+        <w:pStyle w:val="ListParagraph"/>
+        <w:numPr>
+          <w:ilvl w:val="0"/>
+          <w:numId w:val="2"/>
+        </w:numPr>
+        <w:spacing w:before="60" w:after="60"/>
+      </w:pPr>
+      <w:r>
+        <w:t>Documentation repo — https://github.com/Counselco/chronx-docs — Whitepaper, technical references, and protocol documentation.</w:t>
+      </w:r>
+    </w:p>
+    <w:p>
+      <w:pPr>
+        <w:pStyle w:val="Heading2"/>
+      </w:pPr>
+      <w:r>
+        <w:t>15.7 Communication</w:t>
+      </w:r>
+    </w:p>
+    <w:p>
+      <w:pPr>
+        <w:pStyle w:val="ListParagraph"/>
+        <w:numPr>
+          <w:ilvl w:val="0"/>
+          <w:numId w:val="2"/>
+        </w:numPr>
+        <w:spacing w:before="60" w:after="60"/>
+      </w:pPr>
+      <w:r>
+        <w:t>General enquiries — contact@chronx.io</w:t>
+      </w:r>
+    </w:p>
+    <w:p>
+      <w:pPr>
+        <w:pStyle w:val="ListParagraph"/>
+        <w:numPr>
+          <w:ilvl w:val="0"/>
+          <w:numId w:val="2"/>
+        </w:numPr>
+        <w:spacing w:before="60" w:after="60"/>
+      </w:pPr>
+      <w:r>
+        <w:t>Security reports — security@chronx.io</w:t>
+      </w:r>
+    </w:p>
+    <w:p>
+      <w:pPr>
+        <w:pStyle w:val="ListParagraph"/>
+        <w:numPr>
+          <w:ilvl w:val="0"/>
+          <w:numId w:val="2"/>
+        </w:numPr>
+        <w:spacing w:before="60" w:after="60"/>
+      </w:pPr>
+      <w:r>
+        <w:t>Team &amp; careers — team@chronx.io</w:t>
+      </w:r>
+    </w:p>
+    <w:p>
+      <w:pPr>
+        <w:pStyle w:val="ListParagraph"/>
+        <w:numPr>
+          <w:ilvl w:val="0"/>
+          <w:numId w:val="2"/>
+        </w:numPr>
+        <w:spacing w:before="60" w:after="60"/>
+      </w:pPr>
+      <w:r>
+        <w:t>Bug reports — Via in-wallet bug report button or security@chronx.io. Bug reporters may receive KX rewards.</w:t>
+      </w:r>
+    </w:p>
+    <w:p>
+      <w:pPr>
+        <w:spacing w:before="160"/>
+      </w:pPr>
+    </w:p>
+    <w:p>
+      <w:pPr>
+        <w:pStyle w:val="Heading1"/>
+      </w:pPr>
+      <w:r>
+        <w:t>Disclaimer</w:t>
       </w:r>
     </w:p>
     <w:p>
@@ -17293,15 +17214,16 @@
         <w:jc w:val="both"/>
       </w:pPr>
       <w:r>
-        <w:t xml:space="preserve">The </w:t>
-      </w:r>
-      <w:proofErr w:type="spellStart"/>
-      <w:r>
-        <w:t>ChronX</w:t>
-      </w:r>
-      <w:proofErr w:type="spellEnd"/>
-      <w:r>
-        <w:t xml:space="preserve"> protocol is under active development. Features described in this whitepaper as roadmap items are aspirational and subject to change. The team makes no guarantee of any specific timeline, feature delivery, or protocol outcome.</w:t>
+        <w:t>This whitepaper is provided for informational purposes only. Nothing in this document constitutes financial advice, investment advice, or a solicitation to purchase any token or security. KX is a utility token designed for use within the ChronX protocol. Past performance of any cryptocurrency is not indicative of future results.</w:t>
+      </w:r>
+    </w:p>
+    <w:p>
+      <w:pPr>
+        <w:spacing w:before="80" w:after="120"/>
+        <w:jc w:val="both"/>
+      </w:pPr>
+      <w:r>
+        <w:t>The ChronX protocol is under active development. Features described in this whitepaper as roadmap items are aspirational and subject to change. The team makes no guarantee of any specific timeline, feature delivery, or protocol outcome.</w:t>
       </w:r>
     </w:p>
     <w:p>
@@ -17328,10 +17250,10 @@
           <w:noProof/>
         </w:rPr>
         <w:drawing>
-          <wp:inline distT="0" distB="0" distL="0" distR="0" wp14:anchorId="4747C478" wp14:editId="2748F9ED">
+          <wp:inline distT="0" distB="0" distL="0" distR="0" wp14:anchorId="0D3F9AB2" wp14:editId="5C1E555C">
             <wp:extent cx="1333500" cy="219075"/>
             <wp:effectExtent l="0" t="0" r="0" b="0"/>
-            <wp:docPr id="980285674" name="ChronX Logo" descr="ChronX Logo" title="ChronX"/>
+            <wp:docPr id="486833227" name="ChronX Logo" descr="ChronX Logo" title="ChronX"/>
             <wp:cNvGraphicFramePr>
               <a:graphicFrameLocks xmlns:a="http://schemas.openxmlformats.org/drawingml/2006/main" noChangeAspect="1"/>
             </wp:cNvGraphicFramePr>
@@ -17371,7 +17293,6 @@
       <w:pPr>
         <w:jc w:val="center"/>
       </w:pPr>
-      <w:proofErr w:type="spellStart"/>
       <w:r>
         <w:rPr>
           <w:i/>
@@ -17380,18 +17301,7 @@
           <w:sz w:val="20"/>
           <w:szCs w:val="20"/>
         </w:rPr>
-        <w:t>ChronX</w:t>
-      </w:r>
-      <w:proofErr w:type="spellEnd"/>
-      <w:r>
-        <w:rPr>
-          <w:i/>
-          <w:iCs/>
-          <w:color w:val="2E5099"/>
-          <w:sz w:val="20"/>
-          <w:szCs w:val="20"/>
-        </w:rPr>
-        <w:t xml:space="preserve"> — Financial commitment, built into the blockchain.</w:t>
+        <w:t>ChronX — Financial commitment, built into the blockchain.</w:t>
       </w:r>
     </w:p>
     <w:p>
@@ -17405,43 +17315,7 @@
           <w:sz w:val="18"/>
           <w:szCs w:val="18"/>
         </w:rPr>
-        <w:t>chronx.io  •  github.com/</w:t>
-      </w:r>
-      <w:proofErr w:type="spellStart"/>
-      <w:r>
-        <w:rPr>
-          <w:color w:val="2E5099"/>
-          <w:sz w:val="18"/>
-          <w:szCs w:val="18"/>
-        </w:rPr>
-        <w:t>Counselco</w:t>
-      </w:r>
-      <w:proofErr w:type="spellEnd"/>
-      <w:r>
-        <w:rPr>
-          <w:color w:val="2E5099"/>
-          <w:sz w:val="18"/>
-          <w:szCs w:val="18"/>
-        </w:rPr>
-        <w:t>/</w:t>
-      </w:r>
-      <w:proofErr w:type="spellStart"/>
-      <w:r>
-        <w:rPr>
-          <w:color w:val="2E5099"/>
-          <w:sz w:val="18"/>
-          <w:szCs w:val="18"/>
-        </w:rPr>
-        <w:t>chronx</w:t>
-      </w:r>
-      <w:proofErr w:type="spellEnd"/>
-      <w:r>
-        <w:rPr>
-          <w:color w:val="2E5099"/>
-          <w:sz w:val="18"/>
-          <w:szCs w:val="18"/>
-        </w:rPr>
-        <w:t xml:space="preserve">  •  January 2026</w:t>
+        <w:t>chronx.io  •  github.com/Counselco/chronx  •  January 2026</w:t>
       </w:r>
     </w:p>
     <w:sectPr>
@@ -17492,36 +17366,8 @@
         <w:sz w:val="16"/>
         <w:szCs w:val="16"/>
       </w:rPr>
-      <w:t>chronx.io  •  github.com/</w:t>
+      <w:t>chronx.io  •  github.com/Counselco/chronx</w:t>
     </w:r>
-    <w:proofErr w:type="spellStart"/>
-    <w:r>
-      <w:rPr>
-        <w:color w:val="2E5099"/>
-        <w:sz w:val="16"/>
-        <w:szCs w:val="16"/>
-      </w:rPr>
-      <w:t>Counselco</w:t>
-    </w:r>
-    <w:proofErr w:type="spellEnd"/>
-    <w:r>
-      <w:rPr>
-        <w:color w:val="2E5099"/>
-        <w:sz w:val="16"/>
-        <w:szCs w:val="16"/>
-      </w:rPr>
-      <w:t>/</w:t>
-    </w:r>
-    <w:proofErr w:type="spellStart"/>
-    <w:r>
-      <w:rPr>
-        <w:color w:val="2E5099"/>
-        <w:sz w:val="16"/>
-        <w:szCs w:val="16"/>
-      </w:rPr>
-      <w:t>chronx</w:t>
-    </w:r>
-    <w:proofErr w:type="spellEnd"/>
     <w:r>
       <w:rPr>
         <w:sz w:val="16"/>
@@ -17604,7 +17450,6 @@
         <w:tab w:val="right" w:pos="9026"/>
       </w:tabs>
     </w:pPr>
-    <w:proofErr w:type="spellStart"/>
     <w:r>
       <w:rPr>
         <w:b/>
@@ -17615,7 +17460,6 @@
       </w:rPr>
       <w:t>ChronX</w:t>
     </w:r>
-    <w:proofErr w:type="spellEnd"/>
     <w:r>
       <w:rPr>
         <w:color w:val="2E5099"/>
@@ -17648,150 +17492,64 @@
 <file path=word/numbering.xml><?xml version="1.0" encoding="utf-8"?>
 <w:numbering xmlns:wpc="http://schemas.microsoft.com/office/word/2010/wordprocessingCanvas" xmlns:cx="http://schemas.microsoft.com/office/drawing/2014/chartex" xmlns:cx1="http://schemas.microsoft.com/office/drawing/2015/9/8/chartex" xmlns:cx2="http://schemas.microsoft.com/office/drawing/2015/10/21/chartex" xmlns:cx3="http://schemas.microsoft.com/office/drawing/2016/5/9/chartex" xmlns:cx4="http://schemas.microsoft.com/office/drawing/2016/5/10/chartex" xmlns:cx5="http://schemas.microsoft.com/office/drawing/2016/5/11/chartex" xmlns:cx6="http://schemas.microsoft.com/office/drawing/2016/5/12/chartex" xmlns:cx7="http://schemas.microsoft.com/office/drawing/2016/5/13/chartex" xmlns:cx8="http://schemas.microsoft.com/office/drawing/2016/5/14/chartex" xmlns:mc="http://schemas.openxmlformats.org/markup-compatibility/2006" xmlns:aink="http://schemas.microsoft.com/office/drawing/2016/ink" xmlns:am3d="http://schemas.microsoft.com/office/drawing/2017/model3d" xmlns:o="urn:schemas-microsoft-com:office:office" xmlns:oel="http://schemas.microsoft.com/office/2019/extlst" xmlns:r="http://schemas.openxmlformats.org/officeDocument/2006/relationships" xmlns:m="http://schemas.openxmlformats.org/officeDocument/2006/math" xmlns:v="urn:schemas-microsoft-com:vml" xmlns:wp14="http://schemas.microsoft.com/office/word/2010/wordprocessingDrawing" xmlns:wp="http://schemas.openxmlformats.org/drawingml/2006/wordprocessingDrawing" xmlns:w10="urn:schemas-microsoft-com:office:word" xmlns:w="http://schemas.openxmlformats.org/wordprocessingml/2006/main" xmlns:w14="http://schemas.microsoft.com/office/word/2010/wordml" xmlns:w15="http://schemas.microsoft.com/office/word/2012/wordml" xmlns:w16cex="http://schemas.microsoft.com/office/word/2018/wordml/cex" xmlns:w16cid="http://schemas.microsoft.com/office/word/2016/wordml/cid" xmlns:w16="http://schemas.microsoft.com/office/word/2018/wordml" xmlns:w16du="http://schemas.microsoft.com/office/word/2023/wordml/word16du" xmlns:w16sdtdh="http://schemas.microsoft.com/office/word/2020/wordml/sdtdatahash" xmlns:w16sdtfl="http://schemas.microsoft.com/office/word/2024/wordml/sdtformatlock" xmlns:w16se="http://schemas.microsoft.com/office/word/2015/wordml/symex" xmlns:wpg="http://schemas.microsoft.com/office/word/2010/wordprocessingGroup" xmlns:wpi="http://schemas.microsoft.com/office/word/2010/wordprocessingInk" xmlns:wne="http://schemas.microsoft.com/office/word/2006/wordml" xmlns:wps="http://schemas.microsoft.com/office/word/2010/wordprocessingShape" mc:Ignorable="w14 w15 w16se w16cid w16 w16cex w16sdtdh w16sdtfl w16du wp14">
   <w:abstractNum w:abstractNumId="0" w15:restartNumberingAfterBreak="0">
-    <w:nsid w:val="068834FB"/>
+    <w:nsid w:val="0BFB5A68"/>
     <w:multiLevelType w:val="hybridMultilevel"/>
-    <w:tmpl w:val="9E60679C"/>
-    <w:lvl w:ilvl="0" w:tplc="6B5873B0">
+    <w:tmpl w:val="1C7627DE"/>
+    <w:lvl w:ilvl="0" w:tplc="C590BBAE">
       <w:start w:val="1"/>
-      <w:numFmt w:val="decimal"/>
-      <w:lvlText w:val="%1."/>
+      <w:numFmt w:val="bullet"/>
+      <w:lvlText w:val="✓"/>
       <w:lvlJc w:val="left"/>
       <w:pPr>
         <w:ind w:left="720" w:hanging="360"/>
       </w:pPr>
     </w:lvl>
-    <w:lvl w:ilvl="1" w:tplc="A51A7450">
+    <w:lvl w:ilvl="1" w:tplc="8A58D8DC">
       <w:numFmt w:val="decimal"/>
       <w:lvlText w:val=""/>
       <w:lvlJc w:val="left"/>
     </w:lvl>
-    <w:lvl w:ilvl="2" w:tplc="B30C5642">
+    <w:lvl w:ilvl="2" w:tplc="16C4AB02">
       <w:numFmt w:val="decimal"/>
       <w:lvlText w:val=""/>
       <w:lvlJc w:val="left"/>
     </w:lvl>
-    <w:lvl w:ilvl="3" w:tplc="8E1C36EC">
+    <w:lvl w:ilvl="3" w:tplc="1DD01CD4">
       <w:numFmt w:val="decimal"/>
       <w:lvlText w:val=""/>
       <w:lvlJc w:val="left"/>
     </w:lvl>
-    <w:lvl w:ilvl="4" w:tplc="4D10B626">
+    <w:lvl w:ilvl="4" w:tplc="78B6807E">
       <w:numFmt w:val="decimal"/>
       <w:lvlText w:val=""/>
       <w:lvlJc w:val="left"/>
     </w:lvl>
-    <w:lvl w:ilvl="5" w:tplc="7AA0CD42">
+    <w:lvl w:ilvl="5" w:tplc="D1F2EC4A">
       <w:numFmt w:val="decimal"/>
       <w:lvlText w:val=""/>
       <w:lvlJc w:val="left"/>
     </w:lvl>
-    <w:lvl w:ilvl="6" w:tplc="E40079FC">
+    <w:lvl w:ilvl="6" w:tplc="9C0292A8">
       <w:numFmt w:val="decimal"/>
       <w:lvlText w:val=""/>
       <w:lvlJc w:val="left"/>
     </w:lvl>
-    <w:lvl w:ilvl="7" w:tplc="13F87A8A">
+    <w:lvl w:ilvl="7" w:tplc="CBF87C1E">
       <w:numFmt w:val="decimal"/>
       <w:lvlText w:val=""/>
       <w:lvlJc w:val="left"/>
     </w:lvl>
-    <w:lvl w:ilvl="8" w:tplc="9FF405E6">
+    <w:lvl w:ilvl="8" w:tplc="FDA08D1E">
       <w:numFmt w:val="decimal"/>
       <w:lvlText w:val=""/>
       <w:lvlJc w:val="left"/>
     </w:lvl>
   </w:abstractNum>
   <w:abstractNum w:abstractNumId="1" w15:restartNumberingAfterBreak="0">
-    <w:nsid w:val="0A65747B"/>
+    <w:nsid w:val="29683EF8"/>
     <w:multiLevelType w:val="hybridMultilevel"/>
-    <w:tmpl w:val="E2F42DE8"/>
-    <w:lvl w:ilvl="0" w:tplc="A34283C0">
-      <w:start w:val="1"/>
-      <w:numFmt w:val="bullet"/>
-      <w:lvlText w:val="●"/>
-      <w:lvlJc w:val="left"/>
-      <w:pPr>
-        <w:ind w:left="720" w:hanging="360"/>
-      </w:pPr>
-    </w:lvl>
-    <w:lvl w:ilvl="1" w:tplc="D7A67544">
-      <w:start w:val="1"/>
-      <w:numFmt w:val="bullet"/>
-      <w:lvlText w:val="○"/>
-      <w:lvlJc w:val="left"/>
-      <w:pPr>
-        <w:ind w:left="1440" w:hanging="360"/>
-      </w:pPr>
-    </w:lvl>
-    <w:lvl w:ilvl="2" w:tplc="1F28B0F6">
-      <w:start w:val="1"/>
-      <w:numFmt w:val="bullet"/>
-      <w:lvlText w:val="■"/>
-      <w:lvlJc w:val="left"/>
-      <w:pPr>
-        <w:ind w:left="2160" w:hanging="360"/>
-      </w:pPr>
-    </w:lvl>
-    <w:lvl w:ilvl="3" w:tplc="5B6A46BE">
-      <w:start w:val="1"/>
-      <w:numFmt w:val="bullet"/>
-      <w:lvlText w:val="●"/>
-      <w:lvlJc w:val="left"/>
-      <w:pPr>
-        <w:ind w:left="2880" w:hanging="360"/>
-      </w:pPr>
-    </w:lvl>
-    <w:lvl w:ilvl="4" w:tplc="4DB43FCA">
-      <w:start w:val="1"/>
-      <w:numFmt w:val="bullet"/>
-      <w:lvlText w:val="○"/>
-      <w:lvlJc w:val="left"/>
-      <w:pPr>
-        <w:ind w:left="3600" w:hanging="360"/>
-      </w:pPr>
-    </w:lvl>
-    <w:lvl w:ilvl="5" w:tplc="9FAE4DC4">
-      <w:start w:val="1"/>
-      <w:numFmt w:val="bullet"/>
-      <w:lvlText w:val="■"/>
-      <w:lvlJc w:val="left"/>
-      <w:pPr>
-        <w:ind w:left="4320" w:hanging="360"/>
-      </w:pPr>
-    </w:lvl>
-    <w:lvl w:ilvl="6" w:tplc="B18E0886">
-      <w:start w:val="1"/>
-      <w:numFmt w:val="bullet"/>
-      <w:lvlText w:val="●"/>
-      <w:lvlJc w:val="left"/>
-      <w:pPr>
-        <w:ind w:left="5040" w:hanging="360"/>
-      </w:pPr>
-    </w:lvl>
-    <w:lvl w:ilvl="7" w:tplc="81DE8DE4">
-      <w:start w:val="1"/>
-      <w:numFmt w:val="bullet"/>
-      <w:lvlText w:val="●"/>
-      <w:lvlJc w:val="left"/>
-      <w:pPr>
-        <w:ind w:left="5760" w:hanging="360"/>
-      </w:pPr>
-    </w:lvl>
-    <w:lvl w:ilvl="8" w:tplc="04E41C98">
-      <w:start w:val="1"/>
-      <w:numFmt w:val="bullet"/>
-      <w:lvlText w:val="●"/>
-      <w:lvlJc w:val="left"/>
-      <w:pPr>
-        <w:ind w:left="6480" w:hanging="360"/>
-      </w:pPr>
-    </w:lvl>
-  </w:abstractNum>
-  <w:abstractNum w:abstractNumId="2" w15:restartNumberingAfterBreak="0">
-    <w:nsid w:val="15476A1C"/>
-    <w:multiLevelType w:val="hybridMultilevel"/>
-    <w:tmpl w:val="0A4C8A08"/>
-    <w:lvl w:ilvl="0" w:tplc="CD060A40">
+    <w:tmpl w:val="CDEA224A"/>
+    <w:lvl w:ilvl="0" w:tplc="E5B2998C">
       <w:start w:val="1"/>
       <w:numFmt w:val="bullet"/>
       <w:lvlText w:val="•"/>
@@ -17800,115 +17558,201 @@
         <w:ind w:left="720" w:hanging="360"/>
       </w:pPr>
     </w:lvl>
-    <w:lvl w:ilvl="1" w:tplc="91923688">
+    <w:lvl w:ilvl="1" w:tplc="28D83516">
       <w:numFmt w:val="decimal"/>
       <w:lvlText w:val=""/>
       <w:lvlJc w:val="left"/>
     </w:lvl>
-    <w:lvl w:ilvl="2" w:tplc="8672347C">
+    <w:lvl w:ilvl="2" w:tplc="1A70C526">
       <w:numFmt w:val="decimal"/>
       <w:lvlText w:val=""/>
       <w:lvlJc w:val="left"/>
     </w:lvl>
-    <w:lvl w:ilvl="3" w:tplc="DD28F1DE">
+    <w:lvl w:ilvl="3" w:tplc="B9267C6E">
       <w:numFmt w:val="decimal"/>
       <w:lvlText w:val=""/>
       <w:lvlJc w:val="left"/>
     </w:lvl>
-    <w:lvl w:ilvl="4" w:tplc="53707680">
+    <w:lvl w:ilvl="4" w:tplc="12CC58E2">
       <w:numFmt w:val="decimal"/>
       <w:lvlText w:val=""/>
       <w:lvlJc w:val="left"/>
     </w:lvl>
-    <w:lvl w:ilvl="5" w:tplc="AA88CDE6">
+    <w:lvl w:ilvl="5" w:tplc="37BED11E">
       <w:numFmt w:val="decimal"/>
       <w:lvlText w:val=""/>
       <w:lvlJc w:val="left"/>
     </w:lvl>
-    <w:lvl w:ilvl="6" w:tplc="83025F6A">
+    <w:lvl w:ilvl="6" w:tplc="294E0516">
       <w:numFmt w:val="decimal"/>
       <w:lvlText w:val=""/>
       <w:lvlJc w:val="left"/>
     </w:lvl>
-    <w:lvl w:ilvl="7" w:tplc="E316711E">
+    <w:lvl w:ilvl="7" w:tplc="7D86F9E2">
       <w:numFmt w:val="decimal"/>
       <w:lvlText w:val=""/>
       <w:lvlJc w:val="left"/>
     </w:lvl>
-    <w:lvl w:ilvl="8" w:tplc="2DEAC420">
+    <w:lvl w:ilvl="8" w:tplc="08307EBA">
+      <w:numFmt w:val="decimal"/>
+      <w:lvlText w:val=""/>
+      <w:lvlJc w:val="left"/>
+    </w:lvl>
+  </w:abstractNum>
+  <w:abstractNum w:abstractNumId="2" w15:restartNumberingAfterBreak="0">
+    <w:nsid w:val="7E8A539C"/>
+    <w:multiLevelType w:val="hybridMultilevel"/>
+    <w:tmpl w:val="93EEB7BE"/>
+    <w:lvl w:ilvl="0" w:tplc="62EC4C04">
+      <w:start w:val="1"/>
+      <w:numFmt w:val="decimal"/>
+      <w:lvlText w:val="%1."/>
+      <w:lvlJc w:val="left"/>
+      <w:pPr>
+        <w:ind w:left="720" w:hanging="360"/>
+      </w:pPr>
+    </w:lvl>
+    <w:lvl w:ilvl="1" w:tplc="A118ACC0">
+      <w:numFmt w:val="decimal"/>
+      <w:lvlText w:val=""/>
+      <w:lvlJc w:val="left"/>
+    </w:lvl>
+    <w:lvl w:ilvl="2" w:tplc="AC8283F8">
+      <w:numFmt w:val="decimal"/>
+      <w:lvlText w:val=""/>
+      <w:lvlJc w:val="left"/>
+    </w:lvl>
+    <w:lvl w:ilvl="3" w:tplc="2D4E8AD0">
+      <w:numFmt w:val="decimal"/>
+      <w:lvlText w:val=""/>
+      <w:lvlJc w:val="left"/>
+    </w:lvl>
+    <w:lvl w:ilvl="4" w:tplc="B75614A8">
+      <w:numFmt w:val="decimal"/>
+      <w:lvlText w:val=""/>
+      <w:lvlJc w:val="left"/>
+    </w:lvl>
+    <w:lvl w:ilvl="5" w:tplc="E028DE1E">
+      <w:numFmt w:val="decimal"/>
+      <w:lvlText w:val=""/>
+      <w:lvlJc w:val="left"/>
+    </w:lvl>
+    <w:lvl w:ilvl="6" w:tplc="C7EC57C0">
+      <w:numFmt w:val="decimal"/>
+      <w:lvlText w:val=""/>
+      <w:lvlJc w:val="left"/>
+    </w:lvl>
+    <w:lvl w:ilvl="7" w:tplc="E8A8FB26">
+      <w:numFmt w:val="decimal"/>
+      <w:lvlText w:val=""/>
+      <w:lvlJc w:val="left"/>
+    </w:lvl>
+    <w:lvl w:ilvl="8" w:tplc="66C27702">
       <w:numFmt w:val="decimal"/>
       <w:lvlText w:val=""/>
       <w:lvlJc w:val="left"/>
     </w:lvl>
   </w:abstractNum>
   <w:abstractNum w:abstractNumId="3" w15:restartNumberingAfterBreak="0">
-    <w:nsid w:val="48827250"/>
+    <w:nsid w:val="7EC05118"/>
     <w:multiLevelType w:val="hybridMultilevel"/>
-    <w:tmpl w:val="62F4A3BC"/>
-    <w:lvl w:ilvl="0" w:tplc="DF6CE534">
+    <w:tmpl w:val="44E20E10"/>
+    <w:lvl w:ilvl="0" w:tplc="D952DB3A">
       <w:start w:val="1"/>
       <w:numFmt w:val="bullet"/>
-      <w:lvlText w:val="✓"/>
+      <w:lvlText w:val="●"/>
       <w:lvlJc w:val="left"/>
       <w:pPr>
         <w:ind w:left="720" w:hanging="360"/>
       </w:pPr>
     </w:lvl>
-    <w:lvl w:ilvl="1" w:tplc="983CDD6E">
-      <w:numFmt w:val="decimal"/>
-      <w:lvlText w:val=""/>
+    <w:lvl w:ilvl="1" w:tplc="F6502056">
+      <w:start w:val="1"/>
+      <w:numFmt w:val="bullet"/>
+      <w:lvlText w:val="○"/>
       <w:lvlJc w:val="left"/>
+      <w:pPr>
+        <w:ind w:left="1440" w:hanging="360"/>
+      </w:pPr>
     </w:lvl>
-    <w:lvl w:ilvl="2" w:tplc="57C485B8">
-      <w:numFmt w:val="decimal"/>
-      <w:lvlText w:val=""/>
+    <w:lvl w:ilvl="2" w:tplc="0F0EC976">
+      <w:start w:val="1"/>
+      <w:numFmt w:val="bullet"/>
+      <w:lvlText w:val="■"/>
       <w:lvlJc w:val="left"/>
+      <w:pPr>
+        <w:ind w:left="2160" w:hanging="360"/>
+      </w:pPr>
     </w:lvl>
-    <w:lvl w:ilvl="3" w:tplc="85CC8310">
-      <w:numFmt w:val="decimal"/>
-      <w:lvlText w:val=""/>
+    <w:lvl w:ilvl="3" w:tplc="3ADEDAB6">
+      <w:start w:val="1"/>
+      <w:numFmt w:val="bullet"/>
+      <w:lvlText w:val="●"/>
       <w:lvlJc w:val="left"/>
+      <w:pPr>
+        <w:ind w:left="2880" w:hanging="360"/>
+      </w:pPr>
     </w:lvl>
-    <w:lvl w:ilvl="4" w:tplc="7EF60AB0">
-      <w:numFmt w:val="decimal"/>
-      <w:lvlText w:val=""/>
+    <w:lvl w:ilvl="4" w:tplc="1BBC49B6">
+      <w:start w:val="1"/>
+      <w:numFmt w:val="bullet"/>
+      <w:lvlText w:val="○"/>
       <w:lvlJc w:val="left"/>
+      <w:pPr>
+        <w:ind w:left="3600" w:hanging="360"/>
+      </w:pPr>
     </w:lvl>
-    <w:lvl w:ilvl="5" w:tplc="61A2FF80">
-      <w:numFmt w:val="decimal"/>
-      <w:lvlText w:val=""/>
+    <w:lvl w:ilvl="5" w:tplc="52D41044">
+      <w:start w:val="1"/>
+      <w:numFmt w:val="bullet"/>
+      <w:lvlText w:val="■"/>
       <w:lvlJc w:val="left"/>
+      <w:pPr>
+        <w:ind w:left="4320" w:hanging="360"/>
+      </w:pPr>
     </w:lvl>
-    <w:lvl w:ilvl="6" w:tplc="78B2C81E">
-      <w:numFmt w:val="decimal"/>
-      <w:lvlText w:val=""/>
+    <w:lvl w:ilvl="6" w:tplc="4DD68D3A">
+      <w:start w:val="1"/>
+      <w:numFmt w:val="bullet"/>
+      <w:lvlText w:val="●"/>
       <w:lvlJc w:val="left"/>
+      <w:pPr>
+        <w:ind w:left="5040" w:hanging="360"/>
+      </w:pPr>
     </w:lvl>
-    <w:lvl w:ilvl="7" w:tplc="E272B4A0">
-      <w:numFmt w:val="decimal"/>
-      <w:lvlText w:val=""/>
+    <w:lvl w:ilvl="7" w:tplc="95F42D54">
+      <w:start w:val="1"/>
+      <w:numFmt w:val="bullet"/>
+      <w:lvlText w:val="●"/>
       <w:lvlJc w:val="left"/>
+      <w:pPr>
+        <w:ind w:left="5760" w:hanging="360"/>
+      </w:pPr>
     </w:lvl>
-    <w:lvl w:ilvl="8" w:tplc="F2C04A34">
-      <w:numFmt w:val="decimal"/>
-      <w:lvlText w:val=""/>
+    <w:lvl w:ilvl="8" w:tplc="511E6A6A">
+      <w:start w:val="1"/>
+      <w:numFmt w:val="bullet"/>
+      <w:lvlText w:val="●"/>
       <w:lvlJc w:val="left"/>
+      <w:pPr>
+        <w:ind w:left="6480" w:hanging="360"/>
+      </w:pPr>
     </w:lvl>
   </w:abstractNum>
-  <w:num w:numId="1" w16cid:durableId="727611742">
+  <w:num w:numId="1" w16cid:durableId="1844978132">
+    <w:abstractNumId w:val="3"/>
+    <w:lvlOverride w:ilvl="0">
+      <w:startOverride w:val="1"/>
+    </w:lvlOverride>
+  </w:num>
+  <w:num w:numId="2" w16cid:durableId="631325711">
     <w:abstractNumId w:val="1"/>
     <w:lvlOverride w:ilvl="0">
       <w:startOverride w:val="1"/>
     </w:lvlOverride>
   </w:num>
-  <w:num w:numId="2" w16cid:durableId="1241865489">
-    <w:abstractNumId w:val="2"/>
-    <w:lvlOverride w:ilvl="0">
-      <w:startOverride w:val="1"/>
-    </w:lvlOverride>
-  </w:num>
-  <w:num w:numId="3" w16cid:durableId="856430610">
-    <w:abstractNumId w:val="3"/>
+  <w:num w:numId="3" w16cid:durableId="1359352869">
+    <w:abstractNumId w:val="0"/>
     <w:lvlOverride w:ilvl="0">
       <w:startOverride w:val="1"/>
     </w:lvlOverride>

--- a/whitepaper/ChronX_Whitepaper_v2.0.docx
+++ b/whitepaper/ChronX_Whitepaper_v2.0.docx
@@ -12,7 +12,7 @@
           <w:noProof/>
         </w:rPr>
         <w:drawing>
-          <wp:inline distT="0" distB="0" distL="0" distR="0" wp14:anchorId="7A65AC4C" wp14:editId="298FD087">
+          <wp:inline distT="0" distB="0" distL="0" distR="0" wp14:anchorId="49909342" wp14:editId="4A6E2843">
             <wp:extent cx="2667000" cy="447675"/>
             <wp:effectExtent l="0" t="0" r="0" b="0"/>
             <wp:docPr id="1" name="ChronX Logo" descr="ChronX Logo" title="ChronX"/>
@@ -8351,7 +8351,7 @@
         <w:spacing w:before="60" w:after="60"/>
       </w:pPr>
       <w:r>
-        <w:t>Phase 3 — Exchange Launch (June 18, 2026 onward): wKX deployed on Base, 1inch liquidity pool seeded, chronx.io/exchange goes live. KX is immediately tradeable for USDC via 1inch with no CEX required. Participants who purchased at Founder or Visionary tier pricing are already below the launch price.</w:t>
+        <w:t>Phase 3 — Exchange Launch (June 18, 2026 onward): wKX deployed on Base, 1inch liquidity pool seeded with minimum $500–1,000 USDC, chronx.io/exchange goes live. KX is immediately tradeable for USDC via 1inch with no CEX required. Simultaneously, CoinMarketCap (coinmarketcap.com/application-form/listing/) and CoinGecko (coingecko.com/en/coins/new) listing applications submitted. Both platforms pull live price, volume, market cap, and chart data directly from the 1inch/Base liquidity pool once approved. CMC approval typically takes 2–8 weeks. CoinGecko is typically faster. Once listed, the ‘View KX on CoinMarketCap’ button in the wallet displays real live price data. Participants who purchased at Founder or Visionary tier pricing are already below the launch price.</w:t>
       </w:r>
     </w:p>
     <w:p>
@@ -8772,6 +8772,7 @@
         <w:jc w:val="both"/>
       </w:pPr>
       <w:r>
+        <w:lastRenderedPageBreak/>
         <w:t>At 10 KX per signup, even 100,000 new users costs less than 0.015% of the public sale allocation. The Try It Free program is designed to be sustainable at any scale of adoption.</w:t>
       </w:r>
     </w:p>
@@ -8803,7 +8804,7 @@
         <w:jc w:val="both"/>
       </w:pPr>
       <w:r>
-        <w:t>The ChronX roadmap is organized into five phases, each building on the last. Phase 1 is complete. Phases 2 through 5 represent the protocol’s evolution from a working blockchain to a complete future payments infrastructure. All protocol data structures necessary for Phases 2 through 5 are already present in the genesis codebase.</w:t>
+        <w:t>The ChronX roadmap is organized by complexity and delivery speed — simpler, higher-impact items first. Phase 1 is complete. Each subsequent phase builds on the last. All protocol data structures necessary for Phases 2 through 6 are already present in the genesis codebase — no hard fork required for any planned feature.</w:t>
       </w:r>
     </w:p>
     <w:p>
@@ -8959,6 +8960,32 @@
     </w:p>
     <w:p>
       <w:pPr>
+        <w:pStyle w:val="ListParagraph"/>
+        <w:numPr>
+          <w:ilvl w:val="0"/>
+          <w:numId w:val="3"/>
+        </w:numPr>
+        <w:spacing w:before="60" w:after="60"/>
+      </w:pPr>
+      <w:r>
+        <w:t>Protocol V3.2: conditional payment fields (dormant, forward-compatible)</w:t>
+      </w:r>
+    </w:p>
+    <w:p>
+      <w:pPr>
+        <w:pStyle w:val="ListParagraph"/>
+        <w:numPr>
+          <w:ilvl w:val="0"/>
+          <w:numId w:val="3"/>
+        </w:numPr>
+        <w:spacing w:before="60" w:after="60"/>
+      </w:pPr>
+      <w:r>
+        <w:t>Token sale commencing March 20, 2026 — the Equinox</w:t>
+      </w:r>
+    </w:p>
+    <w:p>
+      <w:pPr>
         <w:spacing w:before="120"/>
       </w:pPr>
     </w:p>
@@ -8967,7 +8994,16 @@
         <w:pStyle w:val="Heading2"/>
       </w:pPr>
       <w:r>
-        <w:t>Phase 2 — Accessibility</w:t>
+        <w:t>Phase 2 — Liquidity &amp; Market Presence</w:t>
+      </w:r>
+    </w:p>
+    <w:p>
+      <w:pPr>
+        <w:spacing w:before="80" w:after="120"/>
+        <w:jc w:val="both"/>
+      </w:pPr>
+      <w:r>
+        <w:t>Phase 2 is the highest-impact, lowest-complexity phase after launch. It establishes a real open market for KX within days of the token sale close, at minimal cost, with no intermediaries and no scammy exchange listings.</w:t>
       </w:r>
     </w:p>
     <w:p>
@@ -8980,7 +9016,7 @@
         <w:spacing w:before="60" w:after="60"/>
       </w:pPr>
       <w:r>
-        <w:t>Email-based locks — send KX to an email address, recipient claims by downloading wallet</w:t>
+        <w:t>Wrapped KX (wKX) — 1:1 backed ERC-20 token deployed on Base (Coinbase’s L2). Users never see the word ‘wrapped’ — the interface handles everything transparently.</w:t>
       </w:r>
     </w:p>
     <w:p>
@@ -8993,7 +9029,7 @@
         <w:spacing w:before="60" w:after="60"/>
       </w:pPr>
       <w:r>
-        <w:t>Off-chain email notification service — watches chain, sends claim notifications</w:t>
+        <w:t>1inch liquidity pool — wKX/USDC pool on Base seeded at launch (~$540 total cost). Real, non-custodial market from day one.</w:t>
       </w:r>
     </w:p>
     <w:p>
@@ -9006,7 +9042,7 @@
         <w:spacing w:before="60" w:after="60"/>
       </w:pPr>
       <w:r>
-        <w:t>Web wallet interface</w:t>
+        <w:t>chronx.io/exchange — seamless buy/sell interface embedded on the website. Market orders and limit orders. No account. No KYC for standard amounts. Powered by 1inch Fusion+ with MEV protection. Best price guaranteed across all DEXes.</w:t>
       </w:r>
     </w:p>
     <w:p>
@@ -9019,7 +9055,8 @@
         <w:spacing w:before="60" w:after="60"/>
       </w:pPr>
       <w:r>
-        <w:t>Mobile wallet UX refinement (iOS support)</w:t>
+        <w:lastRenderedPageBreak/>
+        <w:t>Wallet support — MetaMask, Coinbase Wallet, Trust Wallet, Binance Web3 Wallet, Rainbow, Phantom, and all WalletConnect-compatible wallets (300+). One interface, every major wallet.</w:t>
       </w:r>
     </w:p>
     <w:p>
@@ -9032,7 +9069,7 @@
         <w:spacing w:before="60" w:after="60"/>
       </w:pPr>
       <w:r>
-        <w:t>Walletless onboarding — account abstraction for non-crypto users</w:t>
+        <w:t>CoinMarketCap listing application — submitted at exchange launch. CMC tracks live price, volume, market cap, and charts from the 1inch pool. Approval 2–8 weeks. Application URL: coinmarketcap.com/application-form/listing/</w:t>
       </w:r>
     </w:p>
     <w:p>
@@ -9045,7 +9082,7 @@
         <w:spacing w:before="60" w:after="60"/>
       </w:pPr>
       <w:r>
-        <w:t>Block explorer — public transaction and time-lock browser</w:t>
+        <w:t>CoinGecko listing application — submitted simultaneously with CMC. Typically faster approval. Application URL: coingecko.com/en/coins/new</w:t>
       </w:r>
     </w:p>
     <w:p>
@@ -9058,7 +9095,7 @@
         <w:spacing w:before="60" w:after="60"/>
       </w:pPr>
       <w:r>
-        <w:t>Real-time network analytics — live blockchain data on chronx.io</w:t>
+        <w:t>DEX-first for up to one year — primary trading venue while CEX listing agreements are negotiated. Prioritizes user safety over speed.</w:t>
       </w:r>
     </w:p>
     <w:p>
@@ -9071,7 +9108,29 @@
         <w:spacing w:before="60" w:after="60"/>
       </w:pPr>
       <w:r>
-        <w:t>Scarcity visualization — charts showing locked supply and circulating supply over time</w:t>
+        <w:t>CEX listings — targeted 12–18 months post-launch on reputable mid-tier exchanges. CEX will complement, not replace, the DEX interface.</w:t>
+      </w:r>
+    </w:p>
+    <w:p>
+      <w:pPr>
+        <w:spacing w:before="120"/>
+      </w:pPr>
+    </w:p>
+    <w:p>
+      <w:pPr>
+        <w:pStyle w:val="Heading2"/>
+      </w:pPr>
+      <w:r>
+        <w:t>Phase 3 — Accessibility</w:t>
+      </w:r>
+    </w:p>
+    <w:p>
+      <w:pPr>
+        <w:spacing w:before="80" w:after="120"/>
+        <w:jc w:val="both"/>
+      </w:pPr>
+      <w:r>
+        <w:t>Phase 3 removes the remaining barriers to mainstream adoption — making ChronX usable by people who have never touched cryptocurrency before.</w:t>
       </w:r>
     </w:p>
     <w:p>
@@ -9084,7 +9143,7 @@
         <w:spacing w:before="60" w:after="60"/>
       </w:pPr>
       <w:r>
-        <w:t>Developer SDK and documentation</w:t>
+        <w:t>Email-based locks — send KX to an email address, recipient claims by downloading the wallet</w:t>
       </w:r>
     </w:p>
     <w:p>
@@ -9097,7 +9156,7 @@
         <w:spacing w:before="60" w:after="60"/>
       </w:pPr>
       <w:r>
-        <w:t>Multi-language wallet — Settings → Language selector for major world languages</w:t>
+        <w:t>Off-chain email notification service — watches chain, sends claim notifications automatically</w:t>
       </w:r>
     </w:p>
     <w:p>
@@ -9110,20 +9169,7 @@
         <w:spacing w:before="60" w:after="60"/>
       </w:pPr>
       <w:r>
-        <w:t>Biometric authentication — Windows Hello (desktop), Face ID / fingerprint (Android)</w:t>
-      </w:r>
-    </w:p>
-    <w:p>
-      <w:pPr>
-        <w:spacing w:before="120"/>
-      </w:pPr>
-    </w:p>
-    <w:p>
-      <w:pPr>
-        <w:pStyle w:val="Heading2"/>
-      </w:pPr>
-      <w:r>
-        <w:t>Phase 3 — Claim Resolution</w:t>
+        <w:t>Web wallet interface — use ChronX from any browser without installing an app</w:t>
       </w:r>
     </w:p>
     <w:p>
@@ -9136,7 +9182,7 @@
         <w:spacing w:before="60" w:after="60"/>
       </w:pPr>
       <w:r>
-        <w:t>Claim Agent registry and bonding mechanism</w:t>
+        <w:t>Mobile wallet UX refinement — iOS support</w:t>
       </w:r>
     </w:p>
     <w:p>
@@ -9149,8 +9195,7 @@
         <w:spacing w:before="60" w:after="60"/>
       </w:pPr>
       <w:r>
-        <w:lastRenderedPageBreak/>
-        <w:t>Attestor registry and Compliance Certificate framework</w:t>
+        <w:t>Walletless onboarding — account abstraction for non-crypto users</w:t>
       </w:r>
     </w:p>
     <w:p>
@@ -9163,7 +9208,7 @@
         <w:spacing w:before="60" w:after="60"/>
       </w:pPr>
       <w:r>
-        <w:t>Ambiguity Mode and interpretation policy engine</w:t>
+        <w:t>Block explorer — public transaction and time-lock browser at chronx.io/explorer</w:t>
       </w:r>
     </w:p>
     <w:p>
@@ -9176,7 +9221,7 @@
         <w:spacing w:before="60" w:after="60"/>
       </w:pPr>
       <w:r>
-        <w:t>Commit-reveal claim submission (frontrunning prevention)</w:t>
+        <w:t>Real-time network analytics — live blockchain data and scarcity charts on chronx.io</w:t>
       </w:r>
     </w:p>
     <w:p>
@@ -9189,7 +9234,7 @@
         <w:spacing w:before="60" w:after="60"/>
       </w:pPr>
       <w:r>
-        <w:t>Challenge window and bond slashing</w:t>
+        <w:t>Developer SDK and documentation</w:t>
       </w:r>
     </w:p>
     <w:p>
@@ -9202,7 +9247,7 @@
         <w:spacing w:before="60" w:after="60"/>
       </w:pPr>
       <w:r>
-        <w:t>Oracle network for KX/fiat price snapshots</w:t>
+        <w:t>Multi-language wallet — Settings → Language selector for major world languages</w:t>
       </w:r>
     </w:p>
     <w:p>
@@ -9215,7 +9260,29 @@
         <w:spacing w:before="60" w:after="60"/>
       </w:pPr>
       <w:r>
-        <w:t>Value-tier lane selection (Trivial / Standard / Elevated)</w:t>
+        <w:t>Biometric authentication — Windows Hello (desktop), Face ID / fingerprint (Android)</w:t>
+      </w:r>
+    </w:p>
+    <w:p>
+      <w:pPr>
+        <w:spacing w:before="120"/>
+      </w:pPr>
+    </w:p>
+    <w:p>
+      <w:pPr>
+        <w:pStyle w:val="Heading2"/>
+      </w:pPr>
+      <w:r>
+        <w:t>Phase 4 — Institutional Infrastructure</w:t>
+      </w:r>
+    </w:p>
+    <w:p>
+      <w:pPr>
+        <w:spacing w:before="80" w:after="120"/>
+        <w:jc w:val="both"/>
+      </w:pPr>
+      <w:r>
+        <w:t>Phase 4 makes ChronX viable for professional, corporate, and legal use cases requiring audit trails, compliance controls, and multi-party authorization.</w:t>
       </w:r>
     </w:p>
     <w:p>
@@ -9228,20 +9295,7 @@
         <w:spacing w:before="60" w:after="60"/>
       </w:pPr>
       <w:r>
-        <w:t>Social recovery protocol for lost keys</w:t>
-      </w:r>
-    </w:p>
-    <w:p>
-      <w:pPr>
-        <w:spacing w:before="120"/>
-      </w:pPr>
-    </w:p>
-    <w:p>
-      <w:pPr>
-        <w:pStyle w:val="Heading2"/>
-      </w:pPr>
-      <w:r>
-        <w:t>Phase 4 — Institutional Infrastructure</w:t>
+        <w:t>Multi-signature locks — require M-of-N signatories to claim</w:t>
       </w:r>
     </w:p>
     <w:p>
@@ -9254,7 +9308,7 @@
         <w:spacing w:before="60" w:after="60"/>
       </w:pPr>
       <w:r>
-        <w:t>Governance for protocol parameter updates and registry management</w:t>
+        <w:t>Institutional wallet with policy controls and audit trails</w:t>
       </w:r>
     </w:p>
     <w:p>
@@ -9280,7 +9334,7 @@
         <w:spacing w:before="60" w:after="60"/>
       </w:pPr>
       <w:r>
-        <w:t>Institutional wallet with policy controls and audit trails</w:t>
+        <w:t>Long-horizon compliance tooling for legal professionals</w:t>
       </w:r>
     </w:p>
     <w:p>
@@ -9293,7 +9347,30 @@
         <w:spacing w:before="60" w:after="60"/>
       </w:pPr>
       <w:r>
-        <w:t>Long-horizon compliance tooling for legal professionals</w:t>
+        <w:t>Governance for protocol parameter updates and registry management</w:t>
+      </w:r>
+    </w:p>
+    <w:p>
+      <w:pPr>
+        <w:spacing w:before="120"/>
+      </w:pPr>
+    </w:p>
+    <w:p>
+      <w:pPr>
+        <w:pStyle w:val="Heading2"/>
+      </w:pPr>
+      <w:r>
+        <w:t>Phase 5 — Claim Resolution</w:t>
+      </w:r>
+    </w:p>
+    <w:p>
+      <w:pPr>
+        <w:spacing w:before="80" w:after="120"/>
+        <w:jc w:val="both"/>
+      </w:pPr>
+      <w:r>
+        <w:lastRenderedPageBreak/>
+        <w:t>Phase 5 introduces the Claim Agent network — a bonded, incentive-aligned layer for resolving ambiguous or conditional lock claims. This is the infrastructure that makes ChronX viable for complex real-world agreements where simple time-based release is not sufficient.</w:t>
       </w:r>
     </w:p>
     <w:p>
@@ -9306,7 +9383,7 @@
         <w:spacing w:before="60" w:after="60"/>
       </w:pPr>
       <w:r>
-        <w:t>Multi-signature locks (require M-of-N to claim)</w:t>
+        <w:t>Claim Agent registry and bonding mechanism</w:t>
       </w:r>
     </w:p>
     <w:p>
@@ -9319,29 +9396,7 @@
         <w:spacing w:before="60" w:after="60"/>
       </w:pPr>
       <w:r>
-        <w:t>DEX integration (if it serves utility, not speculation)</w:t>
-      </w:r>
-    </w:p>
-    <w:p>
-      <w:pPr>
-        <w:spacing w:before="120"/>
-      </w:pPr>
-    </w:p>
-    <w:p>
-      <w:pPr>
-        <w:pStyle w:val="Heading2"/>
-      </w:pPr>
-      <w:r>
-        <w:t>Phase 5 — Liquidity Infrastructure</w:t>
-      </w:r>
-    </w:p>
-    <w:p>
-      <w:pPr>
-        <w:spacing w:before="80" w:after="120"/>
-        <w:jc w:val="both"/>
-      </w:pPr>
-      <w:r>
-        <w:t>Phase 5 brings KX to decentralized exchanges through a simple, seamless interface that makes buying and selling KX accessible to anyone — without requiring a centralized exchange listing. The experience is designed to feel as simple as any consumer app: enter an amount, connect a wallet, done.</w:t>
+        <w:t>Attestor registry and Compliance Certificate framework</w:t>
       </w:r>
     </w:p>
     <w:p>
@@ -9354,7 +9409,7 @@
         <w:spacing w:before="60" w:after="60"/>
       </w:pPr>
       <w:r>
-        <w:t>Wrapped KX (wKX) — a 1:1 backed ERC-20 token deployed on Base (Coinbase’s L2), redeemable for native KX at any time. Users never need to know the word ‘wrapped’ — the interface handles everything transparently.</w:t>
+        <w:t>Ambiguity Mode and interpretation policy engine</w:t>
       </w:r>
     </w:p>
     <w:p>
@@ -9367,7 +9422,7 @@
         <w:spacing w:before="60" w:after="60"/>
       </w:pPr>
       <w:r>
-        <w:t>chronx.io/exchange — a fully embedded buy/sell interface on the ChronX website powered by 1inch on Base. Supports both market orders and limit orders. Users set a price, walk away, and the order executes automatically when the market reaches it — no monitoring required. 1inch aggregates liquidity across all major DEXes for the best available price on every trade.</w:t>
+        <w:t>Commit-reveal claim submission (frontrunning prevention)</w:t>
       </w:r>
     </w:p>
     <w:p>
@@ -9380,7 +9435,7 @@
         <w:spacing w:before="60" w:after="60"/>
       </w:pPr>
       <w:r>
-        <w:t>Why 1inch — 1inch (https://1inch.io) is a leading decentralized exchange aggregator that routes trades across hundreds of liquidity sources simultaneously to guarantee the best available price. It supports limit orders natively, requires no account or KYC for standard amounts, and works with all major wallets including MetaMask, Coinbase Wallet, Trust Wallet, Binance Web3 Wallet, Rainbow, Phantom, and all WalletConnect-compatible wallets (300+). The 1inch Fusion+ protocol provides MEV protection, meaning users are shielded from front-running bots that exploit ordinary DEX trades. For a protocol designed around fairness and long-term trust, 1inch is the most aligned trading infrastructure available.</w:t>
+        <w:t>Challenge window and bond slashing</w:t>
       </w:r>
     </w:p>
     <w:p>
@@ -9393,7 +9448,7 @@
         <w:spacing w:before="60" w:after="60"/>
       </w:pPr>
       <w:r>
-        <w:t>Wallet support — MetaMask, Coinbase Wallet, Trust Wallet, Binance Web3 Wallet, Rainbow, Phantom, and all WalletConnect-compatible wallets (300+). One interface, every major wallet.</w:t>
+        <w:t>Oracle network for KX/fiat price snapshots</w:t>
       </w:r>
     </w:p>
     <w:p>
@@ -9406,8 +9461,7 @@
         <w:spacing w:before="60" w:after="60"/>
       </w:pPr>
       <w:r>
-        <w:lastRenderedPageBreak/>
-        <w:t>Buying flow — user connects wallet, enters USDC amount, sees KX price and slippage, confirms. KX arrives in their ChronX wallet within minutes. No account. No KYC for standard amounts. No intermediary.</w:t>
+        <w:t>Value-tier lane selection (Trivial / Standard / Elevated)</w:t>
       </w:r>
     </w:p>
     <w:p>
@@ -9420,7 +9474,29 @@
         <w:spacing w:before="60" w:after="60"/>
       </w:pPr>
       <w:r>
-        <w:t>Selling flow — user connects wallet, enters KX amount, receives USDC directly. The entire process takes under two minutes.</w:t>
+        <w:t>Social recovery protocol for lost keys</w:t>
+      </w:r>
+    </w:p>
+    <w:p>
+      <w:pPr>
+        <w:spacing w:before="120"/>
+      </w:pPr>
+    </w:p>
+    <w:p>
+      <w:pPr>
+        <w:pStyle w:val="Heading2"/>
+      </w:pPr>
+      <w:r>
+        <w:t>Phase 6 — Conditional Payments</w:t>
+      </w:r>
+    </w:p>
+    <w:p>
+      <w:pPr>
+        <w:spacing w:before="80" w:after="120"/>
+        <w:jc w:val="both"/>
+      </w:pPr>
+      <w:r>
+        <w:t>Phase 6 is the most complex phase and the most powerful. It introduces oracle-verified conditional payments — locks that release only if a specified real-world event is independently verified before a mandatory expiry date. If the condition is not verified in time, funds automatically revert to the sender. Phase 6 requires Phase 5’s Claim Agent network as its foundation.</w:t>
       </w:r>
     </w:p>
     <w:p>
@@ -9433,7 +9509,7 @@
         <w:spacing w:before="60" w:after="60"/>
       </w:pPr>
       <w:r>
-        <w:t>DEX-first strategy — the decentralized exchange interface will serve as the primary trading venue for up to one year post-launch while the team negotiates listing agreements with reputable centralized exchanges (CEX). This approach prioritizes user safety — no scammy micro-cap CEX listings, no hidden fees, no counterparty risk.</w:t>
+        <w:t>Condition description — plain English statement of the required event (e.g. ‘Mount Vesuvius erupts with Volcanic Explosivity Index ≥ 4’)</w:t>
       </w:r>
     </w:p>
     <w:p>
@@ -9446,7 +9522,7 @@
         <w:spacing w:before="60" w:after="60"/>
       </w:pPr>
       <w:r>
-        <w:t>CEX listings — targeted for 12–18 months post-launch on reputable mid-tier exchanges. CEX listings will complement, not replace, the DEX interface.</w:t>
+        <w:t>Mandatory condition expiry — every conditional payment has a deadline; open-ended conditions are not permitted by design</w:t>
       </w:r>
     </w:p>
     <w:p>
@@ -9459,7 +9535,7 @@
         <w:spacing w:before="60" w:after="60"/>
       </w:pPr>
       <w:r>
-        <w:t>Launch cost — approximately $540 total: ~$10 to deploy wKX on Base, ~$30 to create the liquidity pool, ~$500 to seed initial liquidity. A real, non-custodial market for under $600.</w:t>
+        <w:t>Oracle policy — sender specifies who may verify: any bonded agent, a specific named agent, M-of-N multi-sig attestation, or a registered external data feed</w:t>
       </w:r>
     </w:p>
     <w:p>
@@ -9472,7 +9548,7 @@
         <w:spacing w:before="60" w:after="60"/>
       </w:pPr>
       <w:r>
-        <w:t>Secondary market for pre-maturity claim rights (Pendle-style)</w:t>
+        <w:t>Condition precision levels — Exact (no interpretation), Interpretive (reasonable judgment), or Expert (specialist attestation with higher bond requirement)</w:t>
       </w:r>
     </w:p>
     <w:p>
@@ -9485,7 +9561,7 @@
         <w:spacing w:before="60" w:after="60"/>
       </w:pPr>
       <w:r>
-        <w:t>Sender-controlled transferability activation (transferable field)</w:t>
+        <w:t>Dispute window — a challenge period after attestation before funds release, protecting against fraudulent verification</w:t>
       </w:r>
     </w:p>
     <w:p>
@@ -9498,7 +9574,7 @@
         <w:spacing w:before="60" w:after="60"/>
       </w:pPr>
       <w:r>
-        <w:t>earliest_transfer_date enforcement — parental control on when transfer is permitted</w:t>
+        <w:t>External data feed registry — automatable conditions via price feeds, weather APIs, public records, and other verified data sources</w:t>
       </w:r>
     </w:p>
     <w:p>
@@ -9511,7 +9587,7 @@
         <w:spacing w:before="60" w:after="60"/>
       </w:pPr>
       <w:r>
-        <w:t>Discounted lock trading — beneficiaries can liquidate early at market price</w:t>
+        <w:t>Secondary market for pre-maturity claim rights (Pendle-style)</w:t>
       </w:r>
     </w:p>
     <w:p>
@@ -9524,7 +9600,7 @@
         <w:spacing w:before="60" w:after="60"/>
       </w:pPr>
       <w:r>
-        <w:t>Yield curve for KX time-value across lock durations</w:t>
+        <w:t>Sender-controlled transferability activation</w:t>
       </w:r>
     </w:p>
     <w:p>
@@ -9537,29 +9613,7 @@
         <w:spacing w:before="60" w:after="60"/>
       </w:pPr>
       <w:r>
-        <w:t>Institutional liquidity pools for large-value locks</w:t>
-      </w:r>
-    </w:p>
-    <w:p>
-      <w:pPr>
-        <w:spacing w:before="120"/>
-      </w:pPr>
-    </w:p>
-    <w:p>
-      <w:pPr>
-        <w:pStyle w:val="Heading2"/>
-      </w:pPr>
-      <w:r>
-        <w:t>Phase 6 — Conditional Payments</w:t>
-      </w:r>
-    </w:p>
-    <w:p>
-      <w:pPr>
-        <w:spacing w:before="80" w:after="120"/>
-        <w:jc w:val="both"/>
-      </w:pPr>
-      <w:r>
-        <w:t>Phase 6 introduces oracle-verified conditional payments — perhaps ChronX’s most powerful long-horizon primitive. A conditional payment releases funds only if a specified real-world event is independently verified before a mandatory expiry date. If the condition is not verified in time, funds automatically revert to the sender.</w:t>
+        <w:t>Discounted lock trading — beneficiaries can liquidate early at market price</w:t>
       </w:r>
     </w:p>
     <w:p>
@@ -9572,7 +9626,7 @@
         <w:spacing w:before="60" w:after="60"/>
       </w:pPr>
       <w:r>
-        <w:t>Condition description — plain English statement of the required event (e.g. ‘Mount Vesuvius erupts with Volcanic Explosivity Index ≥ 4’)</w:t>
+        <w:t>Yield curve for KX time-value across lock durations</w:t>
       </w:r>
     </w:p>
     <w:p>
@@ -9585,59 +9639,7 @@
         <w:spacing w:before="60" w:after="60"/>
       </w:pPr>
       <w:r>
-        <w:t>Mandatory condition expiry — every conditional payment has a deadline; open-ended conditions are not permitted by design</w:t>
-      </w:r>
-    </w:p>
-    <w:p>
-      <w:pPr>
-        <w:pStyle w:val="ListParagraph"/>
-        <w:numPr>
-          <w:ilvl w:val="0"/>
-          <w:numId w:val="2"/>
-        </w:numPr>
-        <w:spacing w:before="60" w:after="60"/>
-      </w:pPr>
-      <w:r>
-        <w:t>Oracle policy — sender specifies who may verify: any bonded agent, a specific named agent, M-of-N multi-sig attestation, or a registered external data feed</w:t>
-      </w:r>
-    </w:p>
-    <w:p>
-      <w:pPr>
-        <w:pStyle w:val="ListParagraph"/>
-        <w:numPr>
-          <w:ilvl w:val="0"/>
-          <w:numId w:val="2"/>
-        </w:numPr>
-        <w:spacing w:before="60" w:after="60"/>
-      </w:pPr>
-      <w:r>
-        <w:t>Condition precision levels — Exact (no interpretation), Interpretive (reasonable judgment), or Expert (specialist attestation with higher bond requirement)</w:t>
-      </w:r>
-    </w:p>
-    <w:p>
-      <w:pPr>
-        <w:pStyle w:val="ListParagraph"/>
-        <w:numPr>
-          <w:ilvl w:val="0"/>
-          <w:numId w:val="2"/>
-        </w:numPr>
-        <w:spacing w:before="60" w:after="60"/>
-      </w:pPr>
-      <w:r>
-        <w:t>Dispute window — a challenge period after attestation before funds release, protecting against fraudulent verification</w:t>
-      </w:r>
-    </w:p>
-    <w:p>
-      <w:pPr>
-        <w:pStyle w:val="ListParagraph"/>
-        <w:numPr>
-          <w:ilvl w:val="0"/>
-          <w:numId w:val="2"/>
-        </w:numPr>
-        <w:spacing w:before="60" w:after="60"/>
-      </w:pPr>
-      <w:r>
-        <w:t>External data feed registry — automatable conditions via price feeds, weather APIs, public records, and other verified data sources</w:t>
+        <w:t>Institutional liquidity pools for large-value locks</w:t>
       </w:r>
     </w:p>
     <w:p>
@@ -9714,7 +9716,7 @@
                 <w:sz w:val="21"/>
                 <w:szCs w:val="21"/>
               </w:rPr>
-              <w:t xml:space="preserve">Lock 50,000 KX for your spouse, payable upon verified death of the sender, before December 31, 2075. If not verified by the expiry date, funds revert automatically. The condition is attested </w:t>
+              <w:t xml:space="preserve">Lock 50,000 KX for your spouse, payable upon verified death of the sender, before December 31, 2075. If not verified by the expiry date, funds revert automatically. The condition is attested by a bonded Claim Agent using public death records. No lawyer. No probate court. No custodian. A promise kept — or returned — by the protocol itself.  All data structures for conditional </w:t>
             </w:r>
             <w:r>
               <w:rPr>
@@ -9722,7 +9724,7 @@
                 <w:szCs w:val="21"/>
               </w:rPr>
               <w:lastRenderedPageBreak/>
-              <w:t>by a bonded Claim Agent using public death records. No lawyer. No probate court. No custodian. A promise kept — or returned — by the protocol itself.  All data structures for conditional payments are present in the ChronX protocol from genesis — no hard fork required to activate this feature.</w:t>
+              <w:t>payments are present in the ChronX protocol from genesis — no hard fork required to activate this feature.</w:t>
             </w:r>
           </w:p>
         </w:tc>
@@ -9836,7 +9838,6 @@
         <w:pStyle w:val="Heading1"/>
       </w:pPr>
       <w:r>
-        <w:lastRenderedPageBreak/>
         <w:t>12. Vision: The Default Protocol for Future Payments</w:t>
       </w:r>
     </w:p>
@@ -9846,6 +9847,7 @@
         <w:jc w:val="both"/>
       </w:pPr>
       <w:r>
+        <w:lastRenderedPageBreak/>
         <w:t>In five years, the ChronX team envisions a world where sending value to the future is as normal as sending value today. A parent opens the ChronX wallet, locks 10,000 KX for their newborn, and knows — not hopes, but knows — that those funds will be there when the child turns 18. A professional structures deferred compensation with policy conditions. A person in one country sends value to a trusted friend in another, with an unlock date decades away, without any bank or court standing between the sender’s intent and the recipient’s claim.</w:t>
       </w:r>
     </w:p>
@@ -10478,7 +10480,6 @@
                 <w:sz w:val="20"/>
                 <w:szCs w:val="20"/>
               </w:rPr>
-              <w:lastRenderedPageBreak/>
               <w:t>Public Key Size</w:t>
             </w:r>
           </w:p>
@@ -10603,6 +10604,7 @@
                 <w:sz w:val="20"/>
                 <w:szCs w:val="20"/>
               </w:rPr>
+              <w:lastRenderedPageBreak/>
               <w:t>Account ID</w:t>
             </w:r>
           </w:p>
@@ -12252,7 +12254,6 @@
                 <w:sz w:val="20"/>
                 <w:szCs w:val="20"/>
               </w:rPr>
-              <w:lastRenderedPageBreak/>
               <w:t>Humanity Stake</w:t>
             </w:r>
           </w:p>
@@ -12485,6 +12486,7 @@
                 <w:sz w:val="20"/>
                 <w:szCs w:val="20"/>
               </w:rPr>
+              <w:lastRenderedPageBreak/>
               <w:t>Protocol Reserve</w:t>
             </w:r>
           </w:p>
@@ -15652,7 +15654,6 @@
                 <w:sz w:val="20"/>
                 <w:szCs w:val="20"/>
               </w:rPr>
-              <w:lastRenderedPageBreak/>
               <w:t>current_beneficiary</w:t>
             </w:r>
           </w:p>
@@ -15939,6 +15940,7 @@
                 <w:sz w:val="20"/>
                 <w:szCs w:val="20"/>
               </w:rPr>
+              <w:lastRenderedPageBreak/>
               <w:t>earliest_transfer_date</w:t>
             </w:r>
           </w:p>
@@ -16869,15 +16871,15 @@
         <w:spacing w:before="60" w:after="60"/>
       </w:pPr>
       <w:r>
+        <w:t>Base (L2) — https://base.org — Coinbase’s Ethereum Layer 2 network. Used for Wrapped KX (wKX) ERC-20 deployment and 1inch liquidity pool. Selected for low gas fees (~$0.01/tx), large user base, and Coinbase integration.</w:t>
+      </w:r>
+    </w:p>
+    <w:p>
+      <w:pPr>
+        <w:pStyle w:val="Heading2"/>
+      </w:pPr>
+      <w:r>
         <w:lastRenderedPageBreak/>
-        <w:t>Base (L2) — https://base.org — Coinbase’s Ethereum Layer 2 network. Used for Wrapped KX (wKX) ERC-20 deployment and 1inch liquidity pool. Selected for low gas fees (~$0.01/tx), large user base, and Coinbase integration.</w:t>
-      </w:r>
-    </w:p>
-    <w:p>
-      <w:pPr>
-        <w:pStyle w:val="Heading2"/>
-      </w:pPr>
-      <w:r>
         <w:t>15.2 Exchange &amp; Liquidity</w:t>
       </w:r>
     </w:p>
@@ -17118,7 +17120,6 @@
         <w:spacing w:before="60" w:after="60"/>
       </w:pPr>
       <w:r>
-        <w:lastRenderedPageBreak/>
         <w:t>Wallet repo — https://github.com/Counselco/wallet-gui — ChronX desktop and Android wallet. Language: Rust (Tauri + Yew).</w:t>
       </w:r>
     </w:p>
@@ -17140,6 +17141,7 @@
         <w:pStyle w:val="Heading2"/>
       </w:pPr>
       <w:r>
+        <w:lastRenderedPageBreak/>
         <w:t>15.7 Communication</w:t>
       </w:r>
     </w:p>
@@ -17202,6 +17204,58 @@
     </w:p>
     <w:p>
       <w:pPr>
+        <w:pStyle w:val="Heading2"/>
+      </w:pPr>
+      <w:r>
+        <w:t>15.8 Price Tracking &amp; Market Data</w:t>
+      </w:r>
+    </w:p>
+    <w:p>
+      <w:pPr>
+        <w:pStyle w:val="ListParagraph"/>
+        <w:numPr>
+          <w:ilvl w:val="0"/>
+          <w:numId w:val="2"/>
+        </w:numPr>
+        <w:spacing w:before="60" w:after="60"/>
+      </w:pPr>
+      <w:r>
+        <w:t>CoinMarketCap — https://coinmarketcap.com — Primary price tracking and market data platform. Listing application submitted at launch of wKX on Base. CMC pulls live price, volume, market cap, circulating supply, and chart data directly from the 1inch/Base liquidity pool. Application URL: coinmarketcap.com/application-form/listing/. Approval typically 2–8 weeks. The ‘View KX on CoinMarketCap’ button in the ChronX wallet links to the KX listing page once approved.</w:t>
+      </w:r>
+    </w:p>
+    <w:p>
+      <w:pPr>
+        <w:pStyle w:val="ListParagraph"/>
+        <w:numPr>
+          <w:ilvl w:val="0"/>
+          <w:numId w:val="2"/>
+        </w:numPr>
+        <w:spacing w:before="60" w:after="60"/>
+      </w:pPr>
+      <w:r>
+        <w:t>CoinGecko — https://coingecko.com — Secondary price tracking platform. Applied simultaneously with CoinMarketCap. Typically faster approval. Application URL: coingecko.com/en/coins/new. Many traders use CoinGecko as their primary reference — dual listing maximizes visibility.</w:t>
+      </w:r>
+    </w:p>
+    <w:p>
+      <w:pPr>
+        <w:pStyle w:val="ListParagraph"/>
+        <w:numPr>
+          <w:ilvl w:val="0"/>
+          <w:numId w:val="2"/>
+        </w:numPr>
+        <w:spacing w:before="60" w:after="60"/>
+      </w:pPr>
+      <w:r>
+        <w:t>Listing requirements — both platforms require: minimum $10,000 liquidity in the trading pool, some trading volume, working website, whitepaper, GitHub repository, and contact information. ChronX meets all requirements from day one of the exchange launch.</w:t>
+      </w:r>
+    </w:p>
+    <w:p>
+      <w:pPr>
+        <w:spacing w:before="160"/>
+      </w:pPr>
+    </w:p>
+    <w:p>
+      <w:pPr>
         <w:pStyle w:val="Heading1"/>
       </w:pPr>
       <w:r>
@@ -17250,10 +17304,10 @@
           <w:noProof/>
         </w:rPr>
         <w:drawing>
-          <wp:inline distT="0" distB="0" distL="0" distR="0" wp14:anchorId="0D3F9AB2" wp14:editId="5C1E555C">
+          <wp:inline distT="0" distB="0" distL="0" distR="0" wp14:anchorId="7F0B71A5" wp14:editId="7513C8F0">
             <wp:extent cx="1333500" cy="219075"/>
             <wp:effectExtent l="0" t="0" r="0" b="0"/>
-            <wp:docPr id="486833227" name="ChronX Logo" descr="ChronX Logo" title="ChronX"/>
+            <wp:docPr id="59564869" name="ChronX Logo" descr="ChronX Logo" title="ChronX"/>
             <wp:cNvGraphicFramePr>
               <a:graphicFrameLocks xmlns:a="http://schemas.openxmlformats.org/drawingml/2006/main" noChangeAspect="1"/>
             </wp:cNvGraphicFramePr>
@@ -17492,267 +17546,267 @@
 <file path=word/numbering.xml><?xml version="1.0" encoding="utf-8"?>
 <w:numbering xmlns:wpc="http://schemas.microsoft.com/office/word/2010/wordprocessingCanvas" xmlns:cx="http://schemas.microsoft.com/office/drawing/2014/chartex" xmlns:cx1="http://schemas.microsoft.com/office/drawing/2015/9/8/chartex" xmlns:cx2="http://schemas.microsoft.com/office/drawing/2015/10/21/chartex" xmlns:cx3="http://schemas.microsoft.com/office/drawing/2016/5/9/chartex" xmlns:cx4="http://schemas.microsoft.com/office/drawing/2016/5/10/chartex" xmlns:cx5="http://schemas.microsoft.com/office/drawing/2016/5/11/chartex" xmlns:cx6="http://schemas.microsoft.com/office/drawing/2016/5/12/chartex" xmlns:cx7="http://schemas.microsoft.com/office/drawing/2016/5/13/chartex" xmlns:cx8="http://schemas.microsoft.com/office/drawing/2016/5/14/chartex" xmlns:mc="http://schemas.openxmlformats.org/markup-compatibility/2006" xmlns:aink="http://schemas.microsoft.com/office/drawing/2016/ink" xmlns:am3d="http://schemas.microsoft.com/office/drawing/2017/model3d" xmlns:o="urn:schemas-microsoft-com:office:office" xmlns:oel="http://schemas.microsoft.com/office/2019/extlst" xmlns:r="http://schemas.openxmlformats.org/officeDocument/2006/relationships" xmlns:m="http://schemas.openxmlformats.org/officeDocument/2006/math" xmlns:v="urn:schemas-microsoft-com:vml" xmlns:wp14="http://schemas.microsoft.com/office/word/2010/wordprocessingDrawing" xmlns:wp="http://schemas.openxmlformats.org/drawingml/2006/wordprocessingDrawing" xmlns:w10="urn:schemas-microsoft-com:office:word" xmlns:w="http://schemas.openxmlformats.org/wordprocessingml/2006/main" xmlns:w14="http://schemas.microsoft.com/office/word/2010/wordml" xmlns:w15="http://schemas.microsoft.com/office/word/2012/wordml" xmlns:w16cex="http://schemas.microsoft.com/office/word/2018/wordml/cex" xmlns:w16cid="http://schemas.microsoft.com/office/word/2016/wordml/cid" xmlns:w16="http://schemas.microsoft.com/office/word/2018/wordml" xmlns:w16du="http://schemas.microsoft.com/office/word/2023/wordml/word16du" xmlns:w16sdtdh="http://schemas.microsoft.com/office/word/2020/wordml/sdtdatahash" xmlns:w16sdtfl="http://schemas.microsoft.com/office/word/2024/wordml/sdtformatlock" xmlns:w16se="http://schemas.microsoft.com/office/word/2015/wordml/symex" xmlns:wpg="http://schemas.microsoft.com/office/word/2010/wordprocessingGroup" xmlns:wpi="http://schemas.microsoft.com/office/word/2010/wordprocessingInk" xmlns:wne="http://schemas.microsoft.com/office/word/2006/wordml" xmlns:wps="http://schemas.microsoft.com/office/word/2010/wordprocessingShape" mc:Ignorable="w14 w15 w16se w16cid w16 w16cex w16sdtdh w16sdtfl w16du wp14">
   <w:abstractNum w:abstractNumId="0" w15:restartNumberingAfterBreak="0">
-    <w:nsid w:val="0BFB5A68"/>
+    <w:nsid w:val="0692317B"/>
     <w:multiLevelType w:val="hybridMultilevel"/>
-    <w:tmpl w:val="1C7627DE"/>
-    <w:lvl w:ilvl="0" w:tplc="C590BBAE">
+    <w:tmpl w:val="15D639EC"/>
+    <w:lvl w:ilvl="0" w:tplc="7FE0406C">
       <w:start w:val="1"/>
       <w:numFmt w:val="bullet"/>
-      <w:lvlText w:val="✓"/>
+      <w:lvlText w:val="•"/>
       <w:lvlJc w:val="left"/>
       <w:pPr>
         <w:ind w:left="720" w:hanging="360"/>
       </w:pPr>
     </w:lvl>
-    <w:lvl w:ilvl="1" w:tplc="8A58D8DC">
+    <w:lvl w:ilvl="1" w:tplc="BBC4E8B4">
       <w:numFmt w:val="decimal"/>
       <w:lvlText w:val=""/>
       <w:lvlJc w:val="left"/>
     </w:lvl>
-    <w:lvl w:ilvl="2" w:tplc="16C4AB02">
+    <w:lvl w:ilvl="2" w:tplc="C5DE8ED8">
       <w:numFmt w:val="decimal"/>
       <w:lvlText w:val=""/>
       <w:lvlJc w:val="left"/>
     </w:lvl>
-    <w:lvl w:ilvl="3" w:tplc="1DD01CD4">
+    <w:lvl w:ilvl="3" w:tplc="88DCBF78">
       <w:numFmt w:val="decimal"/>
       <w:lvlText w:val=""/>
       <w:lvlJc w:val="left"/>
     </w:lvl>
-    <w:lvl w:ilvl="4" w:tplc="78B6807E">
+    <w:lvl w:ilvl="4" w:tplc="09265A04">
       <w:numFmt w:val="decimal"/>
       <w:lvlText w:val=""/>
       <w:lvlJc w:val="left"/>
     </w:lvl>
-    <w:lvl w:ilvl="5" w:tplc="D1F2EC4A">
+    <w:lvl w:ilvl="5" w:tplc="AABC9A80">
       <w:numFmt w:val="decimal"/>
       <w:lvlText w:val=""/>
       <w:lvlJc w:val="left"/>
     </w:lvl>
-    <w:lvl w:ilvl="6" w:tplc="9C0292A8">
+    <w:lvl w:ilvl="6" w:tplc="85604538">
       <w:numFmt w:val="decimal"/>
       <w:lvlText w:val=""/>
       <w:lvlJc w:val="left"/>
     </w:lvl>
-    <w:lvl w:ilvl="7" w:tplc="CBF87C1E">
+    <w:lvl w:ilvl="7" w:tplc="03C4F73A">
       <w:numFmt w:val="decimal"/>
       <w:lvlText w:val=""/>
       <w:lvlJc w:val="left"/>
     </w:lvl>
-    <w:lvl w:ilvl="8" w:tplc="FDA08D1E">
+    <w:lvl w:ilvl="8" w:tplc="0F84B2E0">
       <w:numFmt w:val="decimal"/>
       <w:lvlText w:val=""/>
       <w:lvlJc w:val="left"/>
     </w:lvl>
   </w:abstractNum>
   <w:abstractNum w:abstractNumId="1" w15:restartNumberingAfterBreak="0">
-    <w:nsid w:val="29683EF8"/>
+    <w:nsid w:val="2B1863FF"/>
     <w:multiLevelType w:val="hybridMultilevel"/>
-    <w:tmpl w:val="CDEA224A"/>
-    <w:lvl w:ilvl="0" w:tplc="E5B2998C">
+    <w:tmpl w:val="FA8EC84C"/>
+    <w:lvl w:ilvl="0" w:tplc="B0ECCC60">
       <w:start w:val="1"/>
-      <w:numFmt w:val="bullet"/>
-      <w:lvlText w:val="•"/>
+      <w:numFmt w:val="decimal"/>
+      <w:lvlText w:val="%1."/>
       <w:lvlJc w:val="left"/>
       <w:pPr>
         <w:ind w:left="720" w:hanging="360"/>
       </w:pPr>
     </w:lvl>
-    <w:lvl w:ilvl="1" w:tplc="28D83516">
+    <w:lvl w:ilvl="1" w:tplc="36721FE6">
       <w:numFmt w:val="decimal"/>
       <w:lvlText w:val=""/>
       <w:lvlJc w:val="left"/>
     </w:lvl>
-    <w:lvl w:ilvl="2" w:tplc="1A70C526">
+    <w:lvl w:ilvl="2" w:tplc="FF9EE63A">
       <w:numFmt w:val="decimal"/>
       <w:lvlText w:val=""/>
       <w:lvlJc w:val="left"/>
     </w:lvl>
-    <w:lvl w:ilvl="3" w:tplc="B9267C6E">
+    <w:lvl w:ilvl="3" w:tplc="BC64B91E">
       <w:numFmt w:val="decimal"/>
       <w:lvlText w:val=""/>
       <w:lvlJc w:val="left"/>
     </w:lvl>
-    <w:lvl w:ilvl="4" w:tplc="12CC58E2">
+    <w:lvl w:ilvl="4" w:tplc="663EE628">
       <w:numFmt w:val="decimal"/>
       <w:lvlText w:val=""/>
       <w:lvlJc w:val="left"/>
     </w:lvl>
-    <w:lvl w:ilvl="5" w:tplc="37BED11E">
+    <w:lvl w:ilvl="5" w:tplc="4A0C4582">
       <w:numFmt w:val="decimal"/>
       <w:lvlText w:val=""/>
       <w:lvlJc w:val="left"/>
     </w:lvl>
-    <w:lvl w:ilvl="6" w:tplc="294E0516">
+    <w:lvl w:ilvl="6" w:tplc="18DADAB4">
       <w:numFmt w:val="decimal"/>
       <w:lvlText w:val=""/>
       <w:lvlJc w:val="left"/>
     </w:lvl>
-    <w:lvl w:ilvl="7" w:tplc="7D86F9E2">
+    <w:lvl w:ilvl="7" w:tplc="A41A15B4">
       <w:numFmt w:val="decimal"/>
       <w:lvlText w:val=""/>
       <w:lvlJc w:val="left"/>
     </w:lvl>
-    <w:lvl w:ilvl="8" w:tplc="08307EBA">
+    <w:lvl w:ilvl="8" w:tplc="EB9ED352">
       <w:numFmt w:val="decimal"/>
       <w:lvlText w:val=""/>
       <w:lvlJc w:val="left"/>
     </w:lvl>
   </w:abstractNum>
   <w:abstractNum w:abstractNumId="2" w15:restartNumberingAfterBreak="0">
-    <w:nsid w:val="7E8A539C"/>
+    <w:nsid w:val="4761051B"/>
     <w:multiLevelType w:val="hybridMultilevel"/>
-    <w:tmpl w:val="93EEB7BE"/>
-    <w:lvl w:ilvl="0" w:tplc="62EC4C04">
+    <w:tmpl w:val="41301CA6"/>
+    <w:lvl w:ilvl="0" w:tplc="93FCABEA">
       <w:start w:val="1"/>
-      <w:numFmt w:val="decimal"/>
-      <w:lvlText w:val="%1."/>
+      <w:numFmt w:val="bullet"/>
+      <w:lvlText w:val="●"/>
       <w:lvlJc w:val="left"/>
       <w:pPr>
         <w:ind w:left="720" w:hanging="360"/>
       </w:pPr>
     </w:lvl>
-    <w:lvl w:ilvl="1" w:tplc="A118ACC0">
+    <w:lvl w:ilvl="1" w:tplc="A5845484">
+      <w:start w:val="1"/>
+      <w:numFmt w:val="bullet"/>
+      <w:lvlText w:val="○"/>
+      <w:lvlJc w:val="left"/>
+      <w:pPr>
+        <w:ind w:left="1440" w:hanging="360"/>
+      </w:pPr>
+    </w:lvl>
+    <w:lvl w:ilvl="2" w:tplc="B41AD4C2">
+      <w:start w:val="1"/>
+      <w:numFmt w:val="bullet"/>
+      <w:lvlText w:val="■"/>
+      <w:lvlJc w:val="left"/>
+      <w:pPr>
+        <w:ind w:left="2160" w:hanging="360"/>
+      </w:pPr>
+    </w:lvl>
+    <w:lvl w:ilvl="3" w:tplc="AA2A8C5C">
+      <w:start w:val="1"/>
+      <w:numFmt w:val="bullet"/>
+      <w:lvlText w:val="●"/>
+      <w:lvlJc w:val="left"/>
+      <w:pPr>
+        <w:ind w:left="2880" w:hanging="360"/>
+      </w:pPr>
+    </w:lvl>
+    <w:lvl w:ilvl="4" w:tplc="3D2AC486">
+      <w:start w:val="1"/>
+      <w:numFmt w:val="bullet"/>
+      <w:lvlText w:val="○"/>
+      <w:lvlJc w:val="left"/>
+      <w:pPr>
+        <w:ind w:left="3600" w:hanging="360"/>
+      </w:pPr>
+    </w:lvl>
+    <w:lvl w:ilvl="5" w:tplc="E15642B2">
+      <w:start w:val="1"/>
+      <w:numFmt w:val="bullet"/>
+      <w:lvlText w:val="■"/>
+      <w:lvlJc w:val="left"/>
+      <w:pPr>
+        <w:ind w:left="4320" w:hanging="360"/>
+      </w:pPr>
+    </w:lvl>
+    <w:lvl w:ilvl="6" w:tplc="3C3C3A56">
+      <w:start w:val="1"/>
+      <w:numFmt w:val="bullet"/>
+      <w:lvlText w:val="●"/>
+      <w:lvlJc w:val="left"/>
+      <w:pPr>
+        <w:ind w:left="5040" w:hanging="360"/>
+      </w:pPr>
+    </w:lvl>
+    <w:lvl w:ilvl="7" w:tplc="5C18703A">
+      <w:start w:val="1"/>
+      <w:numFmt w:val="bullet"/>
+      <w:lvlText w:val="●"/>
+      <w:lvlJc w:val="left"/>
+      <w:pPr>
+        <w:ind w:left="5760" w:hanging="360"/>
+      </w:pPr>
+    </w:lvl>
+    <w:lvl w:ilvl="8" w:tplc="E0189D8C">
+      <w:start w:val="1"/>
+      <w:numFmt w:val="bullet"/>
+      <w:lvlText w:val="●"/>
+      <w:lvlJc w:val="left"/>
+      <w:pPr>
+        <w:ind w:left="6480" w:hanging="360"/>
+      </w:pPr>
+    </w:lvl>
+  </w:abstractNum>
+  <w:abstractNum w:abstractNumId="3" w15:restartNumberingAfterBreak="0">
+    <w:nsid w:val="78786EDA"/>
+    <w:multiLevelType w:val="hybridMultilevel"/>
+    <w:tmpl w:val="D2546F64"/>
+    <w:lvl w:ilvl="0" w:tplc="B6FC5234">
+      <w:start w:val="1"/>
+      <w:numFmt w:val="bullet"/>
+      <w:lvlText w:val="✓"/>
+      <w:lvlJc w:val="left"/>
+      <w:pPr>
+        <w:ind w:left="720" w:hanging="360"/>
+      </w:pPr>
+    </w:lvl>
+    <w:lvl w:ilvl="1" w:tplc="FF54EA66">
       <w:numFmt w:val="decimal"/>
       <w:lvlText w:val=""/>
       <w:lvlJc w:val="left"/>
     </w:lvl>
-    <w:lvl w:ilvl="2" w:tplc="AC8283F8">
+    <w:lvl w:ilvl="2" w:tplc="F6C46476">
       <w:numFmt w:val="decimal"/>
       <w:lvlText w:val=""/>
       <w:lvlJc w:val="left"/>
     </w:lvl>
-    <w:lvl w:ilvl="3" w:tplc="2D4E8AD0">
+    <w:lvl w:ilvl="3" w:tplc="6D724D58">
       <w:numFmt w:val="decimal"/>
       <w:lvlText w:val=""/>
       <w:lvlJc w:val="left"/>
     </w:lvl>
-    <w:lvl w:ilvl="4" w:tplc="B75614A8">
+    <w:lvl w:ilvl="4" w:tplc="84FAD8EA">
       <w:numFmt w:val="decimal"/>
       <w:lvlText w:val=""/>
       <w:lvlJc w:val="left"/>
     </w:lvl>
-    <w:lvl w:ilvl="5" w:tplc="E028DE1E">
+    <w:lvl w:ilvl="5" w:tplc="24AE7012">
       <w:numFmt w:val="decimal"/>
       <w:lvlText w:val=""/>
       <w:lvlJc w:val="left"/>
     </w:lvl>
-    <w:lvl w:ilvl="6" w:tplc="C7EC57C0">
+    <w:lvl w:ilvl="6" w:tplc="D42C17D0">
       <w:numFmt w:val="decimal"/>
       <w:lvlText w:val=""/>
       <w:lvlJc w:val="left"/>
     </w:lvl>
-    <w:lvl w:ilvl="7" w:tplc="E8A8FB26">
+    <w:lvl w:ilvl="7" w:tplc="D65C0C48">
       <w:numFmt w:val="decimal"/>
       <w:lvlText w:val=""/>
       <w:lvlJc w:val="left"/>
     </w:lvl>
-    <w:lvl w:ilvl="8" w:tplc="66C27702">
+    <w:lvl w:ilvl="8" w:tplc="691CCBCE">
       <w:numFmt w:val="decimal"/>
       <w:lvlText w:val=""/>
       <w:lvlJc w:val="left"/>
     </w:lvl>
   </w:abstractNum>
-  <w:abstractNum w:abstractNumId="3" w15:restartNumberingAfterBreak="0">
-    <w:nsid w:val="7EC05118"/>
-    <w:multiLevelType w:val="hybridMultilevel"/>
-    <w:tmpl w:val="44E20E10"/>
-    <w:lvl w:ilvl="0" w:tplc="D952DB3A">
-      <w:start w:val="1"/>
-      <w:numFmt w:val="bullet"/>
-      <w:lvlText w:val="●"/>
-      <w:lvlJc w:val="left"/>
-      <w:pPr>
-        <w:ind w:left="720" w:hanging="360"/>
-      </w:pPr>
-    </w:lvl>
-    <w:lvl w:ilvl="1" w:tplc="F6502056">
-      <w:start w:val="1"/>
-      <w:numFmt w:val="bullet"/>
-      <w:lvlText w:val="○"/>
-      <w:lvlJc w:val="left"/>
-      <w:pPr>
-        <w:ind w:left="1440" w:hanging="360"/>
-      </w:pPr>
-    </w:lvl>
-    <w:lvl w:ilvl="2" w:tplc="0F0EC976">
-      <w:start w:val="1"/>
-      <w:numFmt w:val="bullet"/>
-      <w:lvlText w:val="■"/>
-      <w:lvlJc w:val="left"/>
-      <w:pPr>
-        <w:ind w:left="2160" w:hanging="360"/>
-      </w:pPr>
-    </w:lvl>
-    <w:lvl w:ilvl="3" w:tplc="3ADEDAB6">
-      <w:start w:val="1"/>
-      <w:numFmt w:val="bullet"/>
-      <w:lvlText w:val="●"/>
-      <w:lvlJc w:val="left"/>
-      <w:pPr>
-        <w:ind w:left="2880" w:hanging="360"/>
-      </w:pPr>
-    </w:lvl>
-    <w:lvl w:ilvl="4" w:tplc="1BBC49B6">
-      <w:start w:val="1"/>
-      <w:numFmt w:val="bullet"/>
-      <w:lvlText w:val="○"/>
-      <w:lvlJc w:val="left"/>
-      <w:pPr>
-        <w:ind w:left="3600" w:hanging="360"/>
-      </w:pPr>
-    </w:lvl>
-    <w:lvl w:ilvl="5" w:tplc="52D41044">
-      <w:start w:val="1"/>
-      <w:numFmt w:val="bullet"/>
-      <w:lvlText w:val="■"/>
-      <w:lvlJc w:val="left"/>
-      <w:pPr>
-        <w:ind w:left="4320" w:hanging="360"/>
-      </w:pPr>
-    </w:lvl>
-    <w:lvl w:ilvl="6" w:tplc="4DD68D3A">
-      <w:start w:val="1"/>
-      <w:numFmt w:val="bullet"/>
-      <w:lvlText w:val="●"/>
-      <w:lvlJc w:val="left"/>
-      <w:pPr>
-        <w:ind w:left="5040" w:hanging="360"/>
-      </w:pPr>
-    </w:lvl>
-    <w:lvl w:ilvl="7" w:tplc="95F42D54">
-      <w:start w:val="1"/>
-      <w:numFmt w:val="bullet"/>
-      <w:lvlText w:val="●"/>
-      <w:lvlJc w:val="left"/>
-      <w:pPr>
-        <w:ind w:left="5760" w:hanging="360"/>
-      </w:pPr>
-    </w:lvl>
-    <w:lvl w:ilvl="8" w:tplc="511E6A6A">
-      <w:start w:val="1"/>
-      <w:numFmt w:val="bullet"/>
-      <w:lvlText w:val="●"/>
-      <w:lvlJc w:val="left"/>
-      <w:pPr>
-        <w:ind w:left="6480" w:hanging="360"/>
-      </w:pPr>
-    </w:lvl>
-  </w:abstractNum>
-  <w:num w:numId="1" w16cid:durableId="1844978132">
-    <w:abstractNumId w:val="3"/>
+  <w:num w:numId="1" w16cid:durableId="366566302">
+    <w:abstractNumId w:val="2"/>
     <w:lvlOverride w:ilvl="0">
       <w:startOverride w:val="1"/>
     </w:lvlOverride>
   </w:num>
-  <w:num w:numId="2" w16cid:durableId="631325711">
-    <w:abstractNumId w:val="1"/>
+  <w:num w:numId="2" w16cid:durableId="2085451845">
+    <w:abstractNumId w:val="0"/>
     <w:lvlOverride w:ilvl="0">
       <w:startOverride w:val="1"/>
     </w:lvlOverride>
   </w:num>
-  <w:num w:numId="3" w16cid:durableId="1359352869">
-    <w:abstractNumId w:val="0"/>
+  <w:num w:numId="3" w16cid:durableId="1901012980">
+    <w:abstractNumId w:val="3"/>
     <w:lvlOverride w:ilvl="0">
       <w:startOverride w:val="1"/>
     </w:lvlOverride>
